--- a/View/Отчет по ЛР №5/ЛБ5 Шароян.docx
+++ b/View/Отчет по ЛР №5/ЛБ5 Шароян.docx
@@ -695,7 +695,6 @@
                 <w:szCs w:val="24"/>
               </w:rPr>
             </w:pPr>
-            <w:proofErr w:type="spellStart"/>
             <w:r>
               <w:rPr>
                 <w:rFonts w:ascii="Times New Roman" w:eastAsia="Times New Roman" w:hAnsi="Times New Roman" w:cs="Times New Roman"/>
@@ -704,7 +703,6 @@
               </w:rPr>
               <w:t>Шароян</w:t>
             </w:r>
-            <w:proofErr w:type="spellEnd"/>
             <w:r>
               <w:rPr>
                 <w:rFonts w:ascii="Times New Roman" w:eastAsia="Times New Roman" w:hAnsi="Times New Roman" w:cs="Times New Roman"/>
@@ -1084,7 +1082,6 @@
                 <w:szCs w:val="24"/>
               </w:rPr>
             </w:pPr>
-            <w:proofErr w:type="spellStart"/>
             <w:r>
               <w:rPr>
                 <w:rFonts w:ascii="Times New Roman" w:eastAsia="Times New Roman" w:hAnsi="Times New Roman" w:cs="Times New Roman"/>
@@ -1094,7 +1091,6 @@
               </w:rPr>
               <w:t>Калентьев</w:t>
             </w:r>
-            <w:proofErr w:type="spellEnd"/>
             <w:r>
               <w:rPr>
                 <w:rFonts w:ascii="Times New Roman" w:eastAsia="Times New Roman" w:hAnsi="Times New Roman" w:cs="Times New Roman"/>
@@ -4515,20 +4511,6 @@
     <w:p>
       <w:pPr>
         <w:jc w:val="center"/>
-        <w:rPr>
-          <w:lang w:val="en-US"/>
-        </w:rPr>
-      </w:pPr>
-      <w:r>
-        <w:rPr>
-          <w:lang w:val="en-US"/>
-        </w:rPr>
-        <w:t>,</w:t>
-      </w:r>
-    </w:p>
-    <w:p>
-      <w:pPr>
-        <w:jc w:val="center"/>
       </w:pPr>
     </w:p>
     <w:p>
@@ -4606,23 +4588,7 @@
         <w:pStyle w:val="TNR"/>
       </w:pPr>
       <w:r>
-        <w:t>Вариант использования (</w:t>
-      </w:r>
-      <w:proofErr w:type="spellStart"/>
-      <w:r>
-        <w:t>use</w:t>
-      </w:r>
-      <w:proofErr w:type="spellEnd"/>
-      <w:r>
-        <w:t xml:space="preserve"> </w:t>
-      </w:r>
-      <w:proofErr w:type="spellStart"/>
-      <w:r>
-        <w:t>case</w:t>
-      </w:r>
-      <w:proofErr w:type="spellEnd"/>
-      <w:r>
-        <w:t xml:space="preserve">) — это описание множества последовательных действий (включая вариации), которые выполняются некоторым субъектом с целью получения результата, значимого для некоторого действующего лица </w:t>
+        <w:t xml:space="preserve">Вариант использования (use case) — это описание множества последовательных действий (включая вариации), которые выполняются некоторым субъектом с целью получения результата, значимого для некоторого действующего лица </w:t>
       </w:r>
       <w:r>
         <w:t>[</w:t>
@@ -4865,14 +4831,12 @@
       <w:r>
         <w:t xml:space="preserve"> </w:t>
       </w:r>
-      <w:proofErr w:type="spellStart"/>
       <w:r>
         <w:rPr>
           <w:lang w:val="en-US"/>
         </w:rPr>
         <w:t>IPublication</w:t>
       </w:r>
-      <w:proofErr w:type="spellEnd"/>
     </w:p>
     <w:tbl>
       <w:tblPr>
@@ -5011,23 +4975,7 @@
                 <w:sz w:val="24"/>
                 <w:szCs w:val="24"/>
               </w:rPr>
-              <w:t xml:space="preserve">Интерфейс </w:t>
-            </w:r>
-            <w:proofErr w:type="spellStart"/>
-            <w:r>
-              <w:rPr>
-                <w:sz w:val="24"/>
-                <w:szCs w:val="24"/>
-              </w:rPr>
-              <w:t>IPublication</w:t>
-            </w:r>
-            <w:proofErr w:type="spellEnd"/>
-            <w:r>
-              <w:rPr>
-                <w:sz w:val="24"/>
-                <w:szCs w:val="24"/>
-              </w:rPr>
-              <w:t xml:space="preserve"> – интерфейс для издания, содержащий обобщённую информацию об изданиях и метод для получения информации об издании по ГОСТу</w:t>
+              <w:t>Интерфейс IPublication – интерфейс для издания, содержащий обобщённую информацию об изданиях и метод для получения информации об издании по ГОСТу</w:t>
             </w:r>
           </w:p>
         </w:tc>
@@ -5080,18 +5028,8 @@
                 <w:sz w:val="24"/>
                 <w:szCs w:val="24"/>
               </w:rPr>
-              <w:t xml:space="preserve">+ </w:t>
-            </w:r>
-            <w:proofErr w:type="spellStart"/>
-            <w:r>
-              <w:rPr>
-                <w:color w:val="000000"/>
-                <w:sz w:val="24"/>
-                <w:szCs w:val="24"/>
-              </w:rPr>
-              <w:t>Title</w:t>
-            </w:r>
-            <w:proofErr w:type="spellEnd"/>
+              <w:t>+ Title</w:t>
+            </w:r>
           </w:p>
         </w:tc>
         <w:tc>
@@ -5109,7 +5047,6 @@
                 <w:szCs w:val="24"/>
               </w:rPr>
             </w:pPr>
-            <w:proofErr w:type="spellStart"/>
             <w:r>
               <w:rPr>
                 <w:color w:val="000000"/>
@@ -5118,7 +5055,6 @@
               </w:rPr>
               <w:t>string</w:t>
             </w:r>
-            <w:proofErr w:type="spellEnd"/>
           </w:p>
         </w:tc>
         <w:tc>
@@ -5169,18 +5105,8 @@
                 <w:sz w:val="24"/>
                 <w:szCs w:val="24"/>
               </w:rPr>
-              <w:t xml:space="preserve">+ </w:t>
-            </w:r>
-            <w:proofErr w:type="spellStart"/>
-            <w:r>
-              <w:rPr>
-                <w:color w:val="000000"/>
-                <w:sz w:val="24"/>
-                <w:szCs w:val="24"/>
-              </w:rPr>
-              <w:t>TitleInformation</w:t>
-            </w:r>
-            <w:proofErr w:type="spellEnd"/>
+              <w:t>+ TitleInformation</w:t>
+            </w:r>
           </w:p>
         </w:tc>
         <w:tc>
@@ -5198,7 +5124,6 @@
                 <w:szCs w:val="24"/>
               </w:rPr>
             </w:pPr>
-            <w:proofErr w:type="spellStart"/>
             <w:r>
               <w:rPr>
                 <w:color w:val="000000"/>
@@ -5207,7 +5132,6 @@
               </w:rPr>
               <w:t>string</w:t>
             </w:r>
-            <w:proofErr w:type="spellEnd"/>
           </w:p>
         </w:tc>
         <w:tc>
@@ -5277,7 +5201,6 @@
                 <w:szCs w:val="24"/>
               </w:rPr>
             </w:pPr>
-            <w:proofErr w:type="spellStart"/>
             <w:r>
               <w:rPr>
                 <w:color w:val="000000"/>
@@ -5286,7 +5209,6 @@
               </w:rPr>
               <w:t>int</w:t>
             </w:r>
-            <w:proofErr w:type="spellEnd"/>
           </w:p>
         </w:tc>
         <w:tc>
@@ -5356,7 +5278,6 @@
                 <w:szCs w:val="24"/>
               </w:rPr>
             </w:pPr>
-            <w:proofErr w:type="spellStart"/>
             <w:r>
               <w:rPr>
                 <w:color w:val="000000"/>
@@ -5365,7 +5286,6 @@
               </w:rPr>
               <w:t>string</w:t>
             </w:r>
-            <w:proofErr w:type="spellEnd"/>
           </w:p>
         </w:tc>
         <w:tc>
@@ -5416,18 +5336,8 @@
                 <w:sz w:val="24"/>
                 <w:szCs w:val="24"/>
               </w:rPr>
-              <w:t xml:space="preserve">+ </w:t>
-            </w:r>
-            <w:proofErr w:type="spellStart"/>
-            <w:r>
-              <w:rPr>
-                <w:color w:val="000000"/>
-                <w:sz w:val="24"/>
-                <w:szCs w:val="24"/>
-              </w:rPr>
-              <w:t>Publisher</w:t>
-            </w:r>
-            <w:proofErr w:type="spellEnd"/>
+              <w:t>+ Publisher</w:t>
+            </w:r>
           </w:p>
         </w:tc>
         <w:tc>
@@ -5445,7 +5355,6 @@
                 <w:szCs w:val="24"/>
               </w:rPr>
             </w:pPr>
-            <w:proofErr w:type="spellStart"/>
             <w:r>
               <w:rPr>
                 <w:color w:val="000000"/>
@@ -5454,7 +5363,6 @@
               </w:rPr>
               <w:t>string</w:t>
             </w:r>
-            <w:proofErr w:type="spellEnd"/>
           </w:p>
         </w:tc>
         <w:tc>
@@ -5506,18 +5414,8 @@
                 <w:sz w:val="24"/>
                 <w:szCs w:val="24"/>
               </w:rPr>
-              <w:t xml:space="preserve">+ </w:t>
-            </w:r>
-            <w:proofErr w:type="spellStart"/>
-            <w:r>
-              <w:rPr>
-                <w:color w:val="000000"/>
-                <w:sz w:val="24"/>
-                <w:szCs w:val="24"/>
-              </w:rPr>
-              <w:t>TotalPages</w:t>
-            </w:r>
-            <w:proofErr w:type="spellEnd"/>
+              <w:t>+ TotalPages</w:t>
+            </w:r>
           </w:p>
         </w:tc>
         <w:tc>
@@ -5536,7 +5434,6 @@
                 <w:szCs w:val="24"/>
               </w:rPr>
             </w:pPr>
-            <w:proofErr w:type="spellStart"/>
             <w:r>
               <w:rPr>
                 <w:color w:val="000000"/>
@@ -5545,7 +5442,6 @@
               </w:rPr>
               <w:t>int</w:t>
             </w:r>
-            <w:proofErr w:type="spellEnd"/>
           </w:p>
         </w:tc>
         <w:tc>
@@ -5627,35 +5523,7 @@
                 <w:sz w:val="24"/>
                 <w:szCs w:val="24"/>
               </w:rPr>
-              <w:t xml:space="preserve">+ </w:t>
-            </w:r>
-            <w:proofErr w:type="spellStart"/>
-            <w:proofErr w:type="gramStart"/>
-            <w:r>
-              <w:rPr>
-                <w:color w:val="000000"/>
-                <w:sz w:val="24"/>
-                <w:szCs w:val="24"/>
-              </w:rPr>
-              <w:t>GetGOST</w:t>
-            </w:r>
-            <w:proofErr w:type="spellEnd"/>
-            <w:r>
-              <w:rPr>
-                <w:color w:val="000000"/>
-                <w:sz w:val="24"/>
-                <w:szCs w:val="24"/>
-              </w:rPr>
-              <w:t>(</w:t>
-            </w:r>
-            <w:proofErr w:type="gramEnd"/>
-            <w:r>
-              <w:rPr>
-                <w:color w:val="000000"/>
-                <w:sz w:val="24"/>
-                <w:szCs w:val="24"/>
-              </w:rPr>
-              <w:t>)</w:t>
+              <w:t>+ GetGOST()</w:t>
             </w:r>
           </w:p>
         </w:tc>
@@ -5675,7 +5543,6 @@
                 <w:szCs w:val="24"/>
               </w:rPr>
             </w:pPr>
-            <w:proofErr w:type="spellStart"/>
             <w:r>
               <w:rPr>
                 <w:color w:val="000000"/>
@@ -5684,7 +5551,6 @@
               </w:rPr>
               <w:t>string</w:t>
             </w:r>
-            <w:proofErr w:type="spellEnd"/>
           </w:p>
         </w:tc>
         <w:tc>
@@ -5740,11 +5606,9 @@
       <w:r>
         <w:t xml:space="preserve">Описание класса </w:t>
       </w:r>
-      <w:proofErr w:type="spellStart"/>
       <w:r>
         <w:t>PublicationBase</w:t>
       </w:r>
-      <w:proofErr w:type="spellEnd"/>
     </w:p>
     <w:tbl>
       <w:tblPr>
@@ -5883,39 +5747,8 @@
                 <w:sz w:val="24"/>
                 <w:szCs w:val="24"/>
               </w:rPr>
-              <w:t xml:space="preserve">Класс </w:t>
-            </w:r>
-            <w:proofErr w:type="spellStart"/>
-            <w:r>
-              <w:rPr>
-                <w:rFonts w:ascii="Times New Roman" w:hAnsi="Times New Roman" w:cs="Times New Roman"/>
-                <w:color w:val="000000"/>
-                <w:sz w:val="24"/>
-                <w:szCs w:val="24"/>
-              </w:rPr>
-              <w:t>PublicationBase</w:t>
-            </w:r>
-            <w:proofErr w:type="spellEnd"/>
-            <w:r>
-              <w:rPr>
-                <w:rFonts w:ascii="Times New Roman" w:hAnsi="Times New Roman" w:cs="Times New Roman"/>
-                <w:color w:val="000000"/>
-                <w:sz w:val="24"/>
-                <w:szCs w:val="24"/>
-              </w:rPr>
-              <w:t xml:space="preserve"> – абстрактный базовый класс издания, содержащий общую информацию об издании и методы валидации. Реализует интерфейс </w:t>
-            </w:r>
-            <w:proofErr w:type="spellStart"/>
-            <w:r>
-              <w:rPr>
-                <w:rFonts w:ascii="Times New Roman" w:hAnsi="Times New Roman" w:cs="Times New Roman"/>
-                <w:color w:val="000000"/>
-                <w:sz w:val="24"/>
-                <w:szCs w:val="24"/>
-              </w:rPr>
-              <w:t>IPublication</w:t>
-            </w:r>
-            <w:proofErr w:type="spellEnd"/>
+              <w:t>Класс PublicationBase – абстрактный базовый класс издания, содержащий общую информацию об издании и методы валидации. Реализует интерфейс IPublication</w:t>
+            </w:r>
           </w:p>
         </w:tc>
       </w:tr>
@@ -5972,18 +5805,8 @@
                 <w:sz w:val="24"/>
                 <w:szCs w:val="24"/>
               </w:rPr>
-              <w:t>- _</w:t>
-            </w:r>
-            <w:proofErr w:type="spellStart"/>
-            <w:r>
-              <w:rPr>
-                <w:color w:val="000000"/>
-                <w:sz w:val="24"/>
-                <w:szCs w:val="24"/>
-              </w:rPr>
-              <w:t>title</w:t>
-            </w:r>
-            <w:proofErr w:type="spellEnd"/>
+              <w:t>- _title</w:t>
+            </w:r>
           </w:p>
         </w:tc>
         <w:tc>
@@ -6002,7 +5825,6 @@
                 <w:lang w:val="en-US"/>
               </w:rPr>
             </w:pPr>
-            <w:proofErr w:type="spellStart"/>
             <w:r>
               <w:rPr>
                 <w:color w:val="000000"/>
@@ -6011,7 +5833,6 @@
               </w:rPr>
               <w:t>string</w:t>
             </w:r>
-            <w:proofErr w:type="spellEnd"/>
           </w:p>
         </w:tc>
         <w:tc>
@@ -6066,18 +5887,8 @@
                 <w:sz w:val="24"/>
                 <w:szCs w:val="24"/>
               </w:rPr>
-              <w:t>- _</w:t>
-            </w:r>
-            <w:proofErr w:type="spellStart"/>
-            <w:r>
-              <w:rPr>
-                <w:color w:val="000000"/>
-                <w:sz w:val="24"/>
-                <w:szCs w:val="24"/>
-              </w:rPr>
-              <w:t>titleInformation</w:t>
-            </w:r>
-            <w:proofErr w:type="spellEnd"/>
+              <w:t>- _titleInformation</w:t>
+            </w:r>
           </w:p>
         </w:tc>
         <w:tc>
@@ -6096,7 +5907,6 @@
                 <w:lang w:val="en-US"/>
               </w:rPr>
             </w:pPr>
-            <w:proofErr w:type="spellStart"/>
             <w:r>
               <w:rPr>
                 <w:color w:val="000000"/>
@@ -6105,7 +5915,6 @@
               </w:rPr>
               <w:t>string</w:t>
             </w:r>
-            <w:proofErr w:type="spellEnd"/>
           </w:p>
         </w:tc>
         <w:tc>
@@ -6160,18 +5969,8 @@
                 <w:sz w:val="24"/>
                 <w:szCs w:val="24"/>
               </w:rPr>
-              <w:t>- _</w:t>
-            </w:r>
-            <w:proofErr w:type="spellStart"/>
-            <w:r>
-              <w:rPr>
-                <w:color w:val="000000"/>
-                <w:sz w:val="24"/>
-                <w:szCs w:val="24"/>
-              </w:rPr>
-              <w:t>year</w:t>
-            </w:r>
-            <w:proofErr w:type="spellEnd"/>
+              <w:t>- _year</w:t>
+            </w:r>
           </w:p>
         </w:tc>
         <w:tc>
@@ -6190,7 +5989,6 @@
                 <w:lang w:val="en-US"/>
               </w:rPr>
             </w:pPr>
-            <w:proofErr w:type="spellStart"/>
             <w:r>
               <w:rPr>
                 <w:color w:val="000000"/>
@@ -6199,7 +5997,6 @@
               </w:rPr>
               <w:t>int</w:t>
             </w:r>
-            <w:proofErr w:type="spellEnd"/>
           </w:p>
         </w:tc>
         <w:tc>
@@ -6254,18 +6051,8 @@
                 <w:sz w:val="24"/>
                 <w:szCs w:val="24"/>
               </w:rPr>
-              <w:t>- _</w:t>
-            </w:r>
-            <w:proofErr w:type="spellStart"/>
-            <w:r>
-              <w:rPr>
-                <w:color w:val="000000"/>
-                <w:sz w:val="24"/>
-                <w:szCs w:val="24"/>
-              </w:rPr>
-              <w:t>place</w:t>
-            </w:r>
-            <w:proofErr w:type="spellEnd"/>
+              <w:t>- _place</w:t>
+            </w:r>
           </w:p>
         </w:tc>
         <w:tc>
@@ -6284,7 +6071,6 @@
                 <w:lang w:val="en-US"/>
               </w:rPr>
             </w:pPr>
-            <w:proofErr w:type="spellStart"/>
             <w:r>
               <w:rPr>
                 <w:color w:val="000000"/>
@@ -6293,7 +6079,6 @@
               </w:rPr>
               <w:t>string</w:t>
             </w:r>
-            <w:proofErr w:type="spellEnd"/>
           </w:p>
         </w:tc>
         <w:tc>
@@ -6348,18 +6133,8 @@
                 <w:sz w:val="24"/>
                 <w:szCs w:val="24"/>
               </w:rPr>
-              <w:t>- _</w:t>
-            </w:r>
-            <w:proofErr w:type="spellStart"/>
-            <w:r>
-              <w:rPr>
-                <w:color w:val="000000"/>
-                <w:sz w:val="24"/>
-                <w:szCs w:val="24"/>
-              </w:rPr>
-              <w:t>publisher</w:t>
-            </w:r>
-            <w:proofErr w:type="spellEnd"/>
+              <w:t>- _publisher</w:t>
+            </w:r>
           </w:p>
         </w:tc>
         <w:tc>
@@ -6378,7 +6153,6 @@
                 <w:lang w:val="en-US"/>
               </w:rPr>
             </w:pPr>
-            <w:proofErr w:type="spellStart"/>
             <w:r>
               <w:rPr>
                 <w:color w:val="000000"/>
@@ -6387,7 +6161,6 @@
               </w:rPr>
               <w:t>string</w:t>
             </w:r>
-            <w:proofErr w:type="spellEnd"/>
           </w:p>
         </w:tc>
         <w:tc>
@@ -6442,18 +6215,8 @@
                 <w:sz w:val="24"/>
                 <w:szCs w:val="24"/>
               </w:rPr>
-              <w:t>- _</w:t>
-            </w:r>
-            <w:proofErr w:type="spellStart"/>
-            <w:r>
-              <w:rPr>
-                <w:color w:val="000000"/>
-                <w:sz w:val="24"/>
-                <w:szCs w:val="24"/>
-              </w:rPr>
-              <w:t>totalPages</w:t>
-            </w:r>
-            <w:proofErr w:type="spellEnd"/>
+              <w:t>- _totalPages</w:t>
+            </w:r>
           </w:p>
         </w:tc>
         <w:tc>
@@ -6472,7 +6235,6 @@
                 <w:lang w:val="en-US"/>
               </w:rPr>
             </w:pPr>
-            <w:proofErr w:type="spellStart"/>
             <w:r>
               <w:rPr>
                 <w:color w:val="000000"/>
@@ -6481,7 +6243,6 @@
               </w:rPr>
               <w:t>int</w:t>
             </w:r>
-            <w:proofErr w:type="spellEnd"/>
           </w:p>
         </w:tc>
         <w:tc>
@@ -6536,18 +6297,8 @@
                 <w:sz w:val="24"/>
                 <w:szCs w:val="24"/>
               </w:rPr>
-              <w:t xml:space="preserve">- </w:t>
-            </w:r>
-            <w:proofErr w:type="spellStart"/>
-            <w:r>
-              <w:rPr>
-                <w:color w:val="000000"/>
-                <w:sz w:val="24"/>
-                <w:szCs w:val="24"/>
-              </w:rPr>
-              <w:t>MinYear</w:t>
-            </w:r>
-            <w:proofErr w:type="spellEnd"/>
+              <w:t>- MinYear</w:t>
+            </w:r>
           </w:p>
         </w:tc>
         <w:tc>
@@ -6566,7 +6317,6 @@
                 <w:lang w:val="en-US"/>
               </w:rPr>
             </w:pPr>
-            <w:proofErr w:type="spellStart"/>
             <w:r>
               <w:rPr>
                 <w:color w:val="000000"/>
@@ -6575,7 +6325,6 @@
               </w:rPr>
               <w:t>int</w:t>
             </w:r>
-            <w:proofErr w:type="spellEnd"/>
           </w:p>
         </w:tc>
         <w:tc>
@@ -6630,18 +6379,8 @@
                 <w:sz w:val="24"/>
                 <w:szCs w:val="24"/>
               </w:rPr>
-              <w:t xml:space="preserve">- </w:t>
-            </w:r>
-            <w:proofErr w:type="spellStart"/>
-            <w:r>
-              <w:rPr>
-                <w:color w:val="000000"/>
-                <w:sz w:val="24"/>
-                <w:szCs w:val="24"/>
-              </w:rPr>
-              <w:t>MinTotalPages</w:t>
-            </w:r>
-            <w:proofErr w:type="spellEnd"/>
+              <w:t>- MinTotalPages</w:t>
+            </w:r>
           </w:p>
         </w:tc>
         <w:tc>
@@ -6660,7 +6399,6 @@
                 <w:lang w:val="en-US"/>
               </w:rPr>
             </w:pPr>
-            <w:proofErr w:type="spellStart"/>
             <w:r>
               <w:rPr>
                 <w:color w:val="000000"/>
@@ -6669,7 +6407,6 @@
               </w:rPr>
               <w:t>int</w:t>
             </w:r>
-            <w:proofErr w:type="spellEnd"/>
           </w:p>
         </w:tc>
         <w:tc>
@@ -6725,18 +6462,8 @@
                 <w:szCs w:val="24"/>
               </w:rPr>
               <w:lastRenderedPageBreak/>
-              <w:t xml:space="preserve">- </w:t>
-            </w:r>
-            <w:proofErr w:type="spellStart"/>
-            <w:r>
-              <w:rPr>
-                <w:color w:val="000000"/>
-                <w:sz w:val="24"/>
-                <w:szCs w:val="24"/>
-              </w:rPr>
-              <w:t>MaxTotalPages</w:t>
-            </w:r>
-            <w:proofErr w:type="spellEnd"/>
+              <w:t>- MaxTotalPages</w:t>
+            </w:r>
           </w:p>
         </w:tc>
         <w:tc>
@@ -6755,7 +6482,6 @@
                 <w:lang w:val="en-US"/>
               </w:rPr>
             </w:pPr>
-            <w:proofErr w:type="spellStart"/>
             <w:r>
               <w:rPr>
                 <w:color w:val="000000"/>
@@ -6764,7 +6490,6 @@
               </w:rPr>
               <w:t>int</w:t>
             </w:r>
-            <w:proofErr w:type="spellEnd"/>
           </w:p>
         </w:tc>
         <w:tc>
@@ -6842,18 +6567,8 @@
                 <w:sz w:val="24"/>
                 <w:szCs w:val="24"/>
               </w:rPr>
-              <w:t xml:space="preserve">+ </w:t>
-            </w:r>
-            <w:proofErr w:type="spellStart"/>
-            <w:r>
-              <w:rPr>
-                <w:color w:val="000000"/>
-                <w:sz w:val="24"/>
-                <w:szCs w:val="24"/>
-              </w:rPr>
-              <w:t>Title</w:t>
-            </w:r>
-            <w:proofErr w:type="spellEnd"/>
+              <w:t>+ Title</w:t>
+            </w:r>
           </w:p>
         </w:tc>
         <w:tc>
@@ -6871,7 +6586,6 @@
                 <w:szCs w:val="24"/>
               </w:rPr>
             </w:pPr>
-            <w:proofErr w:type="spellStart"/>
             <w:r>
               <w:rPr>
                 <w:color w:val="000000"/>
@@ -6880,7 +6594,6 @@
               </w:rPr>
               <w:t>string</w:t>
             </w:r>
-            <w:proofErr w:type="spellEnd"/>
           </w:p>
         </w:tc>
         <w:tc>
@@ -6931,18 +6644,8 @@
                 <w:sz w:val="24"/>
                 <w:szCs w:val="24"/>
               </w:rPr>
-              <w:t xml:space="preserve">+ </w:t>
-            </w:r>
-            <w:proofErr w:type="spellStart"/>
-            <w:r>
-              <w:rPr>
-                <w:color w:val="000000"/>
-                <w:sz w:val="24"/>
-                <w:szCs w:val="24"/>
-              </w:rPr>
-              <w:t>TitleInformation</w:t>
-            </w:r>
-            <w:proofErr w:type="spellEnd"/>
+              <w:t>+ TitleInformation</w:t>
+            </w:r>
           </w:p>
         </w:tc>
         <w:tc>
@@ -6960,7 +6663,6 @@
                 <w:szCs w:val="24"/>
               </w:rPr>
             </w:pPr>
-            <w:proofErr w:type="spellStart"/>
             <w:r>
               <w:rPr>
                 <w:color w:val="000000"/>
@@ -6969,7 +6671,6 @@
               </w:rPr>
               <w:t>string</w:t>
             </w:r>
-            <w:proofErr w:type="spellEnd"/>
           </w:p>
         </w:tc>
         <w:tc>
@@ -7039,7 +6740,6 @@
                 <w:szCs w:val="24"/>
               </w:rPr>
             </w:pPr>
-            <w:proofErr w:type="spellStart"/>
             <w:r>
               <w:rPr>
                 <w:color w:val="000000"/>
@@ -7048,7 +6748,6 @@
               </w:rPr>
               <w:t>int</w:t>
             </w:r>
-            <w:proofErr w:type="spellEnd"/>
           </w:p>
         </w:tc>
         <w:tc>
@@ -7118,7 +6817,6 @@
                 <w:szCs w:val="24"/>
               </w:rPr>
             </w:pPr>
-            <w:proofErr w:type="spellStart"/>
             <w:r>
               <w:rPr>
                 <w:color w:val="000000"/>
@@ -7127,7 +6825,6 @@
               </w:rPr>
               <w:t>string</w:t>
             </w:r>
-            <w:proofErr w:type="spellEnd"/>
           </w:p>
         </w:tc>
         <w:tc>
@@ -7178,18 +6875,8 @@
                 <w:sz w:val="24"/>
                 <w:szCs w:val="24"/>
               </w:rPr>
-              <w:t xml:space="preserve">+ </w:t>
-            </w:r>
-            <w:proofErr w:type="spellStart"/>
-            <w:r>
-              <w:rPr>
-                <w:color w:val="000000"/>
-                <w:sz w:val="24"/>
-                <w:szCs w:val="24"/>
-              </w:rPr>
-              <w:t>Publisher</w:t>
-            </w:r>
-            <w:proofErr w:type="spellEnd"/>
+              <w:t>+ Publisher</w:t>
+            </w:r>
           </w:p>
         </w:tc>
         <w:tc>
@@ -7207,7 +6894,6 @@
                 <w:szCs w:val="24"/>
               </w:rPr>
             </w:pPr>
-            <w:proofErr w:type="spellStart"/>
             <w:r>
               <w:rPr>
                 <w:color w:val="000000"/>
@@ -7216,7 +6902,6 @@
               </w:rPr>
               <w:t>string</w:t>
             </w:r>
-            <w:proofErr w:type="spellEnd"/>
           </w:p>
         </w:tc>
         <w:tc>
@@ -7267,18 +6952,8 @@
                 <w:sz w:val="24"/>
                 <w:szCs w:val="24"/>
               </w:rPr>
-              <w:t xml:space="preserve">+ </w:t>
-            </w:r>
-            <w:proofErr w:type="spellStart"/>
-            <w:r>
-              <w:rPr>
-                <w:color w:val="000000"/>
-                <w:sz w:val="24"/>
-                <w:szCs w:val="24"/>
-              </w:rPr>
-              <w:t>TotalPages</w:t>
-            </w:r>
-            <w:proofErr w:type="spellEnd"/>
+              <w:t>+ TotalPages</w:t>
+            </w:r>
           </w:p>
         </w:tc>
         <w:tc>
@@ -7296,7 +6971,6 @@
                 <w:szCs w:val="24"/>
               </w:rPr>
             </w:pPr>
-            <w:proofErr w:type="spellStart"/>
             <w:r>
               <w:rPr>
                 <w:color w:val="000000"/>
@@ -7305,7 +6979,6 @@
               </w:rPr>
               <w:t>int</w:t>
             </w:r>
-            <w:proofErr w:type="spellEnd"/>
           </w:p>
         </w:tc>
         <w:tc>
@@ -7383,35 +7056,7 @@
                 <w:sz w:val="24"/>
                 <w:szCs w:val="24"/>
               </w:rPr>
-              <w:t xml:space="preserve">+ </w:t>
-            </w:r>
-            <w:proofErr w:type="spellStart"/>
-            <w:proofErr w:type="gramStart"/>
-            <w:r>
-              <w:rPr>
-                <w:color w:val="000000"/>
-                <w:sz w:val="24"/>
-                <w:szCs w:val="24"/>
-              </w:rPr>
-              <w:t>GetGOST</w:t>
-            </w:r>
-            <w:proofErr w:type="spellEnd"/>
-            <w:r>
-              <w:rPr>
-                <w:color w:val="000000"/>
-                <w:sz w:val="24"/>
-                <w:szCs w:val="24"/>
-              </w:rPr>
-              <w:t>(</w:t>
-            </w:r>
-            <w:proofErr w:type="gramEnd"/>
-            <w:r>
-              <w:rPr>
-                <w:color w:val="000000"/>
-                <w:sz w:val="24"/>
-                <w:szCs w:val="24"/>
-              </w:rPr>
-              <w:t>)</w:t>
+              <w:t>+ GetGOST()</w:t>
             </w:r>
           </w:p>
         </w:tc>
@@ -7430,7 +7075,6 @@
                 <w:szCs w:val="24"/>
               </w:rPr>
             </w:pPr>
-            <w:proofErr w:type="spellStart"/>
             <w:r>
               <w:rPr>
                 <w:color w:val="000000"/>
@@ -7439,7 +7083,6 @@
               </w:rPr>
               <w:t>string</w:t>
             </w:r>
-            <w:proofErr w:type="spellEnd"/>
           </w:p>
         </w:tc>
         <w:tc>
@@ -7492,58 +7135,7 @@
                 <w:szCs w:val="24"/>
                 <w:lang w:val="en-US"/>
               </w:rPr>
-              <w:t xml:space="preserve"># </w:t>
-            </w:r>
-            <w:proofErr w:type="spellStart"/>
-            <w:proofErr w:type="gramStart"/>
-            <w:r>
-              <w:rPr>
-                <w:color w:val="000000"/>
-                <w:sz w:val="24"/>
-                <w:szCs w:val="24"/>
-                <w:lang w:val="en-US"/>
-              </w:rPr>
-              <w:t>ValidateString</w:t>
-            </w:r>
-            <w:proofErr w:type="spellEnd"/>
-            <w:r>
-              <w:rPr>
-                <w:color w:val="000000"/>
-                <w:sz w:val="24"/>
-                <w:szCs w:val="24"/>
-                <w:lang w:val="en-US"/>
-              </w:rPr>
-              <w:t>(</w:t>
-            </w:r>
-            <w:proofErr w:type="gramEnd"/>
-            <w:r>
-              <w:rPr>
-                <w:color w:val="000000"/>
-                <w:sz w:val="24"/>
-                <w:szCs w:val="24"/>
-                <w:lang w:val="en-US"/>
-              </w:rPr>
-              <w:t xml:space="preserve">string value, string </w:t>
-            </w:r>
-            <w:proofErr w:type="spellStart"/>
-            <w:r>
-              <w:rPr>
-                <w:color w:val="000000"/>
-                <w:sz w:val="24"/>
-                <w:szCs w:val="24"/>
-                <w:lang w:val="en-US"/>
-              </w:rPr>
-              <w:t>parameterName</w:t>
-            </w:r>
-            <w:proofErr w:type="spellEnd"/>
-            <w:r>
-              <w:rPr>
-                <w:color w:val="000000"/>
-                <w:sz w:val="24"/>
-                <w:szCs w:val="24"/>
-                <w:lang w:val="en-US"/>
-              </w:rPr>
-              <w:t>)</w:t>
+              <w:t># ValidateString(string value, string parameterName)</w:t>
             </w:r>
           </w:p>
         </w:tc>
@@ -7562,7 +7154,6 @@
                 <w:szCs w:val="24"/>
               </w:rPr>
             </w:pPr>
-            <w:proofErr w:type="spellStart"/>
             <w:r>
               <w:rPr>
                 <w:color w:val="000000"/>
@@ -7571,7 +7162,6 @@
               </w:rPr>
               <w:t>void</w:t>
             </w:r>
-            <w:proofErr w:type="spellEnd"/>
           </w:p>
         </w:tc>
         <w:tc>
@@ -7624,58 +7214,7 @@
                 <w:szCs w:val="24"/>
                 <w:lang w:val="en-US"/>
               </w:rPr>
-              <w:t xml:space="preserve"># </w:t>
-            </w:r>
-            <w:proofErr w:type="spellStart"/>
-            <w:proofErr w:type="gramStart"/>
-            <w:r>
-              <w:rPr>
-                <w:color w:val="000000"/>
-                <w:sz w:val="24"/>
-                <w:szCs w:val="24"/>
-                <w:lang w:val="en-US"/>
-              </w:rPr>
-              <w:t>ValidateYear</w:t>
-            </w:r>
-            <w:proofErr w:type="spellEnd"/>
-            <w:r>
-              <w:rPr>
-                <w:color w:val="000000"/>
-                <w:sz w:val="24"/>
-                <w:szCs w:val="24"/>
-                <w:lang w:val="en-US"/>
-              </w:rPr>
-              <w:t>(</w:t>
-            </w:r>
-            <w:proofErr w:type="gramEnd"/>
-            <w:r>
-              <w:rPr>
-                <w:color w:val="000000"/>
-                <w:sz w:val="24"/>
-                <w:szCs w:val="24"/>
-                <w:lang w:val="en-US"/>
-              </w:rPr>
-              <w:t xml:space="preserve">int value, string </w:t>
-            </w:r>
-            <w:proofErr w:type="spellStart"/>
-            <w:r>
-              <w:rPr>
-                <w:color w:val="000000"/>
-                <w:sz w:val="24"/>
-                <w:szCs w:val="24"/>
-                <w:lang w:val="en-US"/>
-              </w:rPr>
-              <w:t>parameterName</w:t>
-            </w:r>
-            <w:proofErr w:type="spellEnd"/>
-            <w:r>
-              <w:rPr>
-                <w:color w:val="000000"/>
-                <w:sz w:val="24"/>
-                <w:szCs w:val="24"/>
-                <w:lang w:val="en-US"/>
-              </w:rPr>
-              <w:t>)</w:t>
+              <w:t># ValidateYear(int value, string parameterName)</w:t>
             </w:r>
           </w:p>
         </w:tc>
@@ -7694,7 +7233,6 @@
                 <w:szCs w:val="24"/>
               </w:rPr>
             </w:pPr>
-            <w:proofErr w:type="spellStart"/>
             <w:r>
               <w:rPr>
                 <w:color w:val="000000"/>
@@ -7703,7 +7241,6 @@
               </w:rPr>
               <w:t>void</w:t>
             </w:r>
-            <w:proofErr w:type="spellEnd"/>
           </w:p>
         </w:tc>
         <w:tc>
@@ -7756,58 +7293,7 @@
                 <w:szCs w:val="24"/>
                 <w:lang w:val="en-US"/>
               </w:rPr>
-              <w:t xml:space="preserve"># </w:t>
-            </w:r>
-            <w:proofErr w:type="spellStart"/>
-            <w:proofErr w:type="gramStart"/>
-            <w:r>
-              <w:rPr>
-                <w:color w:val="000000"/>
-                <w:sz w:val="24"/>
-                <w:szCs w:val="24"/>
-                <w:lang w:val="en-US"/>
-              </w:rPr>
-              <w:t>ValidatePositiveNumber</w:t>
-            </w:r>
-            <w:proofErr w:type="spellEnd"/>
-            <w:r>
-              <w:rPr>
-                <w:color w:val="000000"/>
-                <w:sz w:val="24"/>
-                <w:szCs w:val="24"/>
-                <w:lang w:val="en-US"/>
-              </w:rPr>
-              <w:t>(</w:t>
-            </w:r>
-            <w:proofErr w:type="gramEnd"/>
-            <w:r>
-              <w:rPr>
-                <w:color w:val="000000"/>
-                <w:sz w:val="24"/>
-                <w:szCs w:val="24"/>
-                <w:lang w:val="en-US"/>
-              </w:rPr>
-              <w:t xml:space="preserve">int value, string </w:t>
-            </w:r>
-            <w:proofErr w:type="spellStart"/>
-            <w:r>
-              <w:rPr>
-                <w:color w:val="000000"/>
-                <w:sz w:val="24"/>
-                <w:szCs w:val="24"/>
-                <w:lang w:val="en-US"/>
-              </w:rPr>
-              <w:t>parameterName</w:t>
-            </w:r>
-            <w:proofErr w:type="spellEnd"/>
-            <w:r>
-              <w:rPr>
-                <w:color w:val="000000"/>
-                <w:sz w:val="24"/>
-                <w:szCs w:val="24"/>
-                <w:lang w:val="en-US"/>
-              </w:rPr>
-              <w:t>)</w:t>
+              <w:t># ValidatePositiveNumber(int value, string parameterName)</w:t>
             </w:r>
           </w:p>
         </w:tc>
@@ -7826,7 +7312,6 @@
                 <w:szCs w:val="24"/>
               </w:rPr>
             </w:pPr>
-            <w:proofErr w:type="spellStart"/>
             <w:r>
               <w:rPr>
                 <w:color w:val="000000"/>
@@ -7835,7 +7320,6 @@
               </w:rPr>
               <w:t>void</w:t>
             </w:r>
-            <w:proofErr w:type="spellEnd"/>
           </w:p>
         </w:tc>
         <w:tc>
@@ -7888,38 +7372,7 @@
                 <w:szCs w:val="24"/>
                 <w:lang w:val="en-US"/>
               </w:rPr>
-              <w:t xml:space="preserve"># </w:t>
-            </w:r>
-            <w:proofErr w:type="spellStart"/>
-            <w:proofErr w:type="gramStart"/>
-            <w:r>
-              <w:rPr>
-                <w:color w:val="000000"/>
-                <w:sz w:val="24"/>
-                <w:szCs w:val="24"/>
-                <w:lang w:val="en-US"/>
-              </w:rPr>
-              <w:t>AppendIfNotEmpty</w:t>
-            </w:r>
-            <w:proofErr w:type="spellEnd"/>
-            <w:r>
-              <w:rPr>
-                <w:color w:val="000000"/>
-                <w:sz w:val="24"/>
-                <w:szCs w:val="24"/>
-                <w:lang w:val="en-US"/>
-              </w:rPr>
-              <w:t>(</w:t>
-            </w:r>
-            <w:proofErr w:type="gramEnd"/>
-            <w:r>
-              <w:rPr>
-                <w:color w:val="000000"/>
-                <w:sz w:val="24"/>
-                <w:szCs w:val="24"/>
-                <w:lang w:val="en-US"/>
-              </w:rPr>
-              <w:t>StringBuilder, string prefix, string value, string suffix)</w:t>
+              <w:t># AppendIfNotEmpty(StringBuilder, string prefix, string value, string suffix)</w:t>
             </w:r>
           </w:p>
         </w:tc>
@@ -7938,7 +7391,6 @@
                 <w:szCs w:val="24"/>
               </w:rPr>
             </w:pPr>
-            <w:proofErr w:type="spellStart"/>
             <w:r>
               <w:rPr>
                 <w:color w:val="000000"/>
@@ -7947,7 +7399,6 @@
               </w:rPr>
               <w:t>void</w:t>
             </w:r>
-            <w:proofErr w:type="spellEnd"/>
           </w:p>
         </w:tc>
         <w:tc>
@@ -7971,53 +7422,7 @@
                 <w:sz w:val="24"/>
                 <w:szCs w:val="24"/>
               </w:rPr>
-              <w:t xml:space="preserve">Метод добавления необязательного атрибута в </w:t>
-            </w:r>
-            <w:proofErr w:type="spellStart"/>
-            <w:r>
-              <w:rPr>
-                <w:color w:val="000000"/>
-                <w:sz w:val="24"/>
-                <w:szCs w:val="24"/>
-              </w:rPr>
-              <w:t>StringBuilder</w:t>
-            </w:r>
-            <w:proofErr w:type="spellEnd"/>
-            <w:r>
-              <w:rPr>
-                <w:color w:val="000000"/>
-                <w:sz w:val="24"/>
-                <w:szCs w:val="24"/>
-              </w:rPr>
-              <w:t xml:space="preserve"> перед передачей в </w:t>
-            </w:r>
-            <w:proofErr w:type="spellStart"/>
-            <w:proofErr w:type="gramStart"/>
-            <w:r>
-              <w:rPr>
-                <w:color w:val="000000"/>
-                <w:sz w:val="24"/>
-                <w:szCs w:val="24"/>
-              </w:rPr>
-              <w:t>GetGOST</w:t>
-            </w:r>
-            <w:proofErr w:type="spellEnd"/>
-            <w:r>
-              <w:rPr>
-                <w:color w:val="000000"/>
-                <w:sz w:val="24"/>
-                <w:szCs w:val="24"/>
-              </w:rPr>
-              <w:t>(</w:t>
-            </w:r>
-            <w:proofErr w:type="gramEnd"/>
-            <w:r>
-              <w:rPr>
-                <w:color w:val="000000"/>
-                <w:sz w:val="24"/>
-                <w:szCs w:val="24"/>
-              </w:rPr>
-              <w:t>)</w:t>
+              <w:t>Метод добавления необязательного атрибута в StringBuilder перед передачей в GetGOST()</w:t>
             </w:r>
           </w:p>
         </w:tc>
@@ -8239,18 +7644,8 @@
                 <w:sz w:val="24"/>
                 <w:szCs w:val="24"/>
               </w:rPr>
-              <w:t>- _</w:t>
-            </w:r>
-            <w:proofErr w:type="spellStart"/>
-            <w:r>
-              <w:rPr>
-                <w:color w:val="000000"/>
-                <w:sz w:val="24"/>
-                <w:szCs w:val="24"/>
-              </w:rPr>
-              <w:t>authors</w:t>
-            </w:r>
-            <w:proofErr w:type="spellEnd"/>
+              <w:t>- _authors</w:t>
+            </w:r>
           </w:p>
         </w:tc>
         <w:tc>
@@ -8275,25 +7670,7 @@
                 <w:sz w:val="24"/>
                 <w:szCs w:val="24"/>
               </w:rPr>
-              <w:t>List\&lt;</w:t>
-            </w:r>
-            <w:proofErr w:type="spellStart"/>
-            <w:r>
-              <w:rPr>
-                <w:color w:val="000000"/>
-                <w:sz w:val="24"/>
-                <w:szCs w:val="24"/>
-              </w:rPr>
-              <w:t>string</w:t>
-            </w:r>
-            <w:proofErr w:type="spellEnd"/>
-            <w:r>
-              <w:rPr>
-                <w:color w:val="000000"/>
-                <w:sz w:val="24"/>
-                <w:szCs w:val="24"/>
-              </w:rPr>
-              <w:t>\&gt;</w:t>
+              <w:t>List\&lt;string\&gt;</w:t>
             </w:r>
           </w:p>
         </w:tc>
@@ -8346,18 +7723,8 @@
                 <w:szCs w:val="24"/>
               </w:rPr>
               <w:lastRenderedPageBreak/>
-              <w:t xml:space="preserve">- </w:t>
-            </w:r>
-            <w:proofErr w:type="spellStart"/>
-            <w:r>
-              <w:rPr>
-                <w:color w:val="000000"/>
-                <w:sz w:val="24"/>
-                <w:szCs w:val="24"/>
-              </w:rPr>
-              <w:t>MaxAuthorsForFullList</w:t>
-            </w:r>
-            <w:proofErr w:type="spellEnd"/>
+              <w:t>- MaxAuthorsForFullList</w:t>
+            </w:r>
           </w:p>
         </w:tc>
         <w:tc>
@@ -8376,7 +7743,6 @@
                 <w:lang w:val="en-US"/>
               </w:rPr>
             </w:pPr>
-            <w:proofErr w:type="spellStart"/>
             <w:r>
               <w:rPr>
                 <w:color w:val="000000"/>
@@ -8385,7 +7751,6 @@
               </w:rPr>
               <w:t>int</w:t>
             </w:r>
-            <w:proofErr w:type="spellEnd"/>
           </w:p>
         </w:tc>
         <w:tc>
@@ -8436,18 +7801,8 @@
                 <w:sz w:val="24"/>
                 <w:szCs w:val="24"/>
               </w:rPr>
-              <w:t xml:space="preserve">- </w:t>
-            </w:r>
-            <w:proofErr w:type="spellStart"/>
-            <w:r>
-              <w:rPr>
-                <w:color w:val="000000"/>
-                <w:sz w:val="24"/>
-                <w:szCs w:val="24"/>
-              </w:rPr>
-              <w:t>MaxAuthorsForTitle</w:t>
-            </w:r>
-            <w:proofErr w:type="spellEnd"/>
+              <w:t>- MaxAuthorsForTitle</w:t>
+            </w:r>
           </w:p>
         </w:tc>
         <w:tc>
@@ -8466,7 +7821,6 @@
                 <w:lang w:val="en-US"/>
               </w:rPr>
             </w:pPr>
-            <w:proofErr w:type="spellStart"/>
             <w:r>
               <w:rPr>
                 <w:color w:val="000000"/>
@@ -8475,7 +7829,6 @@
               </w:rPr>
               <w:t>int</w:t>
             </w:r>
-            <w:proofErr w:type="spellEnd"/>
           </w:p>
         </w:tc>
         <w:tc>
@@ -8526,18 +7879,8 @@
                 <w:sz w:val="24"/>
                 <w:szCs w:val="24"/>
               </w:rPr>
-              <w:t xml:space="preserve">- </w:t>
-            </w:r>
-            <w:proofErr w:type="spellStart"/>
-            <w:r>
-              <w:rPr>
-                <w:color w:val="000000"/>
-                <w:sz w:val="24"/>
-                <w:szCs w:val="24"/>
-              </w:rPr>
-              <w:t>MinAuthorsForTitle</w:t>
-            </w:r>
-            <w:proofErr w:type="spellEnd"/>
+              <w:t>- MinAuthorsForTitle</w:t>
+            </w:r>
           </w:p>
         </w:tc>
         <w:tc>
@@ -8556,7 +7899,6 @@
                 <w:lang w:val="en-US"/>
               </w:rPr>
             </w:pPr>
-            <w:proofErr w:type="spellStart"/>
             <w:r>
               <w:rPr>
                 <w:color w:val="000000"/>
@@ -8565,7 +7907,6 @@
               </w:rPr>
               <w:t>int</w:t>
             </w:r>
-            <w:proofErr w:type="spellEnd"/>
           </w:p>
         </w:tc>
         <w:tc>
@@ -8616,18 +7957,8 @@
                 <w:sz w:val="24"/>
                 <w:szCs w:val="24"/>
               </w:rPr>
-              <w:t xml:space="preserve">- </w:t>
-            </w:r>
-            <w:proofErr w:type="spellStart"/>
-            <w:r>
-              <w:rPr>
-                <w:color w:val="000000"/>
-                <w:sz w:val="24"/>
-                <w:szCs w:val="24"/>
-              </w:rPr>
-              <w:t>SingleAuthor</w:t>
-            </w:r>
-            <w:proofErr w:type="spellEnd"/>
+              <w:t>- SingleAuthor</w:t>
+            </w:r>
           </w:p>
         </w:tc>
         <w:tc>
@@ -8646,7 +7977,6 @@
                 <w:lang w:val="en-US"/>
               </w:rPr>
             </w:pPr>
-            <w:proofErr w:type="spellStart"/>
             <w:r>
               <w:rPr>
                 <w:color w:val="000000"/>
@@ -8655,7 +7985,6 @@
               </w:rPr>
               <w:t>int</w:t>
             </w:r>
-            <w:proofErr w:type="spellEnd"/>
           </w:p>
         </w:tc>
         <w:tc>
@@ -8731,18 +8060,8 @@
                 <w:sz w:val="24"/>
                 <w:szCs w:val="24"/>
               </w:rPr>
-              <w:t xml:space="preserve">+ </w:t>
-            </w:r>
-            <w:proofErr w:type="spellStart"/>
-            <w:r>
-              <w:rPr>
-                <w:color w:val="000000"/>
-                <w:sz w:val="24"/>
-                <w:szCs w:val="24"/>
-              </w:rPr>
-              <w:t>Authors</w:t>
-            </w:r>
-            <w:proofErr w:type="spellEnd"/>
+              <w:t>+ Authors</w:t>
+            </w:r>
           </w:p>
         </w:tc>
         <w:tc>
@@ -8759,41 +8078,13 @@
                 <w:szCs w:val="24"/>
               </w:rPr>
             </w:pPr>
-            <w:proofErr w:type="spellStart"/>
-            <w:r>
-              <w:rPr>
-                <w:color w:val="000000"/>
-                <w:sz w:val="24"/>
-                <w:szCs w:val="24"/>
-              </w:rPr>
-              <w:t>IReadOnlyList</w:t>
-            </w:r>
-            <w:proofErr w:type="spellEnd"/>
-            <w:r>
-              <w:rPr>
-                <w:color w:val="000000"/>
-                <w:sz w:val="24"/>
-                <w:szCs w:val="24"/>
-              </w:rPr>
-              <w:t>\&lt;</w:t>
-            </w:r>
-            <w:proofErr w:type="spellStart"/>
-            <w:r>
-              <w:rPr>
-                <w:color w:val="000000"/>
-                <w:sz w:val="24"/>
-                <w:szCs w:val="24"/>
-              </w:rPr>
-              <w:t>string</w:t>
-            </w:r>
-            <w:proofErr w:type="spellEnd"/>
-            <w:r>
-              <w:rPr>
-                <w:color w:val="000000"/>
-                <w:sz w:val="24"/>
-                <w:szCs w:val="24"/>
-              </w:rPr>
-              <w:t>\&gt;</w:t>
+            <w:r>
+              <w:rPr>
+                <w:color w:val="000000"/>
+                <w:sz w:val="24"/>
+                <w:szCs w:val="24"/>
+              </w:rPr>
+              <w:t>IReadOnlyList\&lt;string\&gt;</w:t>
             </w:r>
           </w:p>
         </w:tc>
@@ -8869,35 +8160,7 @@
                 <w:sz w:val="24"/>
                 <w:szCs w:val="24"/>
               </w:rPr>
-              <w:t xml:space="preserve">+ </w:t>
-            </w:r>
-            <w:proofErr w:type="spellStart"/>
-            <w:proofErr w:type="gramStart"/>
-            <w:r>
-              <w:rPr>
-                <w:color w:val="000000"/>
-                <w:sz w:val="24"/>
-                <w:szCs w:val="24"/>
-              </w:rPr>
-              <w:t>GetGOST</w:t>
-            </w:r>
-            <w:proofErr w:type="spellEnd"/>
-            <w:r>
-              <w:rPr>
-                <w:color w:val="000000"/>
-                <w:sz w:val="24"/>
-                <w:szCs w:val="24"/>
-              </w:rPr>
-              <w:t>(</w:t>
-            </w:r>
-            <w:proofErr w:type="gramEnd"/>
-            <w:r>
-              <w:rPr>
-                <w:color w:val="000000"/>
-                <w:sz w:val="24"/>
-                <w:szCs w:val="24"/>
-              </w:rPr>
-              <w:t>)</w:t>
+              <w:t>+ GetGOST()</w:t>
             </w:r>
           </w:p>
         </w:tc>
@@ -8915,7 +8178,6 @@
                 <w:szCs w:val="24"/>
               </w:rPr>
             </w:pPr>
-            <w:proofErr w:type="spellStart"/>
             <w:r>
               <w:rPr>
                 <w:color w:val="000000"/>
@@ -8924,7 +8186,6 @@
               </w:rPr>
               <w:t>string</w:t>
             </w:r>
-            <w:proofErr w:type="spellEnd"/>
           </w:p>
         </w:tc>
         <w:tc>
@@ -8985,79 +8246,13 @@
               </w:rPr>
               <w:t xml:space="preserve"> </w:t>
             </w:r>
-            <w:proofErr w:type="spellStart"/>
-            <w:proofErr w:type="gramStart"/>
-            <w:r>
-              <w:rPr>
-                <w:color w:val="000000"/>
-                <w:sz w:val="24"/>
-                <w:szCs w:val="24"/>
-              </w:rPr>
-              <w:t>AddAuthors</w:t>
-            </w:r>
-            <w:proofErr w:type="spellEnd"/>
-            <w:r>
-              <w:rPr>
-                <w:color w:val="000000"/>
-                <w:sz w:val="24"/>
-                <w:szCs w:val="24"/>
-              </w:rPr>
-              <w:t>(</w:t>
-            </w:r>
-            <w:proofErr w:type="spellStart"/>
-            <w:proofErr w:type="gramEnd"/>
-            <w:r>
-              <w:rPr>
-                <w:color w:val="000000"/>
-                <w:sz w:val="24"/>
-                <w:szCs w:val="24"/>
-              </w:rPr>
-              <w:t>params</w:t>
-            </w:r>
-            <w:proofErr w:type="spellEnd"/>
-            <w:r>
-              <w:rPr>
-                <w:color w:val="000000"/>
-                <w:sz w:val="24"/>
-                <w:szCs w:val="24"/>
-              </w:rPr>
-              <w:t xml:space="preserve"> </w:t>
-            </w:r>
-            <w:proofErr w:type="spellStart"/>
-            <w:r>
-              <w:rPr>
-                <w:color w:val="000000"/>
-                <w:sz w:val="24"/>
-                <w:szCs w:val="24"/>
-              </w:rPr>
-              <w:t>string</w:t>
-            </w:r>
-            <w:proofErr w:type="spellEnd"/>
-            <w:r>
-              <w:rPr>
-                <w:color w:val="000000"/>
-                <w:sz w:val="24"/>
-                <w:szCs w:val="24"/>
-              </w:rPr>
-              <w:t xml:space="preserve">[] </w:t>
-            </w:r>
-            <w:proofErr w:type="spellStart"/>
-            <w:r>
-              <w:rPr>
-                <w:color w:val="000000"/>
-                <w:sz w:val="24"/>
-                <w:szCs w:val="24"/>
-              </w:rPr>
-              <w:t>authors</w:t>
-            </w:r>
-            <w:proofErr w:type="spellEnd"/>
-            <w:r>
-              <w:rPr>
-                <w:color w:val="000000"/>
-                <w:sz w:val="24"/>
-                <w:szCs w:val="24"/>
-              </w:rPr>
-              <w:t>)</w:t>
+            <w:r>
+              <w:rPr>
+                <w:color w:val="000000"/>
+                <w:sz w:val="24"/>
+                <w:szCs w:val="24"/>
+              </w:rPr>
+              <w:t>AddAuthors(params string[] authors)</w:t>
             </w:r>
           </w:p>
         </w:tc>
@@ -9076,7 +8271,6 @@
                 <w:szCs w:val="24"/>
               </w:rPr>
             </w:pPr>
-            <w:proofErr w:type="spellStart"/>
             <w:r>
               <w:rPr>
                 <w:color w:val="000000"/>
@@ -9085,7 +8279,6 @@
               </w:rPr>
               <w:t>void</w:t>
             </w:r>
-            <w:proofErr w:type="spellEnd"/>
           </w:p>
         </w:tc>
         <w:tc>
@@ -9136,29 +8329,25 @@
                 <w:sz w:val="24"/>
                 <w:szCs w:val="24"/>
               </w:rPr>
-              <w:t xml:space="preserve">- </w:t>
-            </w:r>
-            <w:proofErr w:type="spellStart"/>
-            <w:proofErr w:type="gramStart"/>
-            <w:r>
-              <w:rPr>
-                <w:color w:val="000000"/>
-                <w:sz w:val="24"/>
-                <w:szCs w:val="24"/>
-              </w:rPr>
-              <w:t>SwapAuthorFormat</w:t>
-            </w:r>
-            <w:proofErr w:type="spellEnd"/>
-            <w:r>
-              <w:rPr>
-                <w:color w:val="000000"/>
-                <w:sz w:val="24"/>
-                <w:szCs w:val="24"/>
-              </w:rPr>
-              <w:t>(</w:t>
-            </w:r>
-            <w:proofErr w:type="spellStart"/>
-            <w:proofErr w:type="gramEnd"/>
+              <w:t>- SwapAuthorFormat(string author)</w:t>
+            </w:r>
+          </w:p>
+        </w:tc>
+        <w:tc>
+          <w:tcPr>
+            <w:tcW w:w="2908" w:type="dxa"/>
+            <w:vAlign w:val="bottom"/>
+          </w:tcPr>
+          <w:p>
+            <w:pPr>
+              <w:pStyle w:val="TNR"/>
+              <w:ind w:firstLine="0"/>
+              <w:jc w:val="left"/>
+              <w:rPr>
+                <w:sz w:val="24"/>
+                <w:szCs w:val="24"/>
+              </w:rPr>
+            </w:pPr>
             <w:r>
               <w:rPr>
                 <w:color w:val="000000"/>
@@ -9167,60 +8356,6 @@
               </w:rPr>
               <w:t>string</w:t>
             </w:r>
-            <w:proofErr w:type="spellEnd"/>
-            <w:r>
-              <w:rPr>
-                <w:color w:val="000000"/>
-                <w:sz w:val="24"/>
-                <w:szCs w:val="24"/>
-              </w:rPr>
-              <w:t xml:space="preserve"> </w:t>
-            </w:r>
-            <w:proofErr w:type="spellStart"/>
-            <w:r>
-              <w:rPr>
-                <w:color w:val="000000"/>
-                <w:sz w:val="24"/>
-                <w:szCs w:val="24"/>
-              </w:rPr>
-              <w:t>author</w:t>
-            </w:r>
-            <w:proofErr w:type="spellEnd"/>
-            <w:r>
-              <w:rPr>
-                <w:color w:val="000000"/>
-                <w:sz w:val="24"/>
-                <w:szCs w:val="24"/>
-              </w:rPr>
-              <w:t>)</w:t>
-            </w:r>
-          </w:p>
-        </w:tc>
-        <w:tc>
-          <w:tcPr>
-            <w:tcW w:w="2908" w:type="dxa"/>
-            <w:vAlign w:val="bottom"/>
-          </w:tcPr>
-          <w:p>
-            <w:pPr>
-              <w:pStyle w:val="TNR"/>
-              <w:ind w:firstLine="0"/>
-              <w:jc w:val="left"/>
-              <w:rPr>
-                <w:sz w:val="24"/>
-                <w:szCs w:val="24"/>
-              </w:rPr>
-            </w:pPr>
-            <w:proofErr w:type="spellStart"/>
-            <w:r>
-              <w:rPr>
-                <w:color w:val="000000"/>
-                <w:sz w:val="24"/>
-                <w:szCs w:val="24"/>
-              </w:rPr>
-              <w:t>string</w:t>
-            </w:r>
-            <w:proofErr w:type="spellEnd"/>
           </w:p>
         </w:tc>
         <w:tc>
@@ -9276,14 +8411,12 @@
       <w:r>
         <w:t>C</w:t>
       </w:r>
-      <w:proofErr w:type="spellStart"/>
       <w:r>
         <w:rPr>
           <w:lang w:val="en-US"/>
         </w:rPr>
         <w:t>ollection</w:t>
       </w:r>
-      <w:proofErr w:type="spellEnd"/>
     </w:p>
     <w:tbl>
       <w:tblPr>
@@ -9471,18 +8604,8 @@
                 <w:sz w:val="24"/>
                 <w:szCs w:val="24"/>
               </w:rPr>
-              <w:t>- _</w:t>
-            </w:r>
-            <w:proofErr w:type="spellStart"/>
-            <w:r>
-              <w:rPr>
-                <w:color w:val="000000"/>
-                <w:sz w:val="24"/>
-                <w:szCs w:val="24"/>
-              </w:rPr>
-              <w:t>editorialBoard</w:t>
-            </w:r>
-            <w:proofErr w:type="spellEnd"/>
+              <w:t>- _editorialBoard</w:t>
+            </w:r>
           </w:p>
         </w:tc>
         <w:tc>
@@ -9501,7 +8624,6 @@
                 <w:lang w:val="en-US"/>
               </w:rPr>
             </w:pPr>
-            <w:proofErr w:type="spellStart"/>
             <w:r>
               <w:rPr>
                 <w:color w:val="000000"/>
@@ -9510,7 +8632,6 @@
               </w:rPr>
               <w:t>string</w:t>
             </w:r>
-            <w:proofErr w:type="spellEnd"/>
           </w:p>
         </w:tc>
         <w:tc>
@@ -9561,18 +8682,8 @@
                 <w:sz w:val="24"/>
                 <w:szCs w:val="24"/>
               </w:rPr>
-              <w:t>- _</w:t>
-            </w:r>
-            <w:proofErr w:type="spellStart"/>
-            <w:r>
-              <w:rPr>
-                <w:color w:val="000000"/>
-                <w:sz w:val="24"/>
-                <w:szCs w:val="24"/>
-              </w:rPr>
-              <w:t>responsibleEditors</w:t>
-            </w:r>
-            <w:proofErr w:type="spellEnd"/>
+              <w:t>- _responsibleEditors</w:t>
+            </w:r>
           </w:p>
         </w:tc>
         <w:tc>
@@ -9591,7 +8702,6 @@
                 <w:lang w:val="en-US"/>
               </w:rPr>
             </w:pPr>
-            <w:proofErr w:type="spellStart"/>
             <w:r>
               <w:rPr>
                 <w:color w:val="000000"/>
@@ -9600,7 +8710,6 @@
               </w:rPr>
               <w:t>string</w:t>
             </w:r>
-            <w:proofErr w:type="spellEnd"/>
           </w:p>
         </w:tc>
         <w:tc>
@@ -9650,7 +8759,6 @@
                 <w:sz w:val="24"/>
                 <w:szCs w:val="24"/>
               </w:rPr>
-              <w:lastRenderedPageBreak/>
               <w:t>Свойства</w:t>
             </w:r>
           </w:p>
@@ -9677,18 +8785,9 @@
                 <w:sz w:val="24"/>
                 <w:szCs w:val="24"/>
               </w:rPr>
-              <w:t xml:space="preserve">+ </w:t>
-            </w:r>
-            <w:proofErr w:type="spellStart"/>
-            <w:r>
-              <w:rPr>
-                <w:color w:val="000000"/>
-                <w:sz w:val="24"/>
-                <w:szCs w:val="24"/>
-              </w:rPr>
-              <w:t>EditorialBoard</w:t>
-            </w:r>
-            <w:proofErr w:type="spellEnd"/>
+              <w:lastRenderedPageBreak/>
+              <w:t>+ EditorialBoard</w:t>
+            </w:r>
           </w:p>
         </w:tc>
         <w:tc>
@@ -9705,7 +8804,6 @@
                 <w:szCs w:val="24"/>
               </w:rPr>
             </w:pPr>
-            <w:proofErr w:type="spellStart"/>
             <w:r>
               <w:rPr>
                 <w:color w:val="000000"/>
@@ -9714,7 +8812,6 @@
               </w:rPr>
               <w:t>string</w:t>
             </w:r>
-            <w:proofErr w:type="spellEnd"/>
           </w:p>
         </w:tc>
         <w:tc>
@@ -9763,18 +8860,8 @@
                 <w:sz w:val="24"/>
                 <w:szCs w:val="24"/>
               </w:rPr>
-              <w:t xml:space="preserve">+ </w:t>
-            </w:r>
-            <w:proofErr w:type="spellStart"/>
-            <w:r>
-              <w:rPr>
-                <w:color w:val="000000"/>
-                <w:sz w:val="24"/>
-                <w:szCs w:val="24"/>
-              </w:rPr>
-              <w:t>ResponsibleEditors</w:t>
-            </w:r>
-            <w:proofErr w:type="spellEnd"/>
+              <w:t>+ ResponsibleEditors</w:t>
+            </w:r>
           </w:p>
         </w:tc>
         <w:tc>
@@ -9791,7 +8878,6 @@
                 <w:szCs w:val="24"/>
               </w:rPr>
             </w:pPr>
-            <w:proofErr w:type="spellStart"/>
             <w:r>
               <w:rPr>
                 <w:color w:val="000000"/>
@@ -9800,7 +8886,6 @@
               </w:rPr>
               <w:t>string</w:t>
             </w:r>
-            <w:proofErr w:type="spellEnd"/>
           </w:p>
         </w:tc>
         <w:tc>
@@ -9878,35 +8963,7 @@
                 <w:sz w:val="24"/>
                 <w:szCs w:val="24"/>
               </w:rPr>
-              <w:t xml:space="preserve">+ </w:t>
-            </w:r>
-            <w:proofErr w:type="spellStart"/>
-            <w:proofErr w:type="gramStart"/>
-            <w:r>
-              <w:rPr>
-                <w:color w:val="000000"/>
-                <w:sz w:val="24"/>
-                <w:szCs w:val="24"/>
-              </w:rPr>
-              <w:t>GetGOST</w:t>
-            </w:r>
-            <w:proofErr w:type="spellEnd"/>
-            <w:r>
-              <w:rPr>
-                <w:color w:val="000000"/>
-                <w:sz w:val="24"/>
-                <w:szCs w:val="24"/>
-              </w:rPr>
-              <w:t>(</w:t>
-            </w:r>
-            <w:proofErr w:type="gramEnd"/>
-            <w:r>
-              <w:rPr>
-                <w:color w:val="000000"/>
-                <w:sz w:val="24"/>
-                <w:szCs w:val="24"/>
-              </w:rPr>
-              <w:t>)</w:t>
+              <w:t>+ GetGOST()</w:t>
             </w:r>
           </w:p>
         </w:tc>
@@ -9924,7 +8981,6 @@
                 <w:szCs w:val="24"/>
               </w:rPr>
             </w:pPr>
-            <w:proofErr w:type="spellStart"/>
             <w:r>
               <w:rPr>
                 <w:color w:val="000000"/>
@@ -9933,7 +8989,6 @@
               </w:rPr>
               <w:t>string</w:t>
             </w:r>
-            <w:proofErr w:type="spellEnd"/>
           </w:p>
         </w:tc>
         <w:tc>
@@ -9977,28 +9032,23 @@
         </w:rPr>
       </w:pPr>
       <w:r>
+        <w:t xml:space="preserve">     </w:t>
+      </w:r>
+      <w:r>
+        <w:t xml:space="preserve">Таблица </w:t>
+      </w:r>
+      <w:r>
         <w:rPr>
           <w:lang w:val="en-US"/>
         </w:rPr>
-        <w:t xml:space="preserve">     </w:t>
-      </w:r>
-      <w:r>
-        <w:t xml:space="preserve">Таблица </w:t>
-      </w:r>
-      <w:r>
-        <w:rPr>
-          <w:lang w:val="en-US"/>
-        </w:rPr>
         <w:t>5</w:t>
       </w:r>
       <w:r>
         <w:t xml:space="preserve"> – Описание класса </w:t>
       </w:r>
-      <w:proofErr w:type="spellStart"/>
       <w:r>
         <w:t>Dissertation</w:t>
       </w:r>
-      <w:proofErr w:type="spellEnd"/>
     </w:p>
     <w:tbl>
       <w:tblPr>
@@ -10132,47 +9182,7 @@
                 <w:sz w:val="24"/>
                 <w:szCs w:val="24"/>
               </w:rPr>
-              <w:t xml:space="preserve">Класс </w:t>
-            </w:r>
-            <w:proofErr w:type="spellStart"/>
-            <w:r>
-              <w:rPr>
-                <w:rFonts w:ascii="Times New Roman" w:hAnsi="Times New Roman" w:cs="Times New Roman"/>
-                <w:color w:val="000000"/>
-                <w:sz w:val="24"/>
-                <w:szCs w:val="24"/>
-              </w:rPr>
-              <w:t>Dissertation</w:t>
-            </w:r>
-            <w:proofErr w:type="spellEnd"/>
-            <w:r>
-              <w:rPr>
-                <w:rFonts w:ascii="Times New Roman" w:hAnsi="Times New Roman" w:cs="Times New Roman"/>
-                <w:color w:val="000000"/>
-                <w:sz w:val="24"/>
-                <w:szCs w:val="24"/>
-              </w:rPr>
-              <w:t xml:space="preserve"> – дочерний класс описания издания диссертации, с указанием автора диссертации, специальности и </w:t>
-            </w:r>
-            <w:proofErr w:type="gramStart"/>
-            <w:r>
-              <w:rPr>
-                <w:rFonts w:ascii="Times New Roman" w:hAnsi="Times New Roman" w:cs="Times New Roman"/>
-                <w:color w:val="000000"/>
-                <w:sz w:val="24"/>
-                <w:szCs w:val="24"/>
-              </w:rPr>
-              <w:t>учёной степени</w:t>
-            </w:r>
-            <w:proofErr w:type="gramEnd"/>
-            <w:r>
-              <w:rPr>
-                <w:rFonts w:ascii="Times New Roman" w:hAnsi="Times New Roman" w:cs="Times New Roman"/>
-                <w:color w:val="000000"/>
-                <w:sz w:val="24"/>
-                <w:szCs w:val="24"/>
-              </w:rPr>
-              <w:t xml:space="preserve"> и метода форматирования автора</w:t>
+              <w:t>Класс Dissertation – дочерний класс описания издания диссертации, с указанием автора диссертации, специальности и учёной степени и метода форматирования автора</w:t>
             </w:r>
           </w:p>
         </w:tc>
@@ -10226,18 +9236,8 @@
                 <w:sz w:val="24"/>
                 <w:szCs w:val="24"/>
               </w:rPr>
-              <w:t>- _</w:t>
-            </w:r>
-            <w:proofErr w:type="spellStart"/>
-            <w:r>
-              <w:rPr>
-                <w:color w:val="000000"/>
-                <w:sz w:val="24"/>
-                <w:szCs w:val="24"/>
-              </w:rPr>
-              <w:t>authorFull</w:t>
-            </w:r>
-            <w:proofErr w:type="spellEnd"/>
+              <w:t>- _authorFull</w:t>
+            </w:r>
           </w:p>
         </w:tc>
         <w:tc>
@@ -10256,7 +9256,6 @@
                 <w:lang w:val="en-US"/>
               </w:rPr>
             </w:pPr>
-            <w:proofErr w:type="spellStart"/>
             <w:r>
               <w:rPr>
                 <w:color w:val="000000"/>
@@ -10265,7 +9264,6 @@
               </w:rPr>
               <w:t>string</w:t>
             </w:r>
-            <w:proofErr w:type="spellEnd"/>
           </w:p>
         </w:tc>
         <w:tc>
@@ -10316,18 +9314,8 @@
                 <w:sz w:val="24"/>
                 <w:szCs w:val="24"/>
               </w:rPr>
-              <w:t>- _</w:t>
-            </w:r>
-            <w:proofErr w:type="spellStart"/>
-            <w:r>
-              <w:rPr>
-                <w:color w:val="000000"/>
-                <w:sz w:val="24"/>
-                <w:szCs w:val="24"/>
-              </w:rPr>
-              <w:t>speciality</w:t>
-            </w:r>
-            <w:proofErr w:type="spellEnd"/>
+              <w:t>- _speciality</w:t>
+            </w:r>
           </w:p>
         </w:tc>
         <w:tc>
@@ -10346,7 +9334,6 @@
                 <w:lang w:val="en-US"/>
               </w:rPr>
             </w:pPr>
-            <w:proofErr w:type="spellStart"/>
             <w:r>
               <w:rPr>
                 <w:color w:val="000000"/>
@@ -10355,7 +9342,6 @@
               </w:rPr>
               <w:t>string</w:t>
             </w:r>
-            <w:proofErr w:type="spellEnd"/>
           </w:p>
         </w:tc>
         <w:tc>
@@ -10407,18 +9393,8 @@
                 <w:sz w:val="24"/>
                 <w:szCs w:val="24"/>
               </w:rPr>
-              <w:t>- _</w:t>
-            </w:r>
-            <w:proofErr w:type="spellStart"/>
-            <w:r>
-              <w:rPr>
-                <w:color w:val="000000"/>
-                <w:sz w:val="24"/>
-                <w:szCs w:val="24"/>
-              </w:rPr>
-              <w:t>degree</w:t>
-            </w:r>
-            <w:proofErr w:type="spellEnd"/>
+              <w:t>- _degree</w:t>
+            </w:r>
           </w:p>
         </w:tc>
         <w:tc>
@@ -10437,7 +9413,6 @@
                 <w:szCs w:val="24"/>
               </w:rPr>
             </w:pPr>
-            <w:proofErr w:type="spellStart"/>
             <w:r>
               <w:rPr>
                 <w:color w:val="000000"/>
@@ -10446,7 +9421,6 @@
               </w:rPr>
               <w:t>string</w:t>
             </w:r>
-            <w:proofErr w:type="spellEnd"/>
           </w:p>
         </w:tc>
         <w:tc>
@@ -10499,18 +9473,8 @@
                 <w:sz w:val="24"/>
                 <w:szCs w:val="24"/>
               </w:rPr>
-              <w:t xml:space="preserve">- </w:t>
-            </w:r>
-            <w:proofErr w:type="spellStart"/>
-            <w:r>
-              <w:rPr>
-                <w:color w:val="000000"/>
-                <w:sz w:val="24"/>
-                <w:szCs w:val="24"/>
-              </w:rPr>
-              <w:t>MinNameParts</w:t>
-            </w:r>
-            <w:proofErr w:type="spellEnd"/>
+              <w:t>- MinNameParts</w:t>
+            </w:r>
           </w:p>
         </w:tc>
         <w:tc>
@@ -10529,7 +9493,6 @@
                 <w:szCs w:val="24"/>
               </w:rPr>
             </w:pPr>
-            <w:proofErr w:type="spellStart"/>
             <w:r>
               <w:rPr>
                 <w:color w:val="000000"/>
@@ -10538,7 +9501,6 @@
               </w:rPr>
               <w:t>int</w:t>
             </w:r>
-            <w:proofErr w:type="spellEnd"/>
           </w:p>
         </w:tc>
         <w:tc>
@@ -10591,18 +9553,8 @@
                 <w:sz w:val="24"/>
                 <w:szCs w:val="24"/>
               </w:rPr>
-              <w:t xml:space="preserve">- </w:t>
-            </w:r>
-            <w:proofErr w:type="spellStart"/>
-            <w:r>
-              <w:rPr>
-                <w:color w:val="000000"/>
-                <w:sz w:val="24"/>
-                <w:szCs w:val="24"/>
-              </w:rPr>
-              <w:t>LastNameIndex</w:t>
-            </w:r>
-            <w:proofErr w:type="spellEnd"/>
+              <w:t>- LastNameIndex</w:t>
+            </w:r>
           </w:p>
         </w:tc>
         <w:tc>
@@ -10621,7 +9573,6 @@
                 <w:szCs w:val="24"/>
               </w:rPr>
             </w:pPr>
-            <w:proofErr w:type="spellStart"/>
             <w:r>
               <w:rPr>
                 <w:color w:val="000000"/>
@@ -10630,7 +9581,6 @@
               </w:rPr>
               <w:t>int</w:t>
             </w:r>
-            <w:proofErr w:type="spellEnd"/>
           </w:p>
         </w:tc>
         <w:tc>
@@ -10683,18 +9633,8 @@
                 <w:sz w:val="24"/>
                 <w:szCs w:val="24"/>
               </w:rPr>
-              <w:t xml:space="preserve">- </w:t>
-            </w:r>
-            <w:proofErr w:type="spellStart"/>
-            <w:r>
-              <w:rPr>
-                <w:color w:val="000000"/>
-                <w:sz w:val="24"/>
-                <w:szCs w:val="24"/>
-              </w:rPr>
-              <w:t>FirstInitialIndex</w:t>
-            </w:r>
-            <w:proofErr w:type="spellEnd"/>
+              <w:t>- FirstInitialIndex</w:t>
+            </w:r>
           </w:p>
         </w:tc>
         <w:tc>
@@ -10713,7 +9653,6 @@
                 <w:szCs w:val="24"/>
               </w:rPr>
             </w:pPr>
-            <w:proofErr w:type="spellStart"/>
             <w:r>
               <w:rPr>
                 <w:color w:val="000000"/>
@@ -10722,7 +9661,6 @@
               </w:rPr>
               <w:t>int</w:t>
             </w:r>
-            <w:proofErr w:type="spellEnd"/>
           </w:p>
         </w:tc>
         <w:tc>
@@ -10799,18 +9737,8 @@
                 <w:sz w:val="24"/>
                 <w:szCs w:val="24"/>
               </w:rPr>
-              <w:t xml:space="preserve">+ </w:t>
-            </w:r>
-            <w:proofErr w:type="spellStart"/>
-            <w:r>
-              <w:rPr>
-                <w:color w:val="000000"/>
-                <w:sz w:val="24"/>
-                <w:szCs w:val="24"/>
-              </w:rPr>
-              <w:t>AuthorFull</w:t>
-            </w:r>
-            <w:proofErr w:type="spellEnd"/>
+              <w:t>+ AuthorFull</w:t>
+            </w:r>
           </w:p>
         </w:tc>
         <w:tc>
@@ -10827,7 +9755,6 @@
                 <w:szCs w:val="24"/>
               </w:rPr>
             </w:pPr>
-            <w:proofErr w:type="spellStart"/>
             <w:r>
               <w:rPr>
                 <w:color w:val="000000"/>
@@ -10836,7 +9763,6 @@
               </w:rPr>
               <w:t>string</w:t>
             </w:r>
-            <w:proofErr w:type="spellEnd"/>
           </w:p>
         </w:tc>
         <w:tc>
@@ -10885,18 +9811,8 @@
                 <w:sz w:val="24"/>
                 <w:szCs w:val="24"/>
               </w:rPr>
-              <w:t xml:space="preserve">+ </w:t>
-            </w:r>
-            <w:proofErr w:type="spellStart"/>
-            <w:r>
-              <w:rPr>
-                <w:color w:val="000000"/>
-                <w:sz w:val="24"/>
-                <w:szCs w:val="24"/>
-              </w:rPr>
-              <w:t>Speciality</w:t>
-            </w:r>
-            <w:proofErr w:type="spellEnd"/>
+              <w:t>+ Speciality</w:t>
+            </w:r>
           </w:p>
         </w:tc>
         <w:tc>
@@ -10913,7 +9829,6 @@
                 <w:szCs w:val="24"/>
               </w:rPr>
             </w:pPr>
-            <w:proofErr w:type="spellStart"/>
             <w:r>
               <w:rPr>
                 <w:color w:val="000000"/>
@@ -10922,7 +9837,6 @@
               </w:rPr>
               <w:t>string</w:t>
             </w:r>
-            <w:proofErr w:type="spellEnd"/>
           </w:p>
         </w:tc>
         <w:tc>
@@ -10972,18 +9886,8 @@
                 <w:sz w:val="24"/>
                 <w:szCs w:val="24"/>
               </w:rPr>
-              <w:t xml:space="preserve">+ </w:t>
-            </w:r>
-            <w:proofErr w:type="spellStart"/>
-            <w:r>
-              <w:rPr>
-                <w:color w:val="000000"/>
-                <w:sz w:val="24"/>
-                <w:szCs w:val="24"/>
-              </w:rPr>
-              <w:t>Degree</w:t>
-            </w:r>
-            <w:proofErr w:type="spellEnd"/>
+              <w:t>+ Degree</w:t>
+            </w:r>
           </w:p>
         </w:tc>
         <w:tc>
@@ -11001,7 +9905,6 @@
                 <w:szCs w:val="24"/>
               </w:rPr>
             </w:pPr>
-            <w:proofErr w:type="spellStart"/>
             <w:r>
               <w:rPr>
                 <w:color w:val="000000"/>
@@ -11010,7 +9913,6 @@
               </w:rPr>
               <w:t>string</w:t>
             </w:r>
-            <w:proofErr w:type="spellEnd"/>
           </w:p>
         </w:tc>
         <w:tc>
@@ -11089,35 +9991,7 @@
                 <w:sz w:val="24"/>
                 <w:szCs w:val="24"/>
               </w:rPr>
-              <w:t xml:space="preserve">+ </w:t>
-            </w:r>
-            <w:proofErr w:type="spellStart"/>
-            <w:proofErr w:type="gramStart"/>
-            <w:r>
-              <w:rPr>
-                <w:color w:val="000000"/>
-                <w:sz w:val="24"/>
-                <w:szCs w:val="24"/>
-              </w:rPr>
-              <w:t>GetGOST</w:t>
-            </w:r>
-            <w:proofErr w:type="spellEnd"/>
-            <w:r>
-              <w:rPr>
-                <w:color w:val="000000"/>
-                <w:sz w:val="24"/>
-                <w:szCs w:val="24"/>
-              </w:rPr>
-              <w:t>(</w:t>
-            </w:r>
-            <w:proofErr w:type="gramEnd"/>
-            <w:r>
-              <w:rPr>
-                <w:color w:val="000000"/>
-                <w:sz w:val="24"/>
-                <w:szCs w:val="24"/>
-              </w:rPr>
-              <w:t>)</w:t>
+              <w:t>+ GetGOST()</w:t>
             </w:r>
           </w:p>
         </w:tc>
@@ -11135,7 +10009,6 @@
                 <w:szCs w:val="24"/>
               </w:rPr>
             </w:pPr>
-            <w:proofErr w:type="spellStart"/>
             <w:r>
               <w:rPr>
                 <w:color w:val="000000"/>
@@ -11144,7 +10017,6 @@
               </w:rPr>
               <w:t>string</w:t>
             </w:r>
-            <w:proofErr w:type="spellEnd"/>
           </w:p>
         </w:tc>
         <w:tc>
@@ -11194,35 +10066,7 @@
                 <w:sz w:val="24"/>
                 <w:szCs w:val="24"/>
               </w:rPr>
-              <w:t xml:space="preserve">- </w:t>
-            </w:r>
-            <w:proofErr w:type="spellStart"/>
-            <w:proofErr w:type="gramStart"/>
-            <w:r>
-              <w:rPr>
-                <w:color w:val="000000"/>
-                <w:sz w:val="24"/>
-                <w:szCs w:val="24"/>
-              </w:rPr>
-              <w:t>GetAuthorForHeader</w:t>
-            </w:r>
-            <w:proofErr w:type="spellEnd"/>
-            <w:r>
-              <w:rPr>
-                <w:color w:val="000000"/>
-                <w:sz w:val="24"/>
-                <w:szCs w:val="24"/>
-              </w:rPr>
-              <w:t>(</w:t>
-            </w:r>
-            <w:proofErr w:type="gramEnd"/>
-            <w:r>
-              <w:rPr>
-                <w:color w:val="000000"/>
-                <w:sz w:val="24"/>
-                <w:szCs w:val="24"/>
-              </w:rPr>
-              <w:t>)</w:t>
+              <w:t>- GetAuthorForHeader()</w:t>
             </w:r>
           </w:p>
         </w:tc>
@@ -11241,7 +10085,6 @@
                 <w:szCs w:val="24"/>
               </w:rPr>
             </w:pPr>
-            <w:proofErr w:type="spellStart"/>
             <w:r>
               <w:rPr>
                 <w:color w:val="000000"/>
@@ -11250,7 +10093,6 @@
               </w:rPr>
               <w:t>string</w:t>
             </w:r>
-            <w:proofErr w:type="spellEnd"/>
           </w:p>
         </w:tc>
         <w:tc>
@@ -11301,10 +10143,6 @@
         </w:rPr>
       </w:pPr>
       <w:r>
-        <w:rPr>
-          <w:lang w:val="en-US"/>
-        </w:rPr>
-        <w:lastRenderedPageBreak/>
         <w:t xml:space="preserve">     </w:t>
       </w:r>
       <w:r>
@@ -11355,6 +10193,7 @@
                 <w:sz w:val="24"/>
                 <w:szCs w:val="24"/>
               </w:rPr>
+              <w:lastRenderedPageBreak/>
               <w:t>Название</w:t>
             </w:r>
           </w:p>
@@ -11509,18 +10348,8 @@
                 <w:sz w:val="24"/>
                 <w:szCs w:val="24"/>
               </w:rPr>
-              <w:t>- _</w:t>
-            </w:r>
-            <w:proofErr w:type="spellStart"/>
-            <w:r>
-              <w:rPr>
-                <w:color w:val="000000"/>
-                <w:sz w:val="24"/>
-                <w:szCs w:val="24"/>
-              </w:rPr>
-              <w:t>frequency</w:t>
-            </w:r>
-            <w:proofErr w:type="spellEnd"/>
+              <w:t>- _frequency</w:t>
+            </w:r>
           </w:p>
         </w:tc>
         <w:tc>
@@ -11539,7 +10368,6 @@
                 <w:lang w:val="en-US"/>
               </w:rPr>
             </w:pPr>
-            <w:proofErr w:type="spellStart"/>
             <w:r>
               <w:rPr>
                 <w:color w:val="000000"/>
@@ -11548,7 +10376,6 @@
               </w:rPr>
               <w:t>string</w:t>
             </w:r>
-            <w:proofErr w:type="spellEnd"/>
           </w:p>
         </w:tc>
         <w:tc>
@@ -11624,18 +10451,8 @@
                 <w:sz w:val="24"/>
                 <w:szCs w:val="24"/>
               </w:rPr>
-              <w:t xml:space="preserve">+ </w:t>
-            </w:r>
-            <w:proofErr w:type="spellStart"/>
-            <w:r>
-              <w:rPr>
-                <w:color w:val="000000"/>
-                <w:sz w:val="24"/>
-                <w:szCs w:val="24"/>
-              </w:rPr>
-              <w:t>Frequency</w:t>
-            </w:r>
-            <w:proofErr w:type="spellEnd"/>
+              <w:t>+ Frequency</w:t>
+            </w:r>
           </w:p>
         </w:tc>
         <w:tc>
@@ -11652,7 +10469,6 @@
                 <w:szCs w:val="24"/>
               </w:rPr>
             </w:pPr>
-            <w:proofErr w:type="spellStart"/>
             <w:r>
               <w:rPr>
                 <w:color w:val="000000"/>
@@ -11661,7 +10477,6 @@
               </w:rPr>
               <w:t>string</w:t>
             </w:r>
-            <w:proofErr w:type="spellEnd"/>
           </w:p>
         </w:tc>
         <w:tc>
@@ -11739,35 +10554,7 @@
                 <w:sz w:val="24"/>
                 <w:szCs w:val="24"/>
               </w:rPr>
-              <w:t xml:space="preserve">+ </w:t>
-            </w:r>
-            <w:proofErr w:type="spellStart"/>
-            <w:proofErr w:type="gramStart"/>
-            <w:r>
-              <w:rPr>
-                <w:color w:val="000000"/>
-                <w:sz w:val="24"/>
-                <w:szCs w:val="24"/>
-              </w:rPr>
-              <w:t>GetGOST</w:t>
-            </w:r>
-            <w:proofErr w:type="spellEnd"/>
-            <w:r>
-              <w:rPr>
-                <w:color w:val="000000"/>
-                <w:sz w:val="24"/>
-                <w:szCs w:val="24"/>
-              </w:rPr>
-              <w:t>(</w:t>
-            </w:r>
-            <w:proofErr w:type="gramEnd"/>
-            <w:r>
-              <w:rPr>
-                <w:color w:val="000000"/>
-                <w:sz w:val="24"/>
-                <w:szCs w:val="24"/>
-              </w:rPr>
-              <w:t>)</w:t>
+              <w:t>+ GetGOST()</w:t>
             </w:r>
           </w:p>
         </w:tc>
@@ -11785,7 +10572,6 @@
                 <w:szCs w:val="24"/>
               </w:rPr>
             </w:pPr>
-            <w:proofErr w:type="spellStart"/>
             <w:r>
               <w:rPr>
                 <w:color w:val="000000"/>
@@ -11794,7 +10580,6 @@
               </w:rPr>
               <w:t>string</w:t>
             </w:r>
-            <w:proofErr w:type="spellEnd"/>
           </w:p>
         </w:tc>
         <w:tc>
@@ -11838,28 +10623,23 @@
         </w:rPr>
       </w:pPr>
       <w:r>
+        <w:t xml:space="preserve">     </w:t>
+      </w:r>
+      <w:r>
+        <w:t xml:space="preserve">Таблица </w:t>
+      </w:r>
+      <w:r>
         <w:rPr>
           <w:lang w:val="en-US"/>
         </w:rPr>
-        <w:t xml:space="preserve">     </w:t>
-      </w:r>
-      <w:r>
-        <w:t xml:space="preserve">Таблица </w:t>
-      </w:r>
-      <w:r>
-        <w:rPr>
-          <w:lang w:val="en-US"/>
-        </w:rPr>
         <w:t>7</w:t>
       </w:r>
       <w:r>
         <w:t xml:space="preserve"> – Описание класса </w:t>
       </w:r>
-      <w:proofErr w:type="spellStart"/>
       <w:r>
         <w:t>PublicationData</w:t>
       </w:r>
-      <w:proofErr w:type="spellEnd"/>
     </w:p>
     <w:tbl>
       <w:tblPr>
@@ -11993,99 +10773,8 @@
                 <w:sz w:val="24"/>
                 <w:szCs w:val="24"/>
               </w:rPr>
-              <w:t xml:space="preserve">Класс </w:t>
-            </w:r>
-            <w:proofErr w:type="spellStart"/>
-            <w:r>
-              <w:rPr>
-                <w:rFonts w:ascii="Times New Roman" w:hAnsi="Times New Roman" w:cs="Times New Roman"/>
-                <w:color w:val="000000"/>
-                <w:sz w:val="24"/>
-                <w:szCs w:val="24"/>
-              </w:rPr>
-              <w:t>PublicationData</w:t>
-            </w:r>
-            <w:proofErr w:type="spellEnd"/>
-            <w:r>
-              <w:rPr>
-                <w:rFonts w:ascii="Times New Roman" w:hAnsi="Times New Roman" w:cs="Times New Roman"/>
-                <w:color w:val="000000"/>
-                <w:sz w:val="24"/>
-                <w:szCs w:val="24"/>
-              </w:rPr>
-              <w:t xml:space="preserve"> – класс для </w:t>
-            </w:r>
-            <w:proofErr w:type="spellStart"/>
-            <w:r>
-              <w:rPr>
-                <w:rFonts w:ascii="Times New Roman" w:hAnsi="Times New Roman" w:cs="Times New Roman"/>
-                <w:color w:val="000000"/>
-                <w:sz w:val="24"/>
-                <w:szCs w:val="24"/>
-              </w:rPr>
-              <w:t>сериализации</w:t>
-            </w:r>
-            <w:proofErr w:type="spellEnd"/>
-            <w:r>
-              <w:rPr>
-                <w:rFonts w:ascii="Times New Roman" w:hAnsi="Times New Roman" w:cs="Times New Roman"/>
-                <w:color w:val="000000"/>
-                <w:sz w:val="24"/>
-                <w:szCs w:val="24"/>
-              </w:rPr>
-              <w:t xml:space="preserve"> и </w:t>
-            </w:r>
-            <w:proofErr w:type="spellStart"/>
-            <w:r>
-              <w:rPr>
-                <w:rFonts w:ascii="Times New Roman" w:hAnsi="Times New Roman" w:cs="Times New Roman"/>
-                <w:color w:val="000000"/>
-                <w:sz w:val="24"/>
-                <w:szCs w:val="24"/>
-              </w:rPr>
-              <w:t>десериализации</w:t>
-            </w:r>
-            <w:proofErr w:type="spellEnd"/>
-            <w:r>
-              <w:rPr>
-                <w:rFonts w:ascii="Times New Roman" w:hAnsi="Times New Roman" w:cs="Times New Roman"/>
-                <w:color w:val="000000"/>
-                <w:sz w:val="24"/>
-                <w:szCs w:val="24"/>
-              </w:rPr>
-              <w:t xml:space="preserve"> изданий в XML-формат. Содержит поля для всех типов изданий и методы преобразования между объектами </w:t>
-            </w:r>
-            <w:proofErr w:type="spellStart"/>
-            <w:r>
-              <w:rPr>
-                <w:rFonts w:ascii="Times New Roman" w:hAnsi="Times New Roman" w:cs="Times New Roman"/>
-                <w:color w:val="000000"/>
-                <w:sz w:val="24"/>
-                <w:szCs w:val="24"/>
-              </w:rPr>
-              <w:t>PublicationBase</w:t>
-            </w:r>
-            <w:proofErr w:type="spellEnd"/>
-            <w:r>
-              <w:rPr>
-                <w:rFonts w:ascii="Times New Roman" w:hAnsi="Times New Roman" w:cs="Times New Roman"/>
-                <w:color w:val="000000"/>
-                <w:sz w:val="24"/>
-                <w:szCs w:val="24"/>
-              </w:rPr>
-              <w:t xml:space="preserve"> и данными для </w:t>
-            </w:r>
-            <w:proofErr w:type="spellStart"/>
-            <w:r>
-              <w:rPr>
-                <w:rFonts w:ascii="Times New Roman" w:hAnsi="Times New Roman" w:cs="Times New Roman"/>
-                <w:color w:val="000000"/>
-                <w:sz w:val="24"/>
-                <w:szCs w:val="24"/>
-              </w:rPr>
-              <w:t>сериализации</w:t>
-            </w:r>
-            <w:proofErr w:type="spellEnd"/>
+              <w:t>Класс PublicationData – класс для сериализации и десериализации изданий в XML-формат. Содержит поля для всех типов изданий и методы преобразования между объектами PublicationBase и данными для сериализации</w:t>
+            </w:r>
           </w:p>
         </w:tc>
       </w:tr>
@@ -12138,18 +10827,8 @@
                 <w:sz w:val="24"/>
                 <w:szCs w:val="24"/>
               </w:rPr>
-              <w:t xml:space="preserve">+ </w:t>
-            </w:r>
-            <w:proofErr w:type="spellStart"/>
-            <w:r>
-              <w:rPr>
-                <w:color w:val="000000"/>
-                <w:sz w:val="24"/>
-                <w:szCs w:val="24"/>
-              </w:rPr>
-              <w:t>PublicationType</w:t>
-            </w:r>
-            <w:proofErr w:type="spellEnd"/>
+              <w:t>+ PublicationType</w:t>
+            </w:r>
           </w:p>
         </w:tc>
         <w:tc>
@@ -12168,7 +10847,6 @@
                 <w:lang w:val="en-US"/>
               </w:rPr>
             </w:pPr>
-            <w:proofErr w:type="spellStart"/>
             <w:r>
               <w:rPr>
                 <w:color w:val="000000"/>
@@ -12177,7 +10855,6 @@
               </w:rPr>
               <w:t>string</w:t>
             </w:r>
-            <w:proofErr w:type="spellEnd"/>
           </w:p>
         </w:tc>
         <w:tc>
@@ -12256,18 +10933,8 @@
                 <w:sz w:val="24"/>
                 <w:szCs w:val="24"/>
               </w:rPr>
-              <w:t xml:space="preserve">+ </w:t>
-            </w:r>
-            <w:proofErr w:type="spellStart"/>
-            <w:r>
-              <w:rPr>
-                <w:color w:val="000000"/>
-                <w:sz w:val="24"/>
-                <w:szCs w:val="24"/>
-              </w:rPr>
-              <w:t>Title</w:t>
-            </w:r>
-            <w:proofErr w:type="spellEnd"/>
+              <w:t>+ Title</w:t>
+            </w:r>
           </w:p>
         </w:tc>
         <w:tc>
@@ -12286,7 +10953,6 @@
                 <w:szCs w:val="24"/>
               </w:rPr>
             </w:pPr>
-            <w:proofErr w:type="spellStart"/>
             <w:r>
               <w:rPr>
                 <w:color w:val="000000"/>
@@ -12295,7 +10961,6 @@
               </w:rPr>
               <w:t>string</w:t>
             </w:r>
-            <w:proofErr w:type="spellEnd"/>
           </w:p>
         </w:tc>
         <w:tc>
@@ -12348,18 +11013,8 @@
                 <w:sz w:val="24"/>
                 <w:szCs w:val="24"/>
               </w:rPr>
-              <w:t xml:space="preserve">+ </w:t>
-            </w:r>
-            <w:proofErr w:type="spellStart"/>
-            <w:r>
-              <w:rPr>
-                <w:color w:val="000000"/>
-                <w:sz w:val="24"/>
-                <w:szCs w:val="24"/>
-              </w:rPr>
-              <w:t>TitleInformation</w:t>
-            </w:r>
-            <w:proofErr w:type="spellEnd"/>
+              <w:t>+ TitleInformation</w:t>
+            </w:r>
           </w:p>
         </w:tc>
         <w:tc>
@@ -12378,7 +11033,6 @@
                 <w:szCs w:val="24"/>
               </w:rPr>
             </w:pPr>
-            <w:proofErr w:type="spellStart"/>
             <w:r>
               <w:rPr>
                 <w:color w:val="000000"/>
@@ -12387,7 +11041,6 @@
               </w:rPr>
               <w:t>string</w:t>
             </w:r>
-            <w:proofErr w:type="spellEnd"/>
           </w:p>
         </w:tc>
         <w:tc>
@@ -12460,7 +11113,6 @@
                 <w:szCs w:val="24"/>
               </w:rPr>
             </w:pPr>
-            <w:proofErr w:type="spellStart"/>
             <w:r>
               <w:rPr>
                 <w:color w:val="000000"/>
@@ -12469,7 +11121,6 @@
               </w:rPr>
               <w:t>int</w:t>
             </w:r>
-            <w:proofErr w:type="spellEnd"/>
           </w:p>
         </w:tc>
         <w:tc>
@@ -12542,7 +11193,6 @@
                 <w:szCs w:val="24"/>
               </w:rPr>
             </w:pPr>
-            <w:proofErr w:type="spellStart"/>
             <w:r>
               <w:rPr>
                 <w:color w:val="000000"/>
@@ -12551,7 +11201,6 @@
               </w:rPr>
               <w:t>string</w:t>
             </w:r>
-            <w:proofErr w:type="spellEnd"/>
           </w:p>
         </w:tc>
         <w:tc>
@@ -12604,18 +11253,8 @@
                 <w:sz w:val="24"/>
                 <w:szCs w:val="24"/>
               </w:rPr>
-              <w:t xml:space="preserve">+ </w:t>
-            </w:r>
-            <w:proofErr w:type="spellStart"/>
-            <w:r>
-              <w:rPr>
-                <w:color w:val="000000"/>
-                <w:sz w:val="24"/>
-                <w:szCs w:val="24"/>
-              </w:rPr>
-              <w:t>Publisher</w:t>
-            </w:r>
-            <w:proofErr w:type="spellEnd"/>
+              <w:t>+ Publisher</w:t>
+            </w:r>
           </w:p>
         </w:tc>
         <w:tc>
@@ -12634,7 +11273,6 @@
                 <w:szCs w:val="24"/>
               </w:rPr>
             </w:pPr>
-            <w:proofErr w:type="spellStart"/>
             <w:r>
               <w:rPr>
                 <w:color w:val="000000"/>
@@ -12643,7 +11281,6 @@
               </w:rPr>
               <w:t>string</w:t>
             </w:r>
-            <w:proofErr w:type="spellEnd"/>
           </w:p>
         </w:tc>
         <w:tc>
@@ -12696,18 +11333,8 @@
                 <w:sz w:val="24"/>
                 <w:szCs w:val="24"/>
               </w:rPr>
-              <w:t xml:space="preserve">+ </w:t>
-            </w:r>
-            <w:proofErr w:type="spellStart"/>
-            <w:r>
-              <w:rPr>
-                <w:color w:val="000000"/>
-                <w:sz w:val="24"/>
-                <w:szCs w:val="24"/>
-              </w:rPr>
-              <w:t>TotalPages</w:t>
-            </w:r>
-            <w:proofErr w:type="spellEnd"/>
+              <w:t>+ TotalPages</w:t>
+            </w:r>
           </w:p>
         </w:tc>
         <w:tc>
@@ -12726,7 +11353,6 @@
                 <w:szCs w:val="24"/>
               </w:rPr>
             </w:pPr>
-            <w:proofErr w:type="spellStart"/>
             <w:r>
               <w:rPr>
                 <w:color w:val="000000"/>
@@ -12735,7 +11361,6 @@
               </w:rPr>
               <w:t>int</w:t>
             </w:r>
-            <w:proofErr w:type="spellEnd"/>
           </w:p>
         </w:tc>
         <w:tc>
@@ -12788,18 +11413,8 @@
                 <w:sz w:val="24"/>
                 <w:szCs w:val="24"/>
               </w:rPr>
-              <w:t xml:space="preserve">+ </w:t>
-            </w:r>
-            <w:proofErr w:type="spellStart"/>
-            <w:r>
-              <w:rPr>
-                <w:color w:val="000000"/>
-                <w:sz w:val="24"/>
-                <w:szCs w:val="24"/>
-              </w:rPr>
-              <w:t>Authors</w:t>
-            </w:r>
-            <w:proofErr w:type="spellEnd"/>
+              <w:t>+ Authors</w:t>
+            </w:r>
           </w:p>
         </w:tc>
         <w:tc>
@@ -12818,7 +11433,6 @@
                 <w:szCs w:val="24"/>
               </w:rPr>
             </w:pPr>
-            <w:proofErr w:type="spellStart"/>
             <w:r>
               <w:rPr>
                 <w:color w:val="000000"/>
@@ -12827,7 +11441,6 @@
               </w:rPr>
               <w:t>string</w:t>
             </w:r>
-            <w:proofErr w:type="spellEnd"/>
           </w:p>
         </w:tc>
         <w:tc>
@@ -12880,18 +11493,8 @@
                 <w:sz w:val="24"/>
                 <w:szCs w:val="24"/>
               </w:rPr>
-              <w:t xml:space="preserve">+ </w:t>
-            </w:r>
-            <w:proofErr w:type="spellStart"/>
-            <w:r>
-              <w:rPr>
-                <w:color w:val="000000"/>
-                <w:sz w:val="24"/>
-                <w:szCs w:val="24"/>
-              </w:rPr>
-              <w:t>Frequency</w:t>
-            </w:r>
-            <w:proofErr w:type="spellEnd"/>
+              <w:t>+ Frequency</w:t>
+            </w:r>
           </w:p>
         </w:tc>
         <w:tc>
@@ -12910,7 +11513,6 @@
                 <w:szCs w:val="24"/>
               </w:rPr>
             </w:pPr>
-            <w:proofErr w:type="spellStart"/>
             <w:r>
               <w:rPr>
                 <w:color w:val="000000"/>
@@ -12919,7 +11521,6 @@
               </w:rPr>
               <w:t>string</w:t>
             </w:r>
-            <w:proofErr w:type="spellEnd"/>
           </w:p>
         </w:tc>
         <w:tc>
@@ -12972,18 +11573,8 @@
                 <w:sz w:val="24"/>
                 <w:szCs w:val="24"/>
               </w:rPr>
-              <w:t xml:space="preserve">+ </w:t>
-            </w:r>
-            <w:proofErr w:type="spellStart"/>
-            <w:r>
-              <w:rPr>
-                <w:color w:val="000000"/>
-                <w:sz w:val="24"/>
-                <w:szCs w:val="24"/>
-              </w:rPr>
-              <w:t>EditorialBoard</w:t>
-            </w:r>
-            <w:proofErr w:type="spellEnd"/>
+              <w:t>+ EditorialBoard</w:t>
+            </w:r>
           </w:p>
         </w:tc>
         <w:tc>
@@ -13002,7 +11593,6 @@
                 <w:szCs w:val="24"/>
               </w:rPr>
             </w:pPr>
-            <w:proofErr w:type="spellStart"/>
             <w:r>
               <w:rPr>
                 <w:color w:val="000000"/>
@@ -13011,7 +11601,6 @@
               </w:rPr>
               <w:t>string</w:t>
             </w:r>
-            <w:proofErr w:type="spellEnd"/>
           </w:p>
         </w:tc>
         <w:tc>
@@ -13064,19 +11653,8 @@
                 <w:sz w:val="24"/>
                 <w:szCs w:val="24"/>
               </w:rPr>
-              <w:lastRenderedPageBreak/>
-              <w:t xml:space="preserve">+ </w:t>
-            </w:r>
-            <w:proofErr w:type="spellStart"/>
-            <w:r>
-              <w:rPr>
-                <w:color w:val="000000"/>
-                <w:sz w:val="24"/>
-                <w:szCs w:val="24"/>
-              </w:rPr>
-              <w:t>ResponsibleEditors</w:t>
-            </w:r>
-            <w:proofErr w:type="spellEnd"/>
+              <w:t>+ ResponsibleEditors</w:t>
+            </w:r>
           </w:p>
         </w:tc>
         <w:tc>
@@ -13095,7 +11673,6 @@
                 <w:szCs w:val="24"/>
               </w:rPr>
             </w:pPr>
-            <w:proofErr w:type="spellStart"/>
             <w:r>
               <w:rPr>
                 <w:color w:val="000000"/>
@@ -13104,7 +11681,6 @@
               </w:rPr>
               <w:t>string</w:t>
             </w:r>
-            <w:proofErr w:type="spellEnd"/>
           </w:p>
         </w:tc>
         <w:tc>
@@ -13157,18 +11733,9 @@
                 <w:sz w:val="24"/>
                 <w:szCs w:val="24"/>
               </w:rPr>
-              <w:t xml:space="preserve">+ </w:t>
-            </w:r>
-            <w:proofErr w:type="spellStart"/>
-            <w:r>
-              <w:rPr>
-                <w:color w:val="000000"/>
-                <w:sz w:val="24"/>
-                <w:szCs w:val="24"/>
-              </w:rPr>
-              <w:t>AuthorFull</w:t>
-            </w:r>
-            <w:proofErr w:type="spellEnd"/>
+              <w:lastRenderedPageBreak/>
+              <w:t>+ AuthorFull</w:t>
+            </w:r>
           </w:p>
         </w:tc>
         <w:tc>
@@ -13187,7 +11754,6 @@
                 <w:szCs w:val="24"/>
               </w:rPr>
             </w:pPr>
-            <w:proofErr w:type="spellStart"/>
             <w:r>
               <w:rPr>
                 <w:color w:val="000000"/>
@@ -13196,7 +11762,6 @@
               </w:rPr>
               <w:t>string</w:t>
             </w:r>
-            <w:proofErr w:type="spellEnd"/>
           </w:p>
         </w:tc>
         <w:tc>
@@ -13249,18 +11814,8 @@
                 <w:sz w:val="24"/>
                 <w:szCs w:val="24"/>
               </w:rPr>
-              <w:t xml:space="preserve">+ </w:t>
-            </w:r>
-            <w:proofErr w:type="spellStart"/>
-            <w:r>
-              <w:rPr>
-                <w:color w:val="000000"/>
-                <w:sz w:val="24"/>
-                <w:szCs w:val="24"/>
-              </w:rPr>
-              <w:t>Speciality</w:t>
-            </w:r>
-            <w:proofErr w:type="spellEnd"/>
+              <w:t>+ Speciality</w:t>
+            </w:r>
           </w:p>
         </w:tc>
         <w:tc>
@@ -13279,7 +11834,6 @@
                 <w:szCs w:val="24"/>
               </w:rPr>
             </w:pPr>
-            <w:proofErr w:type="spellStart"/>
             <w:r>
               <w:rPr>
                 <w:color w:val="000000"/>
@@ -13288,7 +11842,6 @@
               </w:rPr>
               <w:t>string</w:t>
             </w:r>
-            <w:proofErr w:type="spellEnd"/>
           </w:p>
         </w:tc>
         <w:tc>
@@ -13341,18 +11894,8 @@
                 <w:sz w:val="24"/>
                 <w:szCs w:val="24"/>
               </w:rPr>
-              <w:t xml:space="preserve">+ </w:t>
-            </w:r>
-            <w:proofErr w:type="spellStart"/>
-            <w:r>
-              <w:rPr>
-                <w:color w:val="000000"/>
-                <w:sz w:val="24"/>
-                <w:szCs w:val="24"/>
-              </w:rPr>
-              <w:t>Degree</w:t>
-            </w:r>
-            <w:proofErr w:type="spellEnd"/>
+              <w:t>+ Degree</w:t>
+            </w:r>
           </w:p>
         </w:tc>
         <w:tc>
@@ -13371,7 +11914,6 @@
                 <w:szCs w:val="24"/>
               </w:rPr>
             </w:pPr>
-            <w:proofErr w:type="spellStart"/>
             <w:r>
               <w:rPr>
                 <w:color w:val="000000"/>
@@ -13380,7 +11922,6 @@
               </w:rPr>
               <w:t>string</w:t>
             </w:r>
-            <w:proofErr w:type="spellEnd"/>
           </w:p>
         </w:tc>
         <w:tc>
@@ -13460,35 +12001,7 @@
                 <w:sz w:val="24"/>
                 <w:szCs w:val="24"/>
               </w:rPr>
-              <w:t xml:space="preserve">+ </w:t>
-            </w:r>
-            <w:proofErr w:type="spellStart"/>
-            <w:proofErr w:type="gramStart"/>
-            <w:r>
-              <w:rPr>
-                <w:color w:val="000000"/>
-                <w:sz w:val="24"/>
-                <w:szCs w:val="24"/>
-              </w:rPr>
-              <w:t>PublicationData</w:t>
-            </w:r>
-            <w:proofErr w:type="spellEnd"/>
-            <w:r>
-              <w:rPr>
-                <w:color w:val="000000"/>
-                <w:sz w:val="24"/>
-                <w:szCs w:val="24"/>
-              </w:rPr>
-              <w:t>(</w:t>
-            </w:r>
-            <w:proofErr w:type="gramEnd"/>
-            <w:r>
-              <w:rPr>
-                <w:color w:val="000000"/>
-                <w:sz w:val="24"/>
-                <w:szCs w:val="24"/>
-              </w:rPr>
-              <w:t>)</w:t>
+              <w:t>+ PublicationData()</w:t>
             </w:r>
           </w:p>
         </w:tc>
@@ -13528,18 +12041,8 @@
                 <w:sz w:val="24"/>
                 <w:szCs w:val="24"/>
               </w:rPr>
-              <w:t>Конструктор по умолчанию. Требуется для XML-</w:t>
-            </w:r>
-            <w:proofErr w:type="spellStart"/>
-            <w:r>
-              <w:rPr>
-                <w:color w:val="000000"/>
-                <w:sz w:val="24"/>
-                <w:szCs w:val="24"/>
-              </w:rPr>
-              <w:t>сериализации</w:t>
-            </w:r>
-            <w:proofErr w:type="spellEnd"/>
+              <w:t>Конструктор по умолчанию. Требуется для XML-сериализации</w:t>
+            </w:r>
           </w:p>
         </w:tc>
       </w:tr>
@@ -13565,63 +12068,7 @@
                 <w:sz w:val="24"/>
                 <w:szCs w:val="24"/>
               </w:rPr>
-              <w:t xml:space="preserve">+ </w:t>
-            </w:r>
-            <w:proofErr w:type="spellStart"/>
-            <w:proofErr w:type="gramStart"/>
-            <w:r>
-              <w:rPr>
-                <w:color w:val="000000"/>
-                <w:sz w:val="24"/>
-                <w:szCs w:val="24"/>
-              </w:rPr>
-              <w:t>FromPublication</w:t>
-            </w:r>
-            <w:proofErr w:type="spellEnd"/>
-            <w:r>
-              <w:rPr>
-                <w:color w:val="000000"/>
-                <w:sz w:val="24"/>
-                <w:szCs w:val="24"/>
-              </w:rPr>
-              <w:t>(</w:t>
-            </w:r>
-            <w:proofErr w:type="spellStart"/>
-            <w:proofErr w:type="gramEnd"/>
-            <w:r>
-              <w:rPr>
-                <w:color w:val="000000"/>
-                <w:sz w:val="24"/>
-                <w:szCs w:val="24"/>
-              </w:rPr>
-              <w:t>PublicationBase</w:t>
-            </w:r>
-            <w:proofErr w:type="spellEnd"/>
-            <w:r>
-              <w:rPr>
-                <w:color w:val="000000"/>
-                <w:sz w:val="24"/>
-                <w:szCs w:val="24"/>
-              </w:rPr>
-              <w:t xml:space="preserve"> </w:t>
-            </w:r>
-            <w:proofErr w:type="spellStart"/>
-            <w:r>
-              <w:rPr>
-                <w:color w:val="000000"/>
-                <w:sz w:val="24"/>
-                <w:szCs w:val="24"/>
-              </w:rPr>
-              <w:t>pub</w:t>
-            </w:r>
-            <w:proofErr w:type="spellEnd"/>
-            <w:r>
-              <w:rPr>
-                <w:color w:val="000000"/>
-                <w:sz w:val="24"/>
-                <w:szCs w:val="24"/>
-              </w:rPr>
-              <w:t>)</w:t>
+              <w:t>+ FromPublication(PublicationBase pub)</w:t>
             </w:r>
           </w:p>
         </w:tc>
@@ -13640,7 +12087,6 @@
                 <w:szCs w:val="24"/>
               </w:rPr>
             </w:pPr>
-            <w:proofErr w:type="spellStart"/>
             <w:r>
               <w:rPr>
                 <w:color w:val="000000"/>
@@ -13649,7 +12095,6 @@
               </w:rPr>
               <w:t>PublicationData</w:t>
             </w:r>
-            <w:proofErr w:type="spellEnd"/>
           </w:p>
         </w:tc>
         <w:tc>
@@ -13673,61 +12118,7 @@
                 <w:sz w:val="24"/>
                 <w:szCs w:val="24"/>
               </w:rPr>
-              <w:t xml:space="preserve">Статический метод создания объекта </w:t>
-            </w:r>
-            <w:proofErr w:type="spellStart"/>
-            <w:r>
-              <w:rPr>
-                <w:color w:val="000000"/>
-                <w:sz w:val="24"/>
-                <w:szCs w:val="24"/>
-              </w:rPr>
-              <w:t>PublicationData</w:t>
-            </w:r>
-            <w:proofErr w:type="spellEnd"/>
-            <w:r>
-              <w:rPr>
-                <w:color w:val="000000"/>
-                <w:sz w:val="24"/>
-                <w:szCs w:val="24"/>
-              </w:rPr>
-              <w:t xml:space="preserve"> из издания </w:t>
-            </w:r>
-            <w:proofErr w:type="spellStart"/>
-            <w:r>
-              <w:rPr>
-                <w:color w:val="000000"/>
-                <w:sz w:val="24"/>
-                <w:szCs w:val="24"/>
-              </w:rPr>
-              <w:t>PublicationBase</w:t>
-            </w:r>
-            <w:proofErr w:type="spellEnd"/>
-            <w:r>
-              <w:rPr>
-                <w:color w:val="000000"/>
-                <w:sz w:val="24"/>
-                <w:szCs w:val="24"/>
-              </w:rPr>
-              <w:t xml:space="preserve">. </w:t>
-            </w:r>
-            <w:proofErr w:type="spellStart"/>
-            <w:r>
-              <w:rPr>
-                <w:color w:val="000000"/>
-                <w:sz w:val="24"/>
-                <w:szCs w:val="24"/>
-              </w:rPr>
-              <w:t>pub</w:t>
-            </w:r>
-            <w:proofErr w:type="spellEnd"/>
-            <w:r>
-              <w:rPr>
-                <w:color w:val="000000"/>
-                <w:sz w:val="24"/>
-                <w:szCs w:val="24"/>
-              </w:rPr>
-              <w:t xml:space="preserve"> – исходное издание</w:t>
+              <w:t>Статический метод создания объекта PublicationData из издания PublicationBase. pub – исходное издание</w:t>
             </w:r>
           </w:p>
         </w:tc>
@@ -13754,35 +12145,7 @@
                 <w:sz w:val="24"/>
                 <w:szCs w:val="24"/>
               </w:rPr>
-              <w:t xml:space="preserve">+ </w:t>
-            </w:r>
-            <w:proofErr w:type="spellStart"/>
-            <w:proofErr w:type="gramStart"/>
-            <w:r>
-              <w:rPr>
-                <w:color w:val="000000"/>
-                <w:sz w:val="24"/>
-                <w:szCs w:val="24"/>
-              </w:rPr>
-              <w:t>ToPublication</w:t>
-            </w:r>
-            <w:proofErr w:type="spellEnd"/>
-            <w:r>
-              <w:rPr>
-                <w:color w:val="000000"/>
-                <w:sz w:val="24"/>
-                <w:szCs w:val="24"/>
-              </w:rPr>
-              <w:t>(</w:t>
-            </w:r>
-            <w:proofErr w:type="gramEnd"/>
-            <w:r>
-              <w:rPr>
-                <w:color w:val="000000"/>
-                <w:sz w:val="24"/>
-                <w:szCs w:val="24"/>
-              </w:rPr>
-              <w:t>)</w:t>
+              <w:t>+ ToPublication()</w:t>
             </w:r>
           </w:p>
         </w:tc>
@@ -13801,7 +12164,6 @@
                 <w:szCs w:val="24"/>
               </w:rPr>
             </w:pPr>
-            <w:proofErr w:type="spellStart"/>
             <w:r>
               <w:rPr>
                 <w:color w:val="000000"/>
@@ -13810,7 +12172,6 @@
               </w:rPr>
               <w:t>PublicationBase</w:t>
             </w:r>
-            <w:proofErr w:type="spellEnd"/>
           </w:p>
         </w:tc>
         <w:tc>
@@ -13834,36 +12195,8 @@
                 <w:sz w:val="24"/>
                 <w:szCs w:val="24"/>
               </w:rPr>
-              <w:t xml:space="preserve">Метод создания издания </w:t>
-            </w:r>
-            <w:proofErr w:type="spellStart"/>
-            <w:r>
-              <w:rPr>
-                <w:color w:val="000000"/>
-                <w:sz w:val="24"/>
-                <w:szCs w:val="24"/>
-              </w:rPr>
-              <w:t>PublicationBase</w:t>
-            </w:r>
-            <w:proofErr w:type="spellEnd"/>
-            <w:r>
-              <w:rPr>
-                <w:color w:val="000000"/>
-                <w:sz w:val="24"/>
-                <w:szCs w:val="24"/>
-              </w:rPr>
-              <w:t xml:space="preserve"> из объекта </w:t>
-            </w:r>
-            <w:proofErr w:type="spellStart"/>
-            <w:r>
-              <w:rPr>
-                <w:color w:val="000000"/>
-                <w:sz w:val="24"/>
-                <w:szCs w:val="24"/>
-              </w:rPr>
-              <w:t>PublicationData</w:t>
-            </w:r>
-            <w:proofErr w:type="spellEnd"/>
+              <w:t>Метод создания издания PublicationBase из объекта PublicationData</w:t>
+            </w:r>
           </w:p>
         </w:tc>
       </w:tr>
@@ -13889,35 +12222,7 @@
                 <w:sz w:val="24"/>
                 <w:szCs w:val="24"/>
               </w:rPr>
-              <w:t xml:space="preserve">- </w:t>
-            </w:r>
-            <w:proofErr w:type="spellStart"/>
-            <w:proofErr w:type="gramStart"/>
-            <w:r>
-              <w:rPr>
-                <w:color w:val="000000"/>
-                <w:sz w:val="24"/>
-                <w:szCs w:val="24"/>
-              </w:rPr>
-              <w:t>CreateBook</w:t>
-            </w:r>
-            <w:proofErr w:type="spellEnd"/>
-            <w:r>
-              <w:rPr>
-                <w:color w:val="000000"/>
-                <w:sz w:val="24"/>
-                <w:szCs w:val="24"/>
-              </w:rPr>
-              <w:t>(</w:t>
-            </w:r>
-            <w:proofErr w:type="gramEnd"/>
-            <w:r>
-              <w:rPr>
-                <w:color w:val="000000"/>
-                <w:sz w:val="24"/>
-                <w:szCs w:val="24"/>
-              </w:rPr>
-              <w:t>)</w:t>
+              <w:t>- CreateBook()</w:t>
             </w:r>
           </w:p>
         </w:tc>
@@ -13967,18 +12272,8 @@
                 <w:sz w:val="24"/>
                 <w:szCs w:val="24"/>
               </w:rPr>
-              <w:t xml:space="preserve">Приватный метод создания объекта книги из данных </w:t>
-            </w:r>
-            <w:proofErr w:type="spellStart"/>
-            <w:r>
-              <w:rPr>
-                <w:color w:val="000000"/>
-                <w:sz w:val="24"/>
-                <w:szCs w:val="24"/>
-              </w:rPr>
-              <w:t>сериализации</w:t>
-            </w:r>
-            <w:proofErr w:type="spellEnd"/>
+              <w:t>Приватный метод создания объекта книги из данных сериализации</w:t>
+            </w:r>
           </w:p>
         </w:tc>
       </w:tr>
@@ -14004,35 +12299,7 @@
                 <w:sz w:val="24"/>
                 <w:szCs w:val="24"/>
               </w:rPr>
-              <w:t xml:space="preserve">- </w:t>
-            </w:r>
-            <w:proofErr w:type="spellStart"/>
-            <w:proofErr w:type="gramStart"/>
-            <w:r>
-              <w:rPr>
-                <w:color w:val="000000"/>
-                <w:sz w:val="24"/>
-                <w:szCs w:val="24"/>
-              </w:rPr>
-              <w:t>CreateJournal</w:t>
-            </w:r>
-            <w:proofErr w:type="spellEnd"/>
-            <w:r>
-              <w:rPr>
-                <w:color w:val="000000"/>
-                <w:sz w:val="24"/>
-                <w:szCs w:val="24"/>
-              </w:rPr>
-              <w:t>(</w:t>
-            </w:r>
-            <w:proofErr w:type="gramEnd"/>
-            <w:r>
-              <w:rPr>
-                <w:color w:val="000000"/>
-                <w:sz w:val="24"/>
-                <w:szCs w:val="24"/>
-              </w:rPr>
-              <w:t>)</w:t>
+              <w:t>- CreateJournal()</w:t>
             </w:r>
           </w:p>
         </w:tc>
@@ -14082,18 +12349,8 @@
                 <w:sz w:val="24"/>
                 <w:szCs w:val="24"/>
               </w:rPr>
-              <w:t xml:space="preserve">Приватный метод создания объекта журнала из данных </w:t>
-            </w:r>
-            <w:proofErr w:type="spellStart"/>
-            <w:r>
-              <w:rPr>
-                <w:color w:val="000000"/>
-                <w:sz w:val="24"/>
-                <w:szCs w:val="24"/>
-              </w:rPr>
-              <w:t>сериализации</w:t>
-            </w:r>
-            <w:proofErr w:type="spellEnd"/>
+              <w:t>Приватный метод создания объекта журнала из данных сериализации</w:t>
+            </w:r>
           </w:p>
         </w:tc>
       </w:tr>
@@ -14119,35 +12376,7 @@
                 <w:sz w:val="24"/>
                 <w:szCs w:val="24"/>
               </w:rPr>
-              <w:t xml:space="preserve">- </w:t>
-            </w:r>
-            <w:proofErr w:type="spellStart"/>
-            <w:proofErr w:type="gramStart"/>
-            <w:r>
-              <w:rPr>
-                <w:color w:val="000000"/>
-                <w:sz w:val="24"/>
-                <w:szCs w:val="24"/>
-              </w:rPr>
-              <w:t>CreateCollection</w:t>
-            </w:r>
-            <w:proofErr w:type="spellEnd"/>
-            <w:r>
-              <w:rPr>
-                <w:color w:val="000000"/>
-                <w:sz w:val="24"/>
-                <w:szCs w:val="24"/>
-              </w:rPr>
-              <w:t>(</w:t>
-            </w:r>
-            <w:proofErr w:type="gramEnd"/>
-            <w:r>
-              <w:rPr>
-                <w:color w:val="000000"/>
-                <w:sz w:val="24"/>
-                <w:szCs w:val="24"/>
-              </w:rPr>
-              <w:t>)</w:t>
+              <w:t>- CreateCollection()</w:t>
             </w:r>
           </w:p>
         </w:tc>
@@ -14197,18 +12426,8 @@
                 <w:sz w:val="24"/>
                 <w:szCs w:val="24"/>
               </w:rPr>
-              <w:t xml:space="preserve">Приватный метод создания объекта сборника из данных </w:t>
-            </w:r>
-            <w:proofErr w:type="spellStart"/>
-            <w:r>
-              <w:rPr>
-                <w:color w:val="000000"/>
-                <w:sz w:val="24"/>
-                <w:szCs w:val="24"/>
-              </w:rPr>
-              <w:t>сериализации</w:t>
-            </w:r>
-            <w:proofErr w:type="spellEnd"/>
+              <w:t>Приватный метод создания объекта сборника из данных сериализации</w:t>
+            </w:r>
           </w:p>
         </w:tc>
       </w:tr>
@@ -14234,35 +12453,7 @@
                 <w:sz w:val="24"/>
                 <w:szCs w:val="24"/>
               </w:rPr>
-              <w:t xml:space="preserve">- </w:t>
-            </w:r>
-            <w:proofErr w:type="spellStart"/>
-            <w:proofErr w:type="gramStart"/>
-            <w:r>
-              <w:rPr>
-                <w:color w:val="000000"/>
-                <w:sz w:val="24"/>
-                <w:szCs w:val="24"/>
-              </w:rPr>
-              <w:t>CreateDissertation</w:t>
-            </w:r>
-            <w:proofErr w:type="spellEnd"/>
-            <w:r>
-              <w:rPr>
-                <w:color w:val="000000"/>
-                <w:sz w:val="24"/>
-                <w:szCs w:val="24"/>
-              </w:rPr>
-              <w:t>(</w:t>
-            </w:r>
-            <w:proofErr w:type="gramEnd"/>
-            <w:r>
-              <w:rPr>
-                <w:color w:val="000000"/>
-                <w:sz w:val="24"/>
-                <w:szCs w:val="24"/>
-              </w:rPr>
-              <w:t>)</w:t>
+              <w:t>- CreateDissertation()</w:t>
             </w:r>
           </w:p>
         </w:tc>
@@ -14281,7 +12472,6 @@
                 <w:szCs w:val="24"/>
               </w:rPr>
             </w:pPr>
-            <w:proofErr w:type="spellStart"/>
             <w:r>
               <w:rPr>
                 <w:color w:val="000000"/>
@@ -14290,7 +12480,6 @@
               </w:rPr>
               <w:t>Dissertation</w:t>
             </w:r>
-            <w:proofErr w:type="spellEnd"/>
           </w:p>
         </w:tc>
         <w:tc>
@@ -14314,18 +12503,8 @@
                 <w:sz w:val="24"/>
                 <w:szCs w:val="24"/>
               </w:rPr>
-              <w:t xml:space="preserve">Приватный метод создания объекта диссертации из данных </w:t>
-            </w:r>
-            <w:proofErr w:type="spellStart"/>
-            <w:r>
-              <w:rPr>
-                <w:color w:val="000000"/>
-                <w:sz w:val="24"/>
-                <w:szCs w:val="24"/>
-              </w:rPr>
-              <w:t>сериализации</w:t>
-            </w:r>
-            <w:proofErr w:type="spellEnd"/>
+              <w:t>Приватный метод создания объекта диссертации из данных сериализации</w:t>
+            </w:r>
           </w:p>
         </w:tc>
       </w:tr>
@@ -14357,29 +12536,23 @@
         </w:rPr>
       </w:pPr>
       <w:r>
+        <w:t xml:space="preserve">     </w:t>
+      </w:r>
+      <w:r>
+        <w:t xml:space="preserve">Таблица </w:t>
+      </w:r>
+      <w:r>
         <w:rPr>
           <w:lang w:val="en-US"/>
         </w:rPr>
-        <w:lastRenderedPageBreak/>
-        <w:t xml:space="preserve">     </w:t>
-      </w:r>
-      <w:r>
-        <w:t xml:space="preserve">Таблица </w:t>
-      </w:r>
-      <w:r>
-        <w:rPr>
-          <w:lang w:val="en-US"/>
-        </w:rPr>
         <w:t>8</w:t>
       </w:r>
       <w:r>
         <w:t xml:space="preserve"> – Описание класса </w:t>
       </w:r>
-      <w:proofErr w:type="spellStart"/>
       <w:r>
         <w:t>RandomDataGenerator</w:t>
       </w:r>
-      <w:proofErr w:type="spellEnd"/>
     </w:p>
     <w:tbl>
       <w:tblPr>
@@ -14485,6 +12658,7 @@
                 <w:sz w:val="24"/>
                 <w:szCs w:val="24"/>
               </w:rPr>
+              <w:lastRenderedPageBreak/>
               <w:t>Описание класса</w:t>
             </w:r>
           </w:p>
@@ -14513,27 +12687,7 @@
                 <w:sz w:val="24"/>
                 <w:szCs w:val="24"/>
               </w:rPr>
-              <w:t xml:space="preserve">Класс </w:t>
-            </w:r>
-            <w:proofErr w:type="spellStart"/>
-            <w:r>
-              <w:rPr>
-                <w:rFonts w:ascii="Times New Roman" w:hAnsi="Times New Roman" w:cs="Times New Roman"/>
-                <w:color w:val="000000"/>
-                <w:sz w:val="24"/>
-                <w:szCs w:val="24"/>
-              </w:rPr>
-              <w:t>RandomDataGenerator</w:t>
-            </w:r>
-            <w:proofErr w:type="spellEnd"/>
-            <w:r>
-              <w:rPr>
-                <w:rFonts w:ascii="Times New Roman" w:hAnsi="Times New Roman" w:cs="Times New Roman"/>
-                <w:color w:val="000000"/>
-                <w:sz w:val="24"/>
-                <w:szCs w:val="24"/>
-              </w:rPr>
-              <w:t xml:space="preserve"> – статический класс для генерации случайных изданий различных типов. Содержит массивы случайных данных и методы генерации</w:t>
+              <w:t>Класс RandomDataGenerator – статический класс для генерации случайных изданий различных типов. Содержит массивы случайных данных и методы генерации</w:t>
             </w:r>
           </w:p>
         </w:tc>
@@ -14587,18 +12741,8 @@
                 <w:sz w:val="24"/>
                 <w:szCs w:val="24"/>
               </w:rPr>
-              <w:t>- _</w:t>
-            </w:r>
-            <w:proofErr w:type="spellStart"/>
-            <w:r>
-              <w:rPr>
-                <w:color w:val="000000"/>
-                <w:sz w:val="24"/>
-                <w:szCs w:val="24"/>
-              </w:rPr>
-              <w:t>random</w:t>
-            </w:r>
-            <w:proofErr w:type="spellEnd"/>
+              <w:t>- _random</w:t>
+            </w:r>
           </w:p>
         </w:tc>
         <w:tc>
@@ -14617,7 +12761,6 @@
                 <w:lang w:val="en-US"/>
               </w:rPr>
             </w:pPr>
-            <w:proofErr w:type="spellStart"/>
             <w:r>
               <w:rPr>
                 <w:color w:val="000000"/>
@@ -14626,7 +12769,6 @@
               </w:rPr>
               <w:t>Random</w:t>
             </w:r>
-            <w:proofErr w:type="spellEnd"/>
           </w:p>
         </w:tc>
         <w:tc>
@@ -14678,18 +12820,8 @@
                 <w:sz w:val="24"/>
                 <w:szCs w:val="24"/>
               </w:rPr>
-              <w:t xml:space="preserve">- </w:t>
-            </w:r>
-            <w:proofErr w:type="spellStart"/>
-            <w:r>
-              <w:rPr>
-                <w:color w:val="000000"/>
-                <w:sz w:val="24"/>
-                <w:szCs w:val="24"/>
-              </w:rPr>
-              <w:t>BookTitles</w:t>
-            </w:r>
-            <w:proofErr w:type="spellEnd"/>
+              <w:t>- BookTitles</w:t>
+            </w:r>
           </w:p>
         </w:tc>
         <w:tc>
@@ -14708,33 +12840,13 @@
                 <w:szCs w:val="24"/>
               </w:rPr>
             </w:pPr>
-            <w:proofErr w:type="spellStart"/>
-            <w:proofErr w:type="gramStart"/>
-            <w:r>
-              <w:rPr>
-                <w:color w:val="000000"/>
-                <w:sz w:val="24"/>
-                <w:szCs w:val="24"/>
-              </w:rPr>
-              <w:t>string</w:t>
-            </w:r>
-            <w:proofErr w:type="spellEnd"/>
-            <w:r>
-              <w:rPr>
-                <w:color w:val="000000"/>
-                <w:sz w:val="24"/>
-                <w:szCs w:val="24"/>
-              </w:rPr>
-              <w:t>[</w:t>
-            </w:r>
-            <w:proofErr w:type="gramEnd"/>
-            <w:r>
-              <w:rPr>
-                <w:color w:val="000000"/>
-                <w:sz w:val="24"/>
-                <w:szCs w:val="24"/>
-              </w:rPr>
-              <w:t>]</w:t>
+            <w:r>
+              <w:rPr>
+                <w:color w:val="000000"/>
+                <w:sz w:val="24"/>
+                <w:szCs w:val="24"/>
+              </w:rPr>
+              <w:t>string[]</w:t>
             </w:r>
           </w:p>
         </w:tc>
@@ -14788,18 +12900,8 @@
                 <w:sz w:val="24"/>
                 <w:szCs w:val="24"/>
               </w:rPr>
-              <w:t xml:space="preserve">- </w:t>
-            </w:r>
-            <w:proofErr w:type="spellStart"/>
-            <w:r>
-              <w:rPr>
-                <w:color w:val="000000"/>
-                <w:sz w:val="24"/>
-                <w:szCs w:val="24"/>
-              </w:rPr>
-              <w:t>Authors</w:t>
-            </w:r>
-            <w:proofErr w:type="spellEnd"/>
+              <w:t>- Authors</w:t>
+            </w:r>
           </w:p>
         </w:tc>
         <w:tc>
@@ -14818,33 +12920,13 @@
                 <w:szCs w:val="24"/>
               </w:rPr>
             </w:pPr>
-            <w:proofErr w:type="spellStart"/>
-            <w:proofErr w:type="gramStart"/>
-            <w:r>
-              <w:rPr>
-                <w:color w:val="000000"/>
-                <w:sz w:val="24"/>
-                <w:szCs w:val="24"/>
-              </w:rPr>
-              <w:t>string</w:t>
-            </w:r>
-            <w:proofErr w:type="spellEnd"/>
-            <w:r>
-              <w:rPr>
-                <w:color w:val="000000"/>
-                <w:sz w:val="24"/>
-                <w:szCs w:val="24"/>
-              </w:rPr>
-              <w:t>[</w:t>
-            </w:r>
-            <w:proofErr w:type="gramEnd"/>
-            <w:r>
-              <w:rPr>
-                <w:color w:val="000000"/>
-                <w:sz w:val="24"/>
-                <w:szCs w:val="24"/>
-              </w:rPr>
-              <w:t>]</w:t>
+            <w:r>
+              <w:rPr>
+                <w:color w:val="000000"/>
+                <w:sz w:val="24"/>
+                <w:szCs w:val="24"/>
+              </w:rPr>
+              <w:t>string[]</w:t>
             </w:r>
           </w:p>
         </w:tc>
@@ -14898,18 +12980,8 @@
                 <w:sz w:val="24"/>
                 <w:szCs w:val="24"/>
               </w:rPr>
-              <w:t xml:space="preserve">- </w:t>
-            </w:r>
-            <w:proofErr w:type="spellStart"/>
-            <w:r>
-              <w:rPr>
-                <w:color w:val="000000"/>
-                <w:sz w:val="24"/>
-                <w:szCs w:val="24"/>
-              </w:rPr>
-              <w:t>Places</w:t>
-            </w:r>
-            <w:proofErr w:type="spellEnd"/>
+              <w:t>- Places</w:t>
+            </w:r>
           </w:p>
         </w:tc>
         <w:tc>
@@ -14928,33 +13000,13 @@
                 <w:szCs w:val="24"/>
               </w:rPr>
             </w:pPr>
-            <w:proofErr w:type="spellStart"/>
-            <w:proofErr w:type="gramStart"/>
-            <w:r>
-              <w:rPr>
-                <w:color w:val="000000"/>
-                <w:sz w:val="24"/>
-                <w:szCs w:val="24"/>
-              </w:rPr>
-              <w:t>string</w:t>
-            </w:r>
-            <w:proofErr w:type="spellEnd"/>
-            <w:r>
-              <w:rPr>
-                <w:color w:val="000000"/>
-                <w:sz w:val="24"/>
-                <w:szCs w:val="24"/>
-              </w:rPr>
-              <w:t>[</w:t>
-            </w:r>
-            <w:proofErr w:type="gramEnd"/>
-            <w:r>
-              <w:rPr>
-                <w:color w:val="000000"/>
-                <w:sz w:val="24"/>
-                <w:szCs w:val="24"/>
-              </w:rPr>
-              <w:t>]</w:t>
+            <w:r>
+              <w:rPr>
+                <w:color w:val="000000"/>
+                <w:sz w:val="24"/>
+                <w:szCs w:val="24"/>
+              </w:rPr>
+              <w:t>string[]</w:t>
             </w:r>
           </w:p>
         </w:tc>
@@ -15008,18 +13060,8 @@
                 <w:sz w:val="24"/>
                 <w:szCs w:val="24"/>
               </w:rPr>
-              <w:t xml:space="preserve">- </w:t>
-            </w:r>
-            <w:proofErr w:type="spellStart"/>
-            <w:r>
-              <w:rPr>
-                <w:color w:val="000000"/>
-                <w:sz w:val="24"/>
-                <w:szCs w:val="24"/>
-              </w:rPr>
-              <w:t>Publishers</w:t>
-            </w:r>
-            <w:proofErr w:type="spellEnd"/>
+              <w:t>- Publishers</w:t>
+            </w:r>
           </w:p>
         </w:tc>
         <w:tc>
@@ -15038,33 +13080,13 @@
                 <w:szCs w:val="24"/>
               </w:rPr>
             </w:pPr>
-            <w:proofErr w:type="spellStart"/>
-            <w:proofErr w:type="gramStart"/>
-            <w:r>
-              <w:rPr>
-                <w:color w:val="000000"/>
-                <w:sz w:val="24"/>
-                <w:szCs w:val="24"/>
-              </w:rPr>
-              <w:t>string</w:t>
-            </w:r>
-            <w:proofErr w:type="spellEnd"/>
-            <w:r>
-              <w:rPr>
-                <w:color w:val="000000"/>
-                <w:sz w:val="24"/>
-                <w:szCs w:val="24"/>
-              </w:rPr>
-              <w:t>[</w:t>
-            </w:r>
-            <w:proofErr w:type="gramEnd"/>
-            <w:r>
-              <w:rPr>
-                <w:color w:val="000000"/>
-                <w:sz w:val="24"/>
-                <w:szCs w:val="24"/>
-              </w:rPr>
-              <w:t>]</w:t>
+            <w:r>
+              <w:rPr>
+                <w:color w:val="000000"/>
+                <w:sz w:val="24"/>
+                <w:szCs w:val="24"/>
+              </w:rPr>
+              <w:t>string[]</w:t>
             </w:r>
           </w:p>
         </w:tc>
@@ -15118,18 +13140,8 @@
                 <w:sz w:val="24"/>
                 <w:szCs w:val="24"/>
               </w:rPr>
-              <w:t xml:space="preserve">- </w:t>
-            </w:r>
-            <w:proofErr w:type="spellStart"/>
-            <w:r>
-              <w:rPr>
-                <w:color w:val="000000"/>
-                <w:sz w:val="24"/>
-                <w:szCs w:val="24"/>
-              </w:rPr>
-              <w:t>Specialities</w:t>
-            </w:r>
-            <w:proofErr w:type="spellEnd"/>
+              <w:t>- Specialities</w:t>
+            </w:r>
           </w:p>
         </w:tc>
         <w:tc>
@@ -15148,33 +13160,13 @@
                 <w:szCs w:val="24"/>
               </w:rPr>
             </w:pPr>
-            <w:proofErr w:type="spellStart"/>
-            <w:proofErr w:type="gramStart"/>
-            <w:r>
-              <w:rPr>
-                <w:color w:val="000000"/>
-                <w:sz w:val="24"/>
-                <w:szCs w:val="24"/>
-              </w:rPr>
-              <w:t>string</w:t>
-            </w:r>
-            <w:proofErr w:type="spellEnd"/>
-            <w:r>
-              <w:rPr>
-                <w:color w:val="000000"/>
-                <w:sz w:val="24"/>
-                <w:szCs w:val="24"/>
-              </w:rPr>
-              <w:t>[</w:t>
-            </w:r>
-            <w:proofErr w:type="gramEnd"/>
-            <w:r>
-              <w:rPr>
-                <w:color w:val="000000"/>
-                <w:sz w:val="24"/>
-                <w:szCs w:val="24"/>
-              </w:rPr>
-              <w:t>]</w:t>
+            <w:r>
+              <w:rPr>
+                <w:color w:val="000000"/>
+                <w:sz w:val="24"/>
+                <w:szCs w:val="24"/>
+              </w:rPr>
+              <w:t>string[]</w:t>
             </w:r>
           </w:p>
         </w:tc>
@@ -15228,18 +13220,8 @@
                 <w:sz w:val="24"/>
                 <w:szCs w:val="24"/>
               </w:rPr>
-              <w:t xml:space="preserve">- </w:t>
-            </w:r>
-            <w:proofErr w:type="spellStart"/>
-            <w:r>
-              <w:rPr>
-                <w:color w:val="000000"/>
-                <w:sz w:val="24"/>
-                <w:szCs w:val="24"/>
-              </w:rPr>
-              <w:t>Degrees</w:t>
-            </w:r>
-            <w:proofErr w:type="spellEnd"/>
+              <w:t>- Degrees</w:t>
+            </w:r>
           </w:p>
         </w:tc>
         <w:tc>
@@ -15258,33 +13240,13 @@
                 <w:szCs w:val="24"/>
               </w:rPr>
             </w:pPr>
-            <w:proofErr w:type="spellStart"/>
-            <w:proofErr w:type="gramStart"/>
-            <w:r>
-              <w:rPr>
-                <w:color w:val="000000"/>
-                <w:sz w:val="24"/>
-                <w:szCs w:val="24"/>
-              </w:rPr>
-              <w:t>string</w:t>
-            </w:r>
-            <w:proofErr w:type="spellEnd"/>
-            <w:r>
-              <w:rPr>
-                <w:color w:val="000000"/>
-                <w:sz w:val="24"/>
-                <w:szCs w:val="24"/>
-              </w:rPr>
-              <w:t>[</w:t>
-            </w:r>
-            <w:proofErr w:type="gramEnd"/>
-            <w:r>
-              <w:rPr>
-                <w:color w:val="000000"/>
-                <w:sz w:val="24"/>
-                <w:szCs w:val="24"/>
-              </w:rPr>
-              <w:t>]</w:t>
+            <w:r>
+              <w:rPr>
+                <w:color w:val="000000"/>
+                <w:sz w:val="24"/>
+                <w:szCs w:val="24"/>
+              </w:rPr>
+              <w:t>string[]</w:t>
             </w:r>
           </w:p>
         </w:tc>
@@ -15338,18 +13300,8 @@
                 <w:sz w:val="24"/>
                 <w:szCs w:val="24"/>
               </w:rPr>
-              <w:t xml:space="preserve">- </w:t>
-            </w:r>
-            <w:proofErr w:type="spellStart"/>
-            <w:r>
-              <w:rPr>
-                <w:color w:val="000000"/>
-                <w:sz w:val="24"/>
-                <w:szCs w:val="24"/>
-              </w:rPr>
-              <w:t>AuthorFullNames</w:t>
-            </w:r>
-            <w:proofErr w:type="spellEnd"/>
+              <w:t>- AuthorFullNames</w:t>
+            </w:r>
           </w:p>
         </w:tc>
         <w:tc>
@@ -15368,33 +13320,13 @@
                 <w:szCs w:val="24"/>
               </w:rPr>
             </w:pPr>
-            <w:proofErr w:type="spellStart"/>
-            <w:proofErr w:type="gramStart"/>
-            <w:r>
-              <w:rPr>
-                <w:color w:val="000000"/>
-                <w:sz w:val="24"/>
-                <w:szCs w:val="24"/>
-              </w:rPr>
-              <w:t>string</w:t>
-            </w:r>
-            <w:proofErr w:type="spellEnd"/>
-            <w:r>
-              <w:rPr>
-                <w:color w:val="000000"/>
-                <w:sz w:val="24"/>
-                <w:szCs w:val="24"/>
-              </w:rPr>
-              <w:t>[</w:t>
-            </w:r>
-            <w:proofErr w:type="gramEnd"/>
-            <w:r>
-              <w:rPr>
-                <w:color w:val="000000"/>
-                <w:sz w:val="24"/>
-                <w:szCs w:val="24"/>
-              </w:rPr>
-              <w:t>]</w:t>
+            <w:r>
+              <w:rPr>
+                <w:color w:val="000000"/>
+                <w:sz w:val="24"/>
+                <w:szCs w:val="24"/>
+              </w:rPr>
+              <w:t>string[]</w:t>
             </w:r>
           </w:p>
         </w:tc>
@@ -15448,18 +13380,8 @@
                 <w:sz w:val="24"/>
                 <w:szCs w:val="24"/>
               </w:rPr>
-              <w:t xml:space="preserve">- </w:t>
-            </w:r>
-            <w:proofErr w:type="spellStart"/>
-            <w:r>
-              <w:rPr>
-                <w:color w:val="000000"/>
-                <w:sz w:val="24"/>
-                <w:szCs w:val="24"/>
-              </w:rPr>
-              <w:t>TitleInformations</w:t>
-            </w:r>
-            <w:proofErr w:type="spellEnd"/>
+              <w:t>- TitleInformations</w:t>
+            </w:r>
           </w:p>
         </w:tc>
         <w:tc>
@@ -15478,33 +13400,13 @@
                 <w:szCs w:val="24"/>
               </w:rPr>
             </w:pPr>
-            <w:proofErr w:type="spellStart"/>
-            <w:proofErr w:type="gramStart"/>
-            <w:r>
-              <w:rPr>
-                <w:color w:val="000000"/>
-                <w:sz w:val="24"/>
-                <w:szCs w:val="24"/>
-              </w:rPr>
-              <w:t>string</w:t>
-            </w:r>
-            <w:proofErr w:type="spellEnd"/>
-            <w:r>
-              <w:rPr>
-                <w:color w:val="000000"/>
-                <w:sz w:val="24"/>
-                <w:szCs w:val="24"/>
-              </w:rPr>
-              <w:t>[</w:t>
-            </w:r>
-            <w:proofErr w:type="gramEnd"/>
-            <w:r>
-              <w:rPr>
-                <w:color w:val="000000"/>
-                <w:sz w:val="24"/>
-                <w:szCs w:val="24"/>
-              </w:rPr>
-              <w:t>]</w:t>
+            <w:r>
+              <w:rPr>
+                <w:color w:val="000000"/>
+                <w:sz w:val="24"/>
+                <w:szCs w:val="24"/>
+              </w:rPr>
+              <w:t>string[]</w:t>
             </w:r>
           </w:p>
         </w:tc>
@@ -15558,18 +13460,8 @@
                 <w:sz w:val="24"/>
                 <w:szCs w:val="24"/>
               </w:rPr>
-              <w:t xml:space="preserve">- </w:t>
-            </w:r>
-            <w:proofErr w:type="spellStart"/>
-            <w:r>
-              <w:rPr>
-                <w:color w:val="000000"/>
-                <w:sz w:val="24"/>
-                <w:szCs w:val="24"/>
-              </w:rPr>
-              <w:t>Frequencies</w:t>
-            </w:r>
-            <w:proofErr w:type="spellEnd"/>
+              <w:t>- Frequencies</w:t>
+            </w:r>
           </w:p>
         </w:tc>
         <w:tc>
@@ -15588,33 +13480,13 @@
                 <w:szCs w:val="24"/>
               </w:rPr>
             </w:pPr>
-            <w:proofErr w:type="spellStart"/>
-            <w:proofErr w:type="gramStart"/>
-            <w:r>
-              <w:rPr>
-                <w:color w:val="000000"/>
-                <w:sz w:val="24"/>
-                <w:szCs w:val="24"/>
-              </w:rPr>
-              <w:t>string</w:t>
-            </w:r>
-            <w:proofErr w:type="spellEnd"/>
-            <w:r>
-              <w:rPr>
-                <w:color w:val="000000"/>
-                <w:sz w:val="24"/>
-                <w:szCs w:val="24"/>
-              </w:rPr>
-              <w:t>[</w:t>
-            </w:r>
-            <w:proofErr w:type="gramEnd"/>
-            <w:r>
-              <w:rPr>
-                <w:color w:val="000000"/>
-                <w:sz w:val="24"/>
-                <w:szCs w:val="24"/>
-              </w:rPr>
-              <w:t>]</w:t>
+            <w:r>
+              <w:rPr>
+                <w:color w:val="000000"/>
+                <w:sz w:val="24"/>
+                <w:szCs w:val="24"/>
+              </w:rPr>
+              <w:t>string[]</w:t>
             </w:r>
           </w:p>
         </w:tc>
@@ -15668,18 +13540,8 @@
                 <w:sz w:val="24"/>
                 <w:szCs w:val="24"/>
               </w:rPr>
-              <w:t xml:space="preserve">- </w:t>
-            </w:r>
-            <w:proofErr w:type="spellStart"/>
-            <w:r>
-              <w:rPr>
-                <w:color w:val="000000"/>
-                <w:sz w:val="24"/>
-                <w:szCs w:val="24"/>
-              </w:rPr>
-              <w:t>JournalTitles</w:t>
-            </w:r>
-            <w:proofErr w:type="spellEnd"/>
+              <w:t>- JournalTitles</w:t>
+            </w:r>
           </w:p>
         </w:tc>
         <w:tc>
@@ -15698,33 +13560,13 @@
                 <w:szCs w:val="24"/>
               </w:rPr>
             </w:pPr>
-            <w:proofErr w:type="spellStart"/>
-            <w:proofErr w:type="gramStart"/>
-            <w:r>
-              <w:rPr>
-                <w:color w:val="000000"/>
-                <w:sz w:val="24"/>
-                <w:szCs w:val="24"/>
-              </w:rPr>
-              <w:t>string</w:t>
-            </w:r>
-            <w:proofErr w:type="spellEnd"/>
-            <w:r>
-              <w:rPr>
-                <w:color w:val="000000"/>
-                <w:sz w:val="24"/>
-                <w:szCs w:val="24"/>
-              </w:rPr>
-              <w:t>[</w:t>
-            </w:r>
-            <w:proofErr w:type="gramEnd"/>
-            <w:r>
-              <w:rPr>
-                <w:color w:val="000000"/>
-                <w:sz w:val="24"/>
-                <w:szCs w:val="24"/>
-              </w:rPr>
-              <w:t>]</w:t>
+            <w:r>
+              <w:rPr>
+                <w:color w:val="000000"/>
+                <w:sz w:val="24"/>
+                <w:szCs w:val="24"/>
+              </w:rPr>
+              <w:t>string[]</w:t>
             </w:r>
           </w:p>
         </w:tc>
@@ -15778,18 +13620,8 @@
                 <w:sz w:val="24"/>
                 <w:szCs w:val="24"/>
               </w:rPr>
-              <w:t xml:space="preserve">- </w:t>
-            </w:r>
-            <w:proofErr w:type="spellStart"/>
-            <w:r>
-              <w:rPr>
-                <w:color w:val="000000"/>
-                <w:sz w:val="24"/>
-                <w:szCs w:val="24"/>
-              </w:rPr>
-              <w:t>CollectionTitles</w:t>
-            </w:r>
-            <w:proofErr w:type="spellEnd"/>
+              <w:t>- CollectionTitles</w:t>
+            </w:r>
           </w:p>
         </w:tc>
         <w:tc>
@@ -15808,33 +13640,13 @@
                 <w:szCs w:val="24"/>
               </w:rPr>
             </w:pPr>
-            <w:proofErr w:type="spellStart"/>
-            <w:proofErr w:type="gramStart"/>
-            <w:r>
-              <w:rPr>
-                <w:color w:val="000000"/>
-                <w:sz w:val="24"/>
-                <w:szCs w:val="24"/>
-              </w:rPr>
-              <w:t>string</w:t>
-            </w:r>
-            <w:proofErr w:type="spellEnd"/>
-            <w:r>
-              <w:rPr>
-                <w:color w:val="000000"/>
-                <w:sz w:val="24"/>
-                <w:szCs w:val="24"/>
-              </w:rPr>
-              <w:t>[</w:t>
-            </w:r>
-            <w:proofErr w:type="gramEnd"/>
-            <w:r>
-              <w:rPr>
-                <w:color w:val="000000"/>
-                <w:sz w:val="24"/>
-                <w:szCs w:val="24"/>
-              </w:rPr>
-              <w:t>]</w:t>
+            <w:r>
+              <w:rPr>
+                <w:color w:val="000000"/>
+                <w:sz w:val="24"/>
+                <w:szCs w:val="24"/>
+              </w:rPr>
+              <w:t>string[]</w:t>
             </w:r>
           </w:p>
         </w:tc>
@@ -15888,18 +13700,8 @@
                 <w:sz w:val="24"/>
                 <w:szCs w:val="24"/>
               </w:rPr>
-              <w:t xml:space="preserve">- </w:t>
-            </w:r>
-            <w:proofErr w:type="spellStart"/>
-            <w:r>
-              <w:rPr>
-                <w:color w:val="000000"/>
-                <w:sz w:val="24"/>
-                <w:szCs w:val="24"/>
-              </w:rPr>
-              <w:t>EditorialBoards</w:t>
-            </w:r>
-            <w:proofErr w:type="spellEnd"/>
+              <w:t>- EditorialBoards</w:t>
+            </w:r>
           </w:p>
         </w:tc>
         <w:tc>
@@ -15918,33 +13720,13 @@
                 <w:szCs w:val="24"/>
               </w:rPr>
             </w:pPr>
-            <w:proofErr w:type="spellStart"/>
-            <w:proofErr w:type="gramStart"/>
-            <w:r>
-              <w:rPr>
-                <w:color w:val="000000"/>
-                <w:sz w:val="24"/>
-                <w:szCs w:val="24"/>
-              </w:rPr>
-              <w:t>string</w:t>
-            </w:r>
-            <w:proofErr w:type="spellEnd"/>
-            <w:r>
-              <w:rPr>
-                <w:color w:val="000000"/>
-                <w:sz w:val="24"/>
-                <w:szCs w:val="24"/>
-              </w:rPr>
-              <w:t>[</w:t>
-            </w:r>
-            <w:proofErr w:type="gramEnd"/>
-            <w:r>
-              <w:rPr>
-                <w:color w:val="000000"/>
-                <w:sz w:val="24"/>
-                <w:szCs w:val="24"/>
-              </w:rPr>
-              <w:t>]</w:t>
+            <w:r>
+              <w:rPr>
+                <w:color w:val="000000"/>
+                <w:sz w:val="24"/>
+                <w:szCs w:val="24"/>
+              </w:rPr>
+              <w:t>string[]</w:t>
             </w:r>
           </w:p>
         </w:tc>
@@ -15998,18 +13780,8 @@
                 <w:sz w:val="24"/>
                 <w:szCs w:val="24"/>
               </w:rPr>
-              <w:t xml:space="preserve">- </w:t>
-            </w:r>
-            <w:proofErr w:type="spellStart"/>
-            <w:r>
-              <w:rPr>
-                <w:color w:val="000000"/>
-                <w:sz w:val="24"/>
-                <w:szCs w:val="24"/>
-              </w:rPr>
-              <w:t>ResponsibleEditors</w:t>
-            </w:r>
-            <w:proofErr w:type="spellEnd"/>
+              <w:t>- ResponsibleEditors</w:t>
+            </w:r>
           </w:p>
         </w:tc>
         <w:tc>
@@ -16028,33 +13800,13 @@
                 <w:szCs w:val="24"/>
               </w:rPr>
             </w:pPr>
-            <w:proofErr w:type="spellStart"/>
-            <w:proofErr w:type="gramStart"/>
-            <w:r>
-              <w:rPr>
-                <w:color w:val="000000"/>
-                <w:sz w:val="24"/>
-                <w:szCs w:val="24"/>
-              </w:rPr>
-              <w:t>string</w:t>
-            </w:r>
-            <w:proofErr w:type="spellEnd"/>
-            <w:r>
-              <w:rPr>
-                <w:color w:val="000000"/>
-                <w:sz w:val="24"/>
-                <w:szCs w:val="24"/>
-              </w:rPr>
-              <w:t>[</w:t>
-            </w:r>
-            <w:proofErr w:type="gramEnd"/>
-            <w:r>
-              <w:rPr>
-                <w:color w:val="000000"/>
-                <w:sz w:val="24"/>
-                <w:szCs w:val="24"/>
-              </w:rPr>
-              <w:t>]</w:t>
+            <w:r>
+              <w:rPr>
+                <w:color w:val="000000"/>
+                <w:sz w:val="24"/>
+                <w:szCs w:val="24"/>
+              </w:rPr>
+              <w:t>string[]</w:t>
             </w:r>
           </w:p>
         </w:tc>
@@ -16108,19 +13860,8 @@
                 <w:sz w:val="24"/>
                 <w:szCs w:val="24"/>
               </w:rPr>
-              <w:lastRenderedPageBreak/>
-              <w:t xml:space="preserve">- </w:t>
-            </w:r>
-            <w:proofErr w:type="spellStart"/>
-            <w:r>
-              <w:rPr>
-                <w:color w:val="000000"/>
-                <w:sz w:val="24"/>
-                <w:szCs w:val="24"/>
-              </w:rPr>
-              <w:t>DissertationTopics</w:t>
-            </w:r>
-            <w:proofErr w:type="spellEnd"/>
+              <w:t>- DissertationTopics</w:t>
+            </w:r>
           </w:p>
         </w:tc>
         <w:tc>
@@ -16139,33 +13880,13 @@
                 <w:szCs w:val="24"/>
               </w:rPr>
             </w:pPr>
-            <w:proofErr w:type="spellStart"/>
-            <w:proofErr w:type="gramStart"/>
-            <w:r>
-              <w:rPr>
-                <w:color w:val="000000"/>
-                <w:sz w:val="24"/>
-                <w:szCs w:val="24"/>
-              </w:rPr>
-              <w:t>string</w:t>
-            </w:r>
-            <w:proofErr w:type="spellEnd"/>
-            <w:r>
-              <w:rPr>
-                <w:color w:val="000000"/>
-                <w:sz w:val="24"/>
-                <w:szCs w:val="24"/>
-              </w:rPr>
-              <w:t>[</w:t>
-            </w:r>
-            <w:proofErr w:type="gramEnd"/>
-            <w:r>
-              <w:rPr>
-                <w:color w:val="000000"/>
-                <w:sz w:val="24"/>
-                <w:szCs w:val="24"/>
-              </w:rPr>
-              <w:t>]</w:t>
+            <w:r>
+              <w:rPr>
+                <w:color w:val="000000"/>
+                <w:sz w:val="24"/>
+                <w:szCs w:val="24"/>
+              </w:rPr>
+              <w:t>string[]</w:t>
             </w:r>
           </w:p>
         </w:tc>
@@ -16246,35 +13967,8 @@
                 <w:sz w:val="24"/>
                 <w:szCs w:val="24"/>
               </w:rPr>
-              <w:t xml:space="preserve">+ </w:t>
-            </w:r>
-            <w:proofErr w:type="spellStart"/>
-            <w:proofErr w:type="gramStart"/>
-            <w:r>
-              <w:rPr>
-                <w:color w:val="000000"/>
-                <w:sz w:val="24"/>
-                <w:szCs w:val="24"/>
-              </w:rPr>
-              <w:t>GenerateRandomBook</w:t>
-            </w:r>
-            <w:proofErr w:type="spellEnd"/>
-            <w:r>
-              <w:rPr>
-                <w:color w:val="000000"/>
-                <w:sz w:val="24"/>
-                <w:szCs w:val="24"/>
-              </w:rPr>
-              <w:t>(</w:t>
-            </w:r>
-            <w:proofErr w:type="gramEnd"/>
-            <w:r>
-              <w:rPr>
-                <w:color w:val="000000"/>
-                <w:sz w:val="24"/>
-                <w:szCs w:val="24"/>
-              </w:rPr>
-              <w:t>)</w:t>
+              <w:lastRenderedPageBreak/>
+              <w:t>+ GenerateRandomBook()</w:t>
             </w:r>
           </w:p>
         </w:tc>
@@ -16349,35 +14043,7 @@
                 <w:sz w:val="24"/>
                 <w:szCs w:val="24"/>
               </w:rPr>
-              <w:t xml:space="preserve">+ </w:t>
-            </w:r>
-            <w:proofErr w:type="spellStart"/>
-            <w:proofErr w:type="gramStart"/>
-            <w:r>
-              <w:rPr>
-                <w:color w:val="000000"/>
-                <w:sz w:val="24"/>
-                <w:szCs w:val="24"/>
-              </w:rPr>
-              <w:t>GenerateRandomJournal</w:t>
-            </w:r>
-            <w:proofErr w:type="spellEnd"/>
-            <w:r>
-              <w:rPr>
-                <w:color w:val="000000"/>
-                <w:sz w:val="24"/>
-                <w:szCs w:val="24"/>
-              </w:rPr>
-              <w:t>(</w:t>
-            </w:r>
-            <w:proofErr w:type="gramEnd"/>
-            <w:r>
-              <w:rPr>
-                <w:color w:val="000000"/>
-                <w:sz w:val="24"/>
-                <w:szCs w:val="24"/>
-              </w:rPr>
-              <w:t>)</w:t>
+              <w:t>+ GenerateRandomJournal()</w:t>
             </w:r>
           </w:p>
         </w:tc>
@@ -16454,35 +14120,7 @@
                 <w:sz w:val="24"/>
                 <w:szCs w:val="24"/>
               </w:rPr>
-              <w:t xml:space="preserve">+ </w:t>
-            </w:r>
-            <w:proofErr w:type="spellStart"/>
-            <w:proofErr w:type="gramStart"/>
-            <w:r>
-              <w:rPr>
-                <w:color w:val="000000"/>
-                <w:sz w:val="24"/>
-                <w:szCs w:val="24"/>
-              </w:rPr>
-              <w:t>GenerateRandomCollection</w:t>
-            </w:r>
-            <w:proofErr w:type="spellEnd"/>
-            <w:r>
-              <w:rPr>
-                <w:color w:val="000000"/>
-                <w:sz w:val="24"/>
-                <w:szCs w:val="24"/>
-              </w:rPr>
-              <w:t>(</w:t>
-            </w:r>
-            <w:proofErr w:type="gramEnd"/>
-            <w:r>
-              <w:rPr>
-                <w:color w:val="000000"/>
-                <w:sz w:val="24"/>
-                <w:szCs w:val="24"/>
-              </w:rPr>
-              <w:t>)</w:t>
+              <w:t>+ GenerateRandomCollection()</w:t>
             </w:r>
           </w:p>
         </w:tc>
@@ -16559,35 +14197,7 @@
                 <w:sz w:val="24"/>
                 <w:szCs w:val="24"/>
               </w:rPr>
-              <w:t xml:space="preserve">+ </w:t>
-            </w:r>
-            <w:proofErr w:type="spellStart"/>
-            <w:proofErr w:type="gramStart"/>
-            <w:r>
-              <w:rPr>
-                <w:color w:val="000000"/>
-                <w:sz w:val="24"/>
-                <w:szCs w:val="24"/>
-              </w:rPr>
-              <w:t>GenerateRandomDissertation</w:t>
-            </w:r>
-            <w:proofErr w:type="spellEnd"/>
-            <w:r>
-              <w:rPr>
-                <w:color w:val="000000"/>
-                <w:sz w:val="24"/>
-                <w:szCs w:val="24"/>
-              </w:rPr>
-              <w:t>(</w:t>
-            </w:r>
-            <w:proofErr w:type="gramEnd"/>
-            <w:r>
-              <w:rPr>
-                <w:color w:val="000000"/>
-                <w:sz w:val="24"/>
-                <w:szCs w:val="24"/>
-              </w:rPr>
-              <w:t>)</w:t>
+              <w:t>+ GenerateRandomDissertation()</w:t>
             </w:r>
           </w:p>
         </w:tc>
@@ -16606,7 +14216,6 @@
                 <w:szCs w:val="24"/>
               </w:rPr>
             </w:pPr>
-            <w:proofErr w:type="spellStart"/>
             <w:r>
               <w:rPr>
                 <w:color w:val="000000"/>
@@ -16615,7 +14224,6 @@
               </w:rPr>
               <w:t>Dissertation</w:t>
             </w:r>
-            <w:proofErr w:type="spellEnd"/>
           </w:p>
         </w:tc>
         <w:tc>
@@ -16666,61 +14274,7 @@
                 <w:sz w:val="24"/>
                 <w:szCs w:val="24"/>
               </w:rPr>
-              <w:t xml:space="preserve">- </w:t>
-            </w:r>
-            <w:proofErr w:type="spellStart"/>
-            <w:r>
-              <w:rPr>
-                <w:color w:val="000000"/>
-                <w:sz w:val="24"/>
-                <w:szCs w:val="24"/>
-              </w:rPr>
-              <w:t>GetRandomElement</w:t>
-            </w:r>
-            <w:proofErr w:type="spellEnd"/>
-            <w:r>
-              <w:rPr>
-                <w:color w:val="000000"/>
-                <w:sz w:val="24"/>
-                <w:szCs w:val="24"/>
-              </w:rPr>
-              <w:t>\&lt;T</w:t>
-            </w:r>
-            <w:proofErr w:type="gramStart"/>
-            <w:r>
-              <w:rPr>
-                <w:color w:val="000000"/>
-                <w:sz w:val="24"/>
-                <w:szCs w:val="24"/>
-              </w:rPr>
-              <w:t>\&gt;(</w:t>
-            </w:r>
-            <w:proofErr w:type="gramEnd"/>
-            <w:r>
-              <w:rPr>
-                <w:color w:val="000000"/>
-                <w:sz w:val="24"/>
-                <w:szCs w:val="24"/>
-              </w:rPr>
-              <w:t xml:space="preserve">T[] </w:t>
-            </w:r>
-            <w:proofErr w:type="spellStart"/>
-            <w:r>
-              <w:rPr>
-                <w:color w:val="000000"/>
-                <w:sz w:val="24"/>
-                <w:szCs w:val="24"/>
-              </w:rPr>
-              <w:t>array</w:t>
-            </w:r>
-            <w:proofErr w:type="spellEnd"/>
-            <w:r>
-              <w:rPr>
-                <w:color w:val="000000"/>
-                <w:sz w:val="24"/>
-                <w:szCs w:val="24"/>
-              </w:rPr>
-              <w:t>)</w:t>
+              <w:t>- GetRandomElement\&lt;T\&gt;(T[] array)</w:t>
             </w:r>
           </w:p>
         </w:tc>
@@ -16770,25 +14324,7 @@
                 <w:sz w:val="24"/>
                 <w:szCs w:val="24"/>
               </w:rPr>
-              <w:t xml:space="preserve">Приватный статический метод получения случайного элемента из массива. </w:t>
-            </w:r>
-            <w:proofErr w:type="spellStart"/>
-            <w:r>
-              <w:rPr>
-                <w:color w:val="000000"/>
-                <w:sz w:val="24"/>
-                <w:szCs w:val="24"/>
-              </w:rPr>
-              <w:t>array</w:t>
-            </w:r>
-            <w:proofErr w:type="spellEnd"/>
-            <w:r>
-              <w:rPr>
-                <w:color w:val="000000"/>
-                <w:sz w:val="24"/>
-                <w:szCs w:val="24"/>
-              </w:rPr>
-              <w:t xml:space="preserve"> – массив элементов</w:t>
+              <w:t>Приватный статический метод получения случайного элемента из массива. array – массив элементов</w:t>
             </w:r>
           </w:p>
         </w:tc>
@@ -16809,28 +14345,23 @@
         </w:rPr>
       </w:pPr>
       <w:r>
+        <w:t xml:space="preserve">      </w:t>
+      </w:r>
+      <w:r>
+        <w:t xml:space="preserve">Таблица </w:t>
+      </w:r>
+      <w:r>
         <w:rPr>
           <w:lang w:val="en-US"/>
         </w:rPr>
-        <w:t xml:space="preserve">      </w:t>
-      </w:r>
-      <w:r>
-        <w:t xml:space="preserve">Таблица </w:t>
-      </w:r>
-      <w:r>
-        <w:rPr>
-          <w:lang w:val="en-US"/>
-        </w:rPr>
         <w:t>9</w:t>
       </w:r>
       <w:r>
         <w:t xml:space="preserve"> – Описание класса </w:t>
       </w:r>
-      <w:proofErr w:type="spellStart"/>
       <w:r>
         <w:t>Validator</w:t>
       </w:r>
-      <w:proofErr w:type="spellEnd"/>
     </w:p>
     <w:tbl>
       <w:tblPr>
@@ -16964,27 +14495,7 @@
                 <w:sz w:val="24"/>
                 <w:szCs w:val="24"/>
               </w:rPr>
-              <w:t xml:space="preserve">Класс </w:t>
-            </w:r>
-            <w:proofErr w:type="spellStart"/>
-            <w:r>
-              <w:rPr>
-                <w:rFonts w:ascii="Times New Roman" w:hAnsi="Times New Roman" w:cs="Times New Roman"/>
-                <w:color w:val="000000"/>
-                <w:sz w:val="24"/>
-                <w:szCs w:val="24"/>
-              </w:rPr>
-              <w:t>Validator</w:t>
-            </w:r>
-            <w:proofErr w:type="spellEnd"/>
-            <w:r>
-              <w:rPr>
-                <w:rFonts w:ascii="Times New Roman" w:hAnsi="Times New Roman" w:cs="Times New Roman"/>
-                <w:color w:val="000000"/>
-                <w:sz w:val="24"/>
-                <w:szCs w:val="24"/>
-              </w:rPr>
-              <w:t xml:space="preserve"> – внутренний класс-валидатор для проверки полей формы. Содержит методы проверки заполнения текстовых полей и корректности числовых значений</w:t>
+              <w:t>Класс Validator – внутренний класс-валидатор для проверки полей формы. Содержит методы проверки заполнения текстовых полей и корректности числовых значений</w:t>
             </w:r>
           </w:p>
         </w:tc>
@@ -17041,98 +14552,7 @@
                 <w:szCs w:val="24"/>
                 <w:lang w:val="en-US"/>
               </w:rPr>
-              <w:t xml:space="preserve">+ </w:t>
-            </w:r>
-            <w:proofErr w:type="spellStart"/>
-            <w:proofErr w:type="gramStart"/>
-            <w:r>
-              <w:rPr>
-                <w:color w:val="000000"/>
-                <w:sz w:val="24"/>
-                <w:szCs w:val="24"/>
-                <w:lang w:val="en-US"/>
-              </w:rPr>
-              <w:t>AreTextBoxesFilled</w:t>
-            </w:r>
-            <w:proofErr w:type="spellEnd"/>
-            <w:r>
-              <w:rPr>
-                <w:color w:val="000000"/>
-                <w:sz w:val="24"/>
-                <w:szCs w:val="24"/>
-                <w:lang w:val="en-US"/>
-              </w:rPr>
-              <w:t>(</w:t>
-            </w:r>
-            <w:proofErr w:type="gramEnd"/>
-            <w:r>
-              <w:rPr>
-                <w:color w:val="000000"/>
-                <w:sz w:val="24"/>
-                <w:szCs w:val="24"/>
-                <w:lang w:val="en-US"/>
-              </w:rPr>
-              <w:t xml:space="preserve">string </w:t>
-            </w:r>
-            <w:proofErr w:type="spellStart"/>
-            <w:r>
-              <w:rPr>
-                <w:color w:val="000000"/>
-                <w:sz w:val="24"/>
-                <w:szCs w:val="24"/>
-                <w:lang w:val="en-US"/>
-              </w:rPr>
-              <w:t>errorMessage</w:t>
-            </w:r>
-            <w:proofErr w:type="spellEnd"/>
-            <w:r>
-              <w:rPr>
-                <w:color w:val="000000"/>
-                <w:sz w:val="24"/>
-                <w:szCs w:val="24"/>
-                <w:lang w:val="en-US"/>
-              </w:rPr>
-              <w:t xml:space="preserve">, params </w:t>
-            </w:r>
-            <w:proofErr w:type="spellStart"/>
-            <w:r>
-              <w:rPr>
-                <w:color w:val="000000"/>
-                <w:sz w:val="24"/>
-                <w:szCs w:val="24"/>
-                <w:lang w:val="en-US"/>
-              </w:rPr>
-              <w:t>TextBox</w:t>
-            </w:r>
-            <w:proofErr w:type="spellEnd"/>
-            <w:r>
-              <w:rPr>
-                <w:color w:val="000000"/>
-                <w:sz w:val="24"/>
-                <w:szCs w:val="24"/>
-                <w:lang w:val="en-US"/>
-              </w:rPr>
-              <w:t xml:space="preserve">[] </w:t>
-            </w:r>
-            <w:proofErr w:type="spellStart"/>
-            <w:r>
-              <w:rPr>
-                <w:color w:val="000000"/>
-                <w:sz w:val="24"/>
-                <w:szCs w:val="24"/>
-                <w:lang w:val="en-US"/>
-              </w:rPr>
-              <w:t>textBoxes</w:t>
-            </w:r>
-            <w:proofErr w:type="spellEnd"/>
-            <w:r>
-              <w:rPr>
-                <w:color w:val="000000"/>
-                <w:sz w:val="24"/>
-                <w:szCs w:val="24"/>
-                <w:lang w:val="en-US"/>
-              </w:rPr>
-              <w:t>)</w:t>
+              <w:t>+ AreTextBoxesFilled(string errorMessage, params TextBox[] textBoxes)</w:t>
             </w:r>
           </w:p>
         </w:tc>
@@ -17150,7 +14570,6 @@
                 <w:szCs w:val="24"/>
               </w:rPr>
             </w:pPr>
-            <w:proofErr w:type="spellStart"/>
             <w:r>
               <w:rPr>
                 <w:color w:val="000000"/>
@@ -17159,7 +14578,6 @@
               </w:rPr>
               <w:t>bool</w:t>
             </w:r>
-            <w:proofErr w:type="spellEnd"/>
           </w:p>
         </w:tc>
         <w:tc>
@@ -17182,90 +14600,8 @@
                 <w:sz w:val="24"/>
                 <w:szCs w:val="24"/>
               </w:rPr>
-              <w:t xml:space="preserve">Статический метод проверки, что все поля </w:t>
-            </w:r>
-            <w:proofErr w:type="spellStart"/>
-            <w:r>
-              <w:rPr>
-                <w:color w:val="000000"/>
-                <w:sz w:val="24"/>
-                <w:szCs w:val="24"/>
-              </w:rPr>
-              <w:t>TextBox</w:t>
-            </w:r>
-            <w:proofErr w:type="spellEnd"/>
-            <w:r>
-              <w:rPr>
-                <w:color w:val="000000"/>
-                <w:sz w:val="24"/>
-                <w:szCs w:val="24"/>
-              </w:rPr>
-              <w:t xml:space="preserve"> заполнены. </w:t>
-            </w:r>
-            <w:proofErr w:type="spellStart"/>
-            <w:r>
-              <w:rPr>
-                <w:color w:val="000000"/>
-                <w:sz w:val="24"/>
-                <w:szCs w:val="24"/>
-              </w:rPr>
-              <w:t>errorMessage</w:t>
-            </w:r>
-            <w:proofErr w:type="spellEnd"/>
-            <w:r>
-              <w:rPr>
-                <w:color w:val="000000"/>
-                <w:sz w:val="24"/>
-                <w:szCs w:val="24"/>
-              </w:rPr>
-              <w:t xml:space="preserve"> – сообщение об ошибке, </w:t>
-            </w:r>
-            <w:proofErr w:type="spellStart"/>
-            <w:r>
-              <w:rPr>
-                <w:color w:val="000000"/>
-                <w:sz w:val="24"/>
-                <w:szCs w:val="24"/>
-              </w:rPr>
-              <w:t>textBoxes</w:t>
-            </w:r>
-            <w:proofErr w:type="spellEnd"/>
-            <w:r>
-              <w:rPr>
-                <w:color w:val="000000"/>
-                <w:sz w:val="24"/>
-                <w:szCs w:val="24"/>
-              </w:rPr>
-              <w:t xml:space="preserve"> – поля для проверки. Возвращает </w:t>
-            </w:r>
-            <w:proofErr w:type="spellStart"/>
-            <w:r>
-              <w:rPr>
-                <w:color w:val="000000"/>
-                <w:sz w:val="24"/>
-                <w:szCs w:val="24"/>
-              </w:rPr>
-              <w:t>true</w:t>
-            </w:r>
-            <w:proofErr w:type="spellEnd"/>
-            <w:r>
-              <w:rPr>
-                <w:color w:val="000000"/>
-                <w:sz w:val="24"/>
-                <w:szCs w:val="24"/>
-              </w:rPr>
-              <w:t xml:space="preserve">, если все поля заполнены; иначе </w:t>
-            </w:r>
-            <w:proofErr w:type="spellStart"/>
-            <w:r>
-              <w:rPr>
-                <w:color w:val="000000"/>
-                <w:sz w:val="24"/>
-                <w:szCs w:val="24"/>
-              </w:rPr>
-              <w:t>false</w:t>
-            </w:r>
-            <w:proofErr w:type="spellEnd"/>
+              <w:t>Статический метод проверки, что все поля TextBox заполнены. errorMessage – сообщение об ошибке, textBoxes – поля для проверки. Возвращает true, если все поля заполнены; иначе false</w:t>
+            </w:r>
           </w:p>
         </w:tc>
       </w:tr>
@@ -17293,89 +14629,7 @@
                 <w:szCs w:val="24"/>
                 <w:lang w:val="en-US"/>
               </w:rPr>
-              <w:t xml:space="preserve">+ </w:t>
-            </w:r>
-            <w:proofErr w:type="spellStart"/>
-            <w:proofErr w:type="gramStart"/>
-            <w:r>
-              <w:rPr>
-                <w:color w:val="000000"/>
-                <w:sz w:val="24"/>
-                <w:szCs w:val="24"/>
-                <w:lang w:val="en-US"/>
-              </w:rPr>
-              <w:t>IsPositiveInteger</w:t>
-            </w:r>
-            <w:proofErr w:type="spellEnd"/>
-            <w:r>
-              <w:rPr>
-                <w:color w:val="000000"/>
-                <w:sz w:val="24"/>
-                <w:szCs w:val="24"/>
-                <w:lang w:val="en-US"/>
-              </w:rPr>
-              <w:t>(</w:t>
-            </w:r>
-            <w:proofErr w:type="spellStart"/>
-            <w:proofErr w:type="gramEnd"/>
-            <w:r>
-              <w:rPr>
-                <w:color w:val="000000"/>
-                <w:sz w:val="24"/>
-                <w:szCs w:val="24"/>
-                <w:lang w:val="en-US"/>
-              </w:rPr>
-              <w:t>TextBox</w:t>
-            </w:r>
-            <w:proofErr w:type="spellEnd"/>
-            <w:r>
-              <w:rPr>
-                <w:color w:val="000000"/>
-                <w:sz w:val="24"/>
-                <w:szCs w:val="24"/>
-                <w:lang w:val="en-US"/>
-              </w:rPr>
-              <w:t xml:space="preserve"> </w:t>
-            </w:r>
-            <w:proofErr w:type="spellStart"/>
-            <w:r>
-              <w:rPr>
-                <w:color w:val="000000"/>
-                <w:sz w:val="24"/>
-                <w:szCs w:val="24"/>
-                <w:lang w:val="en-US"/>
-              </w:rPr>
-              <w:t>textBox</w:t>
-            </w:r>
-            <w:proofErr w:type="spellEnd"/>
-            <w:r>
-              <w:rPr>
-                <w:color w:val="000000"/>
-                <w:sz w:val="24"/>
-                <w:szCs w:val="24"/>
-                <w:lang w:val="en-US"/>
-              </w:rPr>
-              <w:t xml:space="preserve">, string </w:t>
-            </w:r>
-            <w:proofErr w:type="spellStart"/>
-            <w:r>
-              <w:rPr>
-                <w:color w:val="000000"/>
-                <w:sz w:val="24"/>
-                <w:szCs w:val="24"/>
-                <w:lang w:val="en-US"/>
-              </w:rPr>
-              <w:t>fieldName</w:t>
-            </w:r>
-            <w:proofErr w:type="spellEnd"/>
-            <w:r>
-              <w:rPr>
-                <w:color w:val="000000"/>
-                <w:sz w:val="24"/>
-                <w:szCs w:val="24"/>
-                <w:lang w:val="en-US"/>
-              </w:rPr>
-              <w:t>, out int result)</w:t>
+              <w:t>+ IsPositiveInteger(TextBox textBox, string fieldName, out int result)</w:t>
             </w:r>
           </w:p>
         </w:tc>
@@ -17394,7 +14648,6 @@
                 <w:szCs w:val="24"/>
               </w:rPr>
             </w:pPr>
-            <w:proofErr w:type="spellStart"/>
             <w:r>
               <w:rPr>
                 <w:color w:val="000000"/>
@@ -17403,7 +14656,6 @@
               </w:rPr>
               <w:t>bool</w:t>
             </w:r>
-            <w:proofErr w:type="spellEnd"/>
           </w:p>
         </w:tc>
         <w:tc>
@@ -17427,43 +14679,7 @@
                 <w:sz w:val="24"/>
                 <w:szCs w:val="24"/>
               </w:rPr>
-              <w:t xml:space="preserve">Статический метод проверки, что поле содержит положительное целое число. </w:t>
-            </w:r>
-            <w:proofErr w:type="spellStart"/>
-            <w:r>
-              <w:rPr>
-                <w:color w:val="000000"/>
-                <w:sz w:val="24"/>
-                <w:szCs w:val="24"/>
-              </w:rPr>
-              <w:t>textBox</w:t>
-            </w:r>
-            <w:proofErr w:type="spellEnd"/>
-            <w:r>
-              <w:rPr>
-                <w:color w:val="000000"/>
-                <w:sz w:val="24"/>
-                <w:szCs w:val="24"/>
-              </w:rPr>
-              <w:t xml:space="preserve"> – поле для проверки, </w:t>
-            </w:r>
-            <w:proofErr w:type="spellStart"/>
-            <w:r>
-              <w:rPr>
-                <w:color w:val="000000"/>
-                <w:sz w:val="24"/>
-                <w:szCs w:val="24"/>
-              </w:rPr>
-              <w:t>fieldName</w:t>
-            </w:r>
-            <w:proofErr w:type="spellEnd"/>
-            <w:r>
-              <w:rPr>
-                <w:color w:val="000000"/>
-                <w:sz w:val="24"/>
-                <w:szCs w:val="24"/>
-              </w:rPr>
-              <w:t xml:space="preserve"> – название поля для </w:t>
+              <w:t xml:space="preserve">Статический метод проверки, что поле содержит положительное целое число. textBox – поле для проверки, fieldName – название поля для сообщения об ошибке, result – результат парсинга. Возвращает </w:t>
             </w:r>
             <w:r>
               <w:rPr>
@@ -17472,72 +14688,8 @@
                 <w:szCs w:val="24"/>
               </w:rPr>
               <w:lastRenderedPageBreak/>
-              <w:t xml:space="preserve">сообщения об ошибке, </w:t>
-            </w:r>
-            <w:proofErr w:type="spellStart"/>
-            <w:r>
-              <w:rPr>
-                <w:color w:val="000000"/>
-                <w:sz w:val="24"/>
-                <w:szCs w:val="24"/>
-              </w:rPr>
-              <w:t>result</w:t>
-            </w:r>
-            <w:proofErr w:type="spellEnd"/>
-            <w:r>
-              <w:rPr>
-                <w:color w:val="000000"/>
-                <w:sz w:val="24"/>
-                <w:szCs w:val="24"/>
-              </w:rPr>
-              <w:t xml:space="preserve"> – результат </w:t>
-            </w:r>
-            <w:proofErr w:type="spellStart"/>
-            <w:r>
-              <w:rPr>
-                <w:color w:val="000000"/>
-                <w:sz w:val="24"/>
-                <w:szCs w:val="24"/>
-              </w:rPr>
-              <w:t>парсинга</w:t>
-            </w:r>
-            <w:proofErr w:type="spellEnd"/>
-            <w:r>
-              <w:rPr>
-                <w:color w:val="000000"/>
-                <w:sz w:val="24"/>
-                <w:szCs w:val="24"/>
-              </w:rPr>
-              <w:t xml:space="preserve">. Возвращает </w:t>
-            </w:r>
-            <w:proofErr w:type="spellStart"/>
-            <w:r>
-              <w:rPr>
-                <w:color w:val="000000"/>
-                <w:sz w:val="24"/>
-                <w:szCs w:val="24"/>
-              </w:rPr>
-              <w:t>true</w:t>
-            </w:r>
-            <w:proofErr w:type="spellEnd"/>
-            <w:r>
-              <w:rPr>
-                <w:color w:val="000000"/>
-                <w:sz w:val="24"/>
-                <w:szCs w:val="24"/>
-              </w:rPr>
-              <w:t xml:space="preserve">, если значение корректно; иначе </w:t>
-            </w:r>
-            <w:proofErr w:type="spellStart"/>
-            <w:r>
-              <w:rPr>
-                <w:color w:val="000000"/>
-                <w:sz w:val="24"/>
-                <w:szCs w:val="24"/>
-              </w:rPr>
-              <w:t>false</w:t>
-            </w:r>
-            <w:proofErr w:type="spellEnd"/>
+              <w:t>true, если значение корректно; иначе false</w:t>
+            </w:r>
           </w:p>
         </w:tc>
       </w:tr>
@@ -17584,11 +14736,9 @@
       <w:r>
         <w:t xml:space="preserve"> – Описание класса </w:t>
       </w:r>
-      <w:proofErr w:type="spellStart"/>
       <w:r>
         <w:t>DataGridViewHelper</w:t>
       </w:r>
-      <w:proofErr w:type="spellEnd"/>
     </w:p>
     <w:tbl>
       <w:tblPr>
@@ -17722,47 +14872,7 @@
                 <w:sz w:val="24"/>
                 <w:szCs w:val="24"/>
               </w:rPr>
-              <w:t xml:space="preserve">Класс </w:t>
-            </w:r>
-            <w:proofErr w:type="spellStart"/>
-            <w:r>
-              <w:rPr>
-                <w:rFonts w:ascii="Times New Roman" w:hAnsi="Times New Roman" w:cs="Times New Roman"/>
-                <w:color w:val="000000"/>
-                <w:sz w:val="24"/>
-                <w:szCs w:val="24"/>
-              </w:rPr>
-              <w:t>DataGridViewHelper</w:t>
-            </w:r>
-            <w:proofErr w:type="spellEnd"/>
-            <w:r>
-              <w:rPr>
-                <w:rFonts w:ascii="Times New Roman" w:hAnsi="Times New Roman" w:cs="Times New Roman"/>
-                <w:color w:val="000000"/>
-                <w:sz w:val="24"/>
-                <w:szCs w:val="24"/>
-              </w:rPr>
-              <w:t xml:space="preserve"> – статический вспомогательный класс для настройки </w:t>
-            </w:r>
-            <w:proofErr w:type="spellStart"/>
-            <w:r>
-              <w:rPr>
-                <w:rFonts w:ascii="Times New Roman" w:hAnsi="Times New Roman" w:cs="Times New Roman"/>
-                <w:color w:val="000000"/>
-                <w:sz w:val="24"/>
-                <w:szCs w:val="24"/>
-              </w:rPr>
-              <w:t>DataGridView</w:t>
-            </w:r>
-            <w:proofErr w:type="spellEnd"/>
-            <w:r>
-              <w:rPr>
-                <w:rFonts w:ascii="Times New Roman" w:hAnsi="Times New Roman" w:cs="Times New Roman"/>
-                <w:color w:val="000000"/>
-                <w:sz w:val="24"/>
-                <w:szCs w:val="24"/>
-              </w:rPr>
-              <w:t>. Содержит метод настройки колонок для отображения изданий</w:t>
+              <w:t>Класс DataGridViewHelper – статический вспомогательный класс для настройки DataGridView. Содержит метод настройки колонок для отображения изданий</w:t>
             </w:r>
           </w:p>
         </w:tc>
@@ -17817,63 +14927,7 @@
                 <w:sz w:val="24"/>
                 <w:szCs w:val="24"/>
               </w:rPr>
-              <w:t xml:space="preserve">+ </w:t>
-            </w:r>
-            <w:proofErr w:type="spellStart"/>
-            <w:proofErr w:type="gramStart"/>
-            <w:r>
-              <w:rPr>
-                <w:color w:val="000000"/>
-                <w:sz w:val="24"/>
-                <w:szCs w:val="24"/>
-              </w:rPr>
-              <w:t>SetupPublicationColumns</w:t>
-            </w:r>
-            <w:proofErr w:type="spellEnd"/>
-            <w:r>
-              <w:rPr>
-                <w:color w:val="000000"/>
-                <w:sz w:val="24"/>
-                <w:szCs w:val="24"/>
-              </w:rPr>
-              <w:t>(</w:t>
-            </w:r>
-            <w:proofErr w:type="spellStart"/>
-            <w:proofErr w:type="gramEnd"/>
-            <w:r>
-              <w:rPr>
-                <w:color w:val="000000"/>
-                <w:sz w:val="24"/>
-                <w:szCs w:val="24"/>
-              </w:rPr>
-              <w:t>DataGridView</w:t>
-            </w:r>
-            <w:proofErr w:type="spellEnd"/>
-            <w:r>
-              <w:rPr>
-                <w:color w:val="000000"/>
-                <w:sz w:val="24"/>
-                <w:szCs w:val="24"/>
-              </w:rPr>
-              <w:t xml:space="preserve"> </w:t>
-            </w:r>
-            <w:proofErr w:type="spellStart"/>
-            <w:r>
-              <w:rPr>
-                <w:color w:val="000000"/>
-                <w:sz w:val="24"/>
-                <w:szCs w:val="24"/>
-              </w:rPr>
-              <w:t>dataGridView</w:t>
-            </w:r>
-            <w:proofErr w:type="spellEnd"/>
-            <w:r>
-              <w:rPr>
-                <w:color w:val="000000"/>
-                <w:sz w:val="24"/>
-                <w:szCs w:val="24"/>
-              </w:rPr>
-              <w:t>)</w:t>
+              <w:t>+ SetupPublicationColumns(DataGridView dataGridView)</w:t>
             </w:r>
           </w:p>
         </w:tc>
@@ -17891,7 +14945,6 @@
                 <w:szCs w:val="24"/>
               </w:rPr>
             </w:pPr>
-            <w:proofErr w:type="spellStart"/>
             <w:r>
               <w:rPr>
                 <w:color w:val="000000"/>
@@ -17900,7 +14953,6 @@
               </w:rPr>
               <w:t>void</w:t>
             </w:r>
-            <w:proofErr w:type="spellEnd"/>
           </w:p>
         </w:tc>
         <w:tc>
@@ -17923,61 +14975,7 @@
                 <w:sz w:val="24"/>
                 <w:szCs w:val="24"/>
               </w:rPr>
-              <w:t xml:space="preserve">Статический метод настройки колонок </w:t>
-            </w:r>
-            <w:proofErr w:type="spellStart"/>
-            <w:r>
-              <w:rPr>
-                <w:color w:val="000000"/>
-                <w:sz w:val="24"/>
-                <w:szCs w:val="24"/>
-              </w:rPr>
-              <w:t>DataGridView</w:t>
-            </w:r>
-            <w:proofErr w:type="spellEnd"/>
-            <w:r>
-              <w:rPr>
-                <w:color w:val="000000"/>
-                <w:sz w:val="24"/>
-                <w:szCs w:val="24"/>
-              </w:rPr>
-              <w:t xml:space="preserve"> для отображения изданий. </w:t>
-            </w:r>
-            <w:proofErr w:type="spellStart"/>
-            <w:r>
-              <w:rPr>
-                <w:color w:val="000000"/>
-                <w:sz w:val="24"/>
-                <w:szCs w:val="24"/>
-              </w:rPr>
-              <w:t>dataGridView</w:t>
-            </w:r>
-            <w:proofErr w:type="spellEnd"/>
-            <w:r>
-              <w:rPr>
-                <w:color w:val="000000"/>
-                <w:sz w:val="24"/>
-                <w:szCs w:val="24"/>
-              </w:rPr>
-              <w:t xml:space="preserve"> – </w:t>
-            </w:r>
-            <w:proofErr w:type="spellStart"/>
-            <w:r>
-              <w:rPr>
-                <w:color w:val="000000"/>
-                <w:sz w:val="24"/>
-                <w:szCs w:val="24"/>
-              </w:rPr>
-              <w:t>DataGridView</w:t>
-            </w:r>
-            <w:proofErr w:type="spellEnd"/>
-            <w:r>
-              <w:rPr>
-                <w:color w:val="000000"/>
-                <w:sz w:val="24"/>
-                <w:szCs w:val="24"/>
-              </w:rPr>
-              <w:t xml:space="preserve"> для настройки. Метод создаёт колонки: Название, Год, Место, Издательство, Стр., Описание по ГОСТ</w:t>
+              <w:t>Статический метод настройки колонок DataGridView для отображения изданий. dataGridView – DataGridView для настройки. Метод создаёт колонки: Название, Год, Место, Издательство, Стр., Описание по ГОСТ</w:t>
             </w:r>
           </w:p>
         </w:tc>
@@ -18148,19 +15146,8 @@
                 <w:sz w:val="24"/>
                 <w:szCs w:val="24"/>
               </w:rPr>
-              <w:t xml:space="preserve">Класс Program – класс программы, содержащий точку входа в приложение. Запускает главную форму </w:t>
-            </w:r>
-            <w:proofErr w:type="spellStart"/>
-            <w:r>
-              <w:rPr>
-                <w:rFonts w:ascii="Times New Roman" w:hAnsi="Times New Roman" w:cs="Times New Roman"/>
-                <w:color w:val="000000"/>
-                <w:sz w:val="24"/>
-                <w:szCs w:val="24"/>
-              </w:rPr>
-              <w:t>MainForm</w:t>
-            </w:r>
-            <w:proofErr w:type="spellEnd"/>
+              <w:t>Класс Program – класс программы, содержащий точку входа в приложение. Запускает главную форму MainForm</w:t>
+            </w:r>
           </w:p>
         </w:tc>
       </w:tr>
@@ -18214,35 +15201,7 @@
                 <w:sz w:val="24"/>
                 <w:szCs w:val="24"/>
               </w:rPr>
-              <w:t xml:space="preserve">+ </w:t>
-            </w:r>
-            <w:proofErr w:type="spellStart"/>
-            <w:proofErr w:type="gramStart"/>
-            <w:r>
-              <w:rPr>
-                <w:color w:val="000000"/>
-                <w:sz w:val="24"/>
-                <w:szCs w:val="24"/>
-              </w:rPr>
-              <w:t>Main</w:t>
-            </w:r>
-            <w:proofErr w:type="spellEnd"/>
-            <w:r>
-              <w:rPr>
-                <w:color w:val="000000"/>
-                <w:sz w:val="24"/>
-                <w:szCs w:val="24"/>
-              </w:rPr>
-              <w:t>(</w:t>
-            </w:r>
-            <w:proofErr w:type="gramEnd"/>
-            <w:r>
-              <w:rPr>
-                <w:color w:val="000000"/>
-                <w:sz w:val="24"/>
-                <w:szCs w:val="24"/>
-              </w:rPr>
-              <w:t>)</w:t>
+              <w:t>+ Main()</w:t>
             </w:r>
           </w:p>
         </w:tc>
@@ -18260,7 +15219,6 @@
                 <w:szCs w:val="24"/>
               </w:rPr>
             </w:pPr>
-            <w:proofErr w:type="spellStart"/>
             <w:r>
               <w:rPr>
                 <w:color w:val="000000"/>
@@ -18269,7 +15227,6 @@
               </w:rPr>
               <w:t>void</w:t>
             </w:r>
-            <w:proofErr w:type="spellEnd"/>
           </w:p>
         </w:tc>
         <w:tc>
@@ -18292,18 +15249,8 @@
                 <w:sz w:val="24"/>
                 <w:szCs w:val="24"/>
               </w:rPr>
-              <w:t xml:space="preserve">Статический метод – точка входа в приложение. Инициализирует визуальные стили и запускает главную форму </w:t>
-            </w:r>
-            <w:proofErr w:type="spellStart"/>
-            <w:r>
-              <w:rPr>
-                <w:color w:val="000000"/>
-                <w:sz w:val="24"/>
-                <w:szCs w:val="24"/>
-              </w:rPr>
-              <w:t>MainForm</w:t>
-            </w:r>
-            <w:proofErr w:type="spellEnd"/>
+              <w:t>Статический метод – точка входа в приложение. Инициализирует визуальные стили и запускает главную форму MainForm</w:t>
+            </w:r>
           </w:p>
         </w:tc>
       </w:tr>
@@ -18319,7 +15266,6 @@
         <w:pStyle w:val="2"/>
       </w:pPr>
       <w:r>
-        <w:lastRenderedPageBreak/>
         <w:t xml:space="preserve"> </w:t>
       </w:r>
       <w:bookmarkStart w:id="11" w:name="_Toc228030588"/>
@@ -18375,7 +15321,9 @@
         <w:rPr>
           <w:b/>
           <w:bCs/>
-        </w:rPr>
+          <w:noProof/>
+        </w:rPr>
+        <w:lastRenderedPageBreak/>
         <w:drawing>
           <wp:inline distT="0" distB="0" distL="0" distR="0" wp14:anchorId="44D60409" wp14:editId="3EF1502E">
             <wp:extent cx="4857450" cy="4742180"/>
@@ -18463,6 +15411,9 @@
         <w:jc w:val="center"/>
       </w:pPr>
       <w:r>
+        <w:rPr>
+          <w:noProof/>
+        </w:rPr>
         <w:drawing>
           <wp:inline distT="0" distB="0" distL="0" distR="0" wp14:anchorId="4DA101F1" wp14:editId="07C68198">
             <wp:extent cx="5940425" cy="1902460"/>
@@ -18516,7 +15467,6 @@
       </w:pPr>
       <w:bookmarkStart w:id="13" w:name="_Toc228030590"/>
       <w:r>
-        <w:lastRenderedPageBreak/>
         <w:t>Тест №1 – Добавление элемента</w:t>
       </w:r>
       <w:bookmarkEnd w:id="13"/>
@@ -18566,6 +15516,10 @@
         <w:jc w:val="center"/>
       </w:pPr>
       <w:r>
+        <w:rPr>
+          <w:noProof/>
+        </w:rPr>
+        <w:lastRenderedPageBreak/>
         <w:drawing>
           <wp:inline distT="0" distB="0" distL="0" distR="0" wp14:anchorId="35F5769A" wp14:editId="24D3C9B0">
             <wp:extent cx="4334480" cy="6106377"/>
@@ -18640,6 +15594,9 @@
         <w:jc w:val="center"/>
       </w:pPr>
       <w:r>
+        <w:rPr>
+          <w:noProof/>
+        </w:rPr>
         <w:lastRenderedPageBreak/>
         <w:drawing>
           <wp:inline distT="0" distB="0" distL="0" distR="0" wp14:anchorId="62344594" wp14:editId="0A5E3528">
@@ -18695,6 +15652,9 @@
         <w:jc w:val="center"/>
       </w:pPr>
       <w:r>
+        <w:rPr>
+          <w:noProof/>
+        </w:rPr>
         <w:drawing>
           <wp:inline distT="0" distB="0" distL="0" distR="0" wp14:anchorId="3D13223E" wp14:editId="7903A6B6">
             <wp:extent cx="5940425" cy="1896110"/>
@@ -18766,6 +15726,9 @@
         <w:jc w:val="center"/>
       </w:pPr>
       <w:r>
+        <w:rPr>
+          <w:noProof/>
+        </w:rPr>
         <w:drawing>
           <wp:inline distT="0" distB="0" distL="0" distR="0" wp14:anchorId="2F0A6995" wp14:editId="3D81397E">
             <wp:extent cx="4363059" cy="6096851"/>
@@ -18840,7 +15803,9 @@
         <w:jc w:val="center"/>
       </w:pPr>
       <w:r>
-        <w:lastRenderedPageBreak/>
+        <w:rPr>
+          <w:noProof/>
+        </w:rPr>
         <w:drawing>
           <wp:inline distT="0" distB="0" distL="0" distR="0" wp14:anchorId="5089F005" wp14:editId="56C9D4AB">
             <wp:extent cx="2343477" cy="1486107"/>
@@ -18885,6 +15850,7 @@
         <w:jc w:val="center"/>
       </w:pPr>
       <w:r>
+        <w:lastRenderedPageBreak/>
         <w:t>Рисунок 9 – Сообщение об ошибке</w:t>
       </w:r>
     </w:p>
@@ -18909,6 +15875,9 @@
         <w:jc w:val="center"/>
       </w:pPr>
       <w:r>
+        <w:rPr>
+          <w:noProof/>
+        </w:rPr>
         <w:drawing>
           <wp:inline distT="0" distB="0" distL="0" distR="0" wp14:anchorId="75431AAA" wp14:editId="2A62E4FE">
             <wp:extent cx="4344006" cy="6125430"/>
@@ -18961,7 +15930,6 @@
         <w:pStyle w:val="TNR"/>
       </w:pPr>
       <w:r>
-        <w:lastRenderedPageBreak/>
         <w:t xml:space="preserve">Если указать только </w:t>
       </w:r>
       <w:r>
@@ -18984,6 +15952,10 @@
         <w:jc w:val="center"/>
       </w:pPr>
       <w:r>
+        <w:rPr>
+          <w:noProof/>
+        </w:rPr>
+        <w:lastRenderedPageBreak/>
         <w:drawing>
           <wp:inline distT="0" distB="0" distL="0" distR="0" wp14:anchorId="1CC71BF0" wp14:editId="1D87856E">
             <wp:extent cx="2343477" cy="1486107"/>
@@ -19077,6 +16049,9 @@
         <w:jc w:val="center"/>
       </w:pPr>
       <w:r>
+        <w:rPr>
+          <w:noProof/>
+        </w:rPr>
         <w:drawing>
           <wp:inline distT="0" distB="0" distL="0" distR="0" wp14:anchorId="404A63B6" wp14:editId="1596F560">
             <wp:extent cx="5940425" cy="1896110"/>
@@ -19131,6 +16106,9 @@
         <w:jc w:val="center"/>
       </w:pPr>
       <w:r>
+        <w:rPr>
+          <w:noProof/>
+        </w:rPr>
         <w:drawing>
           <wp:inline distT="0" distB="0" distL="0" distR="0" wp14:anchorId="1C4ABBA5" wp14:editId="42D6875E">
             <wp:extent cx="5940425" cy="1896110"/>
@@ -19224,6 +16202,9 @@
         <w:jc w:val="center"/>
       </w:pPr>
       <w:r>
+        <w:rPr>
+          <w:noProof/>
+        </w:rPr>
         <w:lastRenderedPageBreak/>
         <w:drawing>
           <wp:inline distT="0" distB="0" distL="0" distR="0" wp14:anchorId="2AA06116" wp14:editId="39EC7BE1">
@@ -19305,6 +16286,9 @@
         <w:jc w:val="center"/>
       </w:pPr>
       <w:r>
+        <w:rPr>
+          <w:noProof/>
+        </w:rPr>
         <w:lastRenderedPageBreak/>
         <w:drawing>
           <wp:inline distT="0" distB="0" distL="0" distR="0" wp14:anchorId="12B0DA75" wp14:editId="21E7EE26">
@@ -19380,6 +16364,9 @@
         <w:jc w:val="center"/>
       </w:pPr>
       <w:r>
+        <w:rPr>
+          <w:noProof/>
+        </w:rPr>
         <w:drawing>
           <wp:inline distT="0" distB="0" distL="0" distR="0" wp14:anchorId="581EFB7B" wp14:editId="06DD3790">
             <wp:extent cx="5940425" cy="2672715"/>
@@ -19429,11 +16416,71 @@
     </w:p>
     <w:p>
       <w:pPr>
+        <w:rPr>
+          <w:lang w:eastAsia="ru-RU"/>
+        </w:rPr>
+      </w:pPr>
+    </w:p>
+    <w:p>
+      <w:pPr>
+        <w:rPr>
+          <w:lang w:eastAsia="ru-RU"/>
+        </w:rPr>
+      </w:pPr>
+    </w:p>
+    <w:p>
+      <w:pPr>
+        <w:rPr>
+          <w:lang w:eastAsia="ru-RU"/>
+        </w:rPr>
+      </w:pPr>
+    </w:p>
+    <w:p>
+      <w:pPr>
+        <w:rPr>
+          <w:lang w:eastAsia="ru-RU"/>
+        </w:rPr>
+      </w:pPr>
+    </w:p>
+    <w:p>
+      <w:pPr>
+        <w:rPr>
+          <w:lang w:eastAsia="ru-RU"/>
+        </w:rPr>
+      </w:pPr>
+    </w:p>
+    <w:p>
+      <w:pPr>
+        <w:rPr>
+          <w:lang w:eastAsia="ru-RU"/>
+        </w:rPr>
+      </w:pPr>
+    </w:p>
+    <w:p>
+      <w:pPr>
+        <w:rPr>
+          <w:lang w:eastAsia="ru-RU"/>
+        </w:rPr>
+      </w:pPr>
+    </w:p>
+    <w:p>
+      <w:pPr>
+        <w:jc w:val="right"/>
+        <w:rPr>
+          <w:lang w:eastAsia="ru-RU"/>
+        </w:rPr>
+      </w:pPr>
+    </w:p>
+    <w:p>
+      <w:pPr>
         <w:pStyle w:val="TNR"/>
         <w:ind w:firstLine="0"/>
         <w:jc w:val="center"/>
       </w:pPr>
       <w:r>
+        <w:rPr>
+          <w:noProof/>
+        </w:rPr>
         <w:lastRenderedPageBreak/>
         <w:drawing>
           <wp:inline distT="0" distB="0" distL="0" distR="0" wp14:anchorId="27677FE1" wp14:editId="3B6A408A">
@@ -19513,6 +16560,9 @@
         <w:jc w:val="center"/>
       </w:pPr>
       <w:r>
+        <w:rPr>
+          <w:noProof/>
+        </w:rPr>
         <w:drawing>
           <wp:inline distT="0" distB="0" distL="0" distR="0" wp14:anchorId="4CE1FEBA" wp14:editId="560BF7C4">
             <wp:extent cx="5940425" cy="1904365"/>
@@ -19585,6 +16635,9 @@
         <w:jc w:val="center"/>
       </w:pPr>
       <w:r>
+        <w:rPr>
+          <w:noProof/>
+        </w:rPr>
         <w:lastRenderedPageBreak/>
         <w:drawing>
           <wp:inline distT="0" distB="0" distL="0" distR="0" wp14:anchorId="295DED9D" wp14:editId="5A3FE5DC">
@@ -19648,6 +16701,9 @@
         <w:jc w:val="center"/>
       </w:pPr>
       <w:r>
+        <w:rPr>
+          <w:noProof/>
+        </w:rPr>
         <w:drawing>
           <wp:inline distT="0" distB="0" distL="0" distR="0" wp14:anchorId="38A3C8A6" wp14:editId="7E5555B4">
             <wp:extent cx="3296110" cy="1486107"/>
@@ -19709,6 +16765,9 @@
         <w:jc w:val="center"/>
       </w:pPr>
       <w:r>
+        <w:rPr>
+          <w:noProof/>
+        </w:rPr>
         <w:drawing>
           <wp:inline distT="0" distB="0" distL="0" distR="0" wp14:anchorId="0B968EFA" wp14:editId="3AFE6C7A">
             <wp:extent cx="5940425" cy="255905"/>
@@ -19802,6 +16861,9 @@
         <w:jc w:val="center"/>
       </w:pPr>
       <w:r>
+        <w:rPr>
+          <w:noProof/>
+        </w:rPr>
         <w:lastRenderedPageBreak/>
         <w:drawing>
           <wp:inline distT="0" distB="0" distL="0" distR="0" wp14:anchorId="08C97D5E" wp14:editId="04A2F317">
@@ -19865,6 +16927,9 @@
         <w:jc w:val="center"/>
       </w:pPr>
       <w:r>
+        <w:rPr>
+          <w:noProof/>
+        </w:rPr>
         <w:drawing>
           <wp:inline distT="0" distB="0" distL="0" distR="0" wp14:anchorId="1038F569" wp14:editId="600F37F5">
             <wp:extent cx="5940425" cy="3368675"/>
@@ -19933,6 +16998,9 @@
         <w:jc w:val="center"/>
       </w:pPr>
       <w:r>
+        <w:rPr>
+          <w:noProof/>
+        </w:rPr>
         <w:drawing>
           <wp:inline distT="0" distB="0" distL="0" distR="0" wp14:anchorId="4A4BA76C" wp14:editId="5362BFFC">
             <wp:extent cx="2114845" cy="1533739"/>
@@ -20091,7 +17159,6 @@
         </w:rPr>
         <w:t xml:space="preserve">Разработчик: студент гр. О-5КМ41 </w:t>
       </w:r>
-      <w:proofErr w:type="spellStart"/>
       <w:r>
         <w:rPr>
           <w:rFonts w:ascii="Times New Roman" w:eastAsia="Calibri" w:hAnsi="Times New Roman" w:cs="Times New Roman"/>
@@ -20101,7 +17168,6 @@
         </w:rPr>
         <w:t>Шароян</w:t>
       </w:r>
-      <w:proofErr w:type="spellEnd"/>
       <w:r>
         <w:rPr>
           <w:rFonts w:ascii="Times New Roman" w:eastAsia="Calibri" w:hAnsi="Times New Roman" w:cs="Times New Roman"/>
@@ -20148,27 +17214,7 @@
           <w:sz w:val="28"/>
           <w:szCs w:val="28"/>
         </w:rPr>
-        <w:t xml:space="preserve">Заказчик: к.т.н., доцент </w:t>
-      </w:r>
-      <w:proofErr w:type="spellStart"/>
-      <w:r>
-        <w:rPr>
-          <w:rFonts w:ascii="Times New Roman" w:eastAsia="Calibri" w:hAnsi="Times New Roman" w:cs="Times New Roman"/>
-          <w:iCs/>
-          <w:sz w:val="28"/>
-          <w:szCs w:val="28"/>
-        </w:rPr>
-        <w:t>Калентьев</w:t>
-      </w:r>
-      <w:proofErr w:type="spellEnd"/>
-      <w:r>
-        <w:rPr>
-          <w:rFonts w:ascii="Times New Roman" w:eastAsia="Calibri" w:hAnsi="Times New Roman" w:cs="Times New Roman"/>
-          <w:iCs/>
-          <w:sz w:val="28"/>
-          <w:szCs w:val="28"/>
-        </w:rPr>
-        <w:t xml:space="preserve"> А.А.</w:t>
+        <w:t>Заказчик: к.т.н., доцент Калентьев А.А.</w:t>
       </w:r>
     </w:p>
     <w:p>
@@ -20500,68 +17546,52 @@
         <w:rPr>
           <w:rFonts w:eastAsia="Calibri"/>
         </w:rPr>
-        <w:t xml:space="preserve">, доцент </w:t>
-      </w:r>
-      <w:proofErr w:type="spellStart"/>
-      <w:r>
+        <w:t>, доцент Калентьев А. А.</w:t>
+      </w:r>
+    </w:p>
+    <w:p>
+      <w:pPr>
+        <w:pStyle w:val="TNR"/>
         <w:rPr>
           <w:rFonts w:eastAsia="Calibri"/>
         </w:rPr>
-        <w:t>Калентьев</w:t>
-      </w:r>
-      <w:proofErr w:type="spellEnd"/>
+      </w:pPr>
       <w:r>
         <w:rPr>
           <w:rFonts w:eastAsia="Calibri"/>
         </w:rPr>
-        <w:t xml:space="preserve"> А. А.</w:t>
-      </w:r>
-    </w:p>
-    <w:p>
-      <w:pPr>
-        <w:pStyle w:val="TNR"/>
+        <w:t xml:space="preserve">Разработчик: </w:t>
+      </w:r>
+      <w:r>
         <w:rPr>
           <w:rFonts w:eastAsia="Calibri"/>
         </w:rPr>
-      </w:pPr>
+        <w:t>с</w:t>
+      </w:r>
       <w:r>
         <w:rPr>
           <w:rFonts w:eastAsia="Calibri"/>
         </w:rPr>
-        <w:t xml:space="preserve">Разработчик: </w:t>
+        <w:t>тудент гр. О-5КМ</w:t>
       </w:r>
       <w:r>
         <w:rPr>
           <w:rFonts w:eastAsia="Calibri"/>
         </w:rPr>
-        <w:t>с</w:t>
+        <w:t>4</w:t>
       </w:r>
       <w:r>
         <w:rPr>
           <w:rFonts w:eastAsia="Calibri"/>
         </w:rPr>
-        <w:t>тудент гр. О-5КМ</w:t>
+        <w:t xml:space="preserve">1 НИ ТПУ </w:t>
       </w:r>
       <w:r>
         <w:rPr>
           <w:rFonts w:eastAsia="Calibri"/>
         </w:rPr>
-        <w:t>4</w:t>
-      </w:r>
-      <w:r>
-        <w:rPr>
-          <w:rFonts w:eastAsia="Calibri"/>
-        </w:rPr>
-        <w:t xml:space="preserve">1 НИ ТПУ </w:t>
-      </w:r>
-      <w:proofErr w:type="spellStart"/>
-      <w:r>
-        <w:rPr>
-          <w:rFonts w:eastAsia="Calibri"/>
-        </w:rPr>
         <w:t>Шароян</w:t>
       </w:r>
-      <w:proofErr w:type="spellEnd"/>
       <w:r>
         <w:rPr>
           <w:rFonts w:eastAsia="Calibri"/>
@@ -20905,18 +17935,15 @@
         <w:pStyle w:val="TNR"/>
       </w:pPr>
       <w:r>
-        <w:t xml:space="preserve">Учёт библиотечных изданий выполнялся вручную или с использованием простых текстовых редакторов, что требовало значительных временных </w:t>
-      </w:r>
+        <w:t>Учёт библиотечных изданий выполнялся вручную или с использованием простых текстовых редакторов, что требовало значительных временных затрат и могло приводить к ошибкам при вводе данных, неверному форматированию библиографических описаний или потере информации.</w:t>
+      </w:r>
+    </w:p>
+    <w:p>
+      <w:pPr>
+        <w:pStyle w:val="TNR"/>
+      </w:pPr>
       <w:r>
         <w:lastRenderedPageBreak/>
-        <w:t>затрат и могло приводить к ошибкам при вводе данных, неверному форматированию библиографических описаний или потере информации.</w:t>
-      </w:r>
-    </w:p>
-    <w:p>
-      <w:pPr>
-        <w:pStyle w:val="TNR"/>
-      </w:pPr>
-      <w:r>
         <w:t>С целью автоматизации процесса учёта изданий и повышения точности формирования библиографических описаний разрабатывается программное обеспечение с поддержкой различных типов изданий (книги, журналы, сборники, диссертации)</w:t>
       </w:r>
       <w:r>
@@ -21299,22 +18326,44 @@
         <w:rPr>
           <w:bCs/>
         </w:rPr>
-        <w:t xml:space="preserve"> Система должна быть реализована в виде Windows </w:t>
-      </w:r>
-      <w:proofErr w:type="spellStart"/>
-      <w:r>
+        <w:t xml:space="preserve"> Система должна быть реализована в виде Windows Forms приложения.</w:t>
+      </w:r>
+    </w:p>
+    <w:p>
+      <w:pPr>
+        <w:pStyle w:val="TNR"/>
         <w:rPr>
           <w:bCs/>
         </w:rPr>
-        <w:t>Forms</w:t>
-      </w:r>
-      <w:proofErr w:type="spellEnd"/>
+      </w:pPr>
+      <w:r>
+        <w:rPr>
+          <w:b/>
+        </w:rPr>
+        <w:t>А2.</w:t>
+      </w:r>
       <w:r>
         <w:rPr>
           <w:bCs/>
         </w:rPr>
-        <w:t xml:space="preserve"> приложения.</w:t>
-      </w:r>
+        <w:t xml:space="preserve"> Система должна использовать архитектуру Model-View.</w:t>
+      </w:r>
+    </w:p>
+    <w:p>
+      <w:pPr>
+        <w:pStyle w:val="2"/>
+        <w:rPr>
+          <w:rFonts w:eastAsia="Calibri"/>
+        </w:rPr>
+      </w:pPr>
+      <w:bookmarkStart w:id="30" w:name="_Toc228030606"/>
+      <w:r>
+        <w:rPr>
+          <w:rFonts w:eastAsia="Calibri"/>
+        </w:rPr>
+        <w:t>Требования к структуре данных</w:t>
+      </w:r>
+      <w:bookmarkEnd w:id="30"/>
     </w:p>
     <w:p>
       <w:pPr>
@@ -21327,71 +18376,29 @@
         <w:rPr>
           <w:b/>
         </w:rPr>
-        <w:t>А2.</w:t>
+        <w:t>D1.</w:t>
       </w:r>
       <w:r>
         <w:rPr>
           <w:bCs/>
         </w:rPr>
-        <w:t xml:space="preserve"> Система должна использовать архитектуру Model-View.</w:t>
-      </w:r>
-    </w:p>
-    <w:p>
-      <w:pPr>
-        <w:pStyle w:val="2"/>
-        <w:rPr>
-          <w:rFonts w:eastAsia="Calibri"/>
-        </w:rPr>
-      </w:pPr>
-      <w:bookmarkStart w:id="30" w:name="_Toc228030606"/>
-      <w:r>
-        <w:rPr>
-          <w:rFonts w:eastAsia="Calibri"/>
-        </w:rPr>
-        <w:t>Требования к структуре данных</w:t>
-      </w:r>
-      <w:bookmarkEnd w:id="30"/>
-    </w:p>
-    <w:p>
-      <w:pPr>
-        <w:pStyle w:val="TNR"/>
+        <w:t xml:space="preserve"> Данные о параметрах изданий должны хранить</w:t>
+      </w:r>
+      <w:commentRangeStart w:id="31"/>
+      <w:r>
         <w:rPr>
           <w:bCs/>
         </w:rPr>
-      </w:pPr>
-      <w:r>
-        <w:rPr>
-          <w:b/>
-        </w:rPr>
-        <w:t>D1.</w:t>
-      </w:r>
-      <w:r>
-        <w:rPr>
-          <w:bCs/>
-        </w:rPr>
-        <w:t xml:space="preserve"> Данные о параметрах изданий должны храниться в XML-файле с расширением </w:t>
-      </w:r>
-      <w:proofErr w:type="gramStart"/>
-      <w:r>
-        <w:rPr>
-          <w:bCs/>
-        </w:rPr>
-        <w:t>*.</w:t>
-      </w:r>
-      <w:proofErr w:type="spellStart"/>
-      <w:r>
-        <w:rPr>
-          <w:bCs/>
-        </w:rPr>
-        <w:t>library</w:t>
-      </w:r>
-      <w:proofErr w:type="spellEnd"/>
-      <w:proofErr w:type="gramEnd"/>
-      <w:r>
-        <w:rPr>
-          <w:bCs/>
-        </w:rPr>
-        <w:t>.</w:t>
+        <w:t>ся в XML-файле с расширением *.library.</w:t>
+      </w:r>
+      <w:commentRangeEnd w:id="31"/>
+      <w:r>
+        <w:rPr>
+          <w:rStyle w:val="ab"/>
+          <w:rFonts w:asciiTheme="minorHAnsi" w:eastAsiaTheme="minorHAnsi" w:hAnsiTheme="minorHAnsi" w:cstheme="minorBidi"/>
+          <w:lang w:eastAsia="en-US"/>
+        </w:rPr>
+        <w:commentReference w:id="31"/>
       </w:r>
     </w:p>
     <w:p>
@@ -21426,6 +18433,7 @@
           <w:lang w:val="en-US"/>
         </w:rPr>
       </w:pPr>
+      <w:commentRangeStart w:id="32"/>
       <w:r>
         <w:rPr>
           <w:bCs/>
@@ -21511,21 +18519,7 @@
         <w:rPr>
           <w:bCs/>
         </w:rPr>
-        <w:t>Диссертация (</w:t>
-      </w:r>
-      <w:proofErr w:type="spellStart"/>
-      <w:r>
-        <w:rPr>
-          <w:bCs/>
-        </w:rPr>
-        <w:t>Dissertation</w:t>
-      </w:r>
-      <w:proofErr w:type="spellEnd"/>
-      <w:r>
-        <w:rPr>
-          <w:bCs/>
-        </w:rPr>
-        <w:t>)</w:t>
+        <w:t>Диссертация (Dissertation)</w:t>
       </w:r>
       <w:r>
         <w:rPr>
@@ -21537,6 +18531,15 @@
         </w:rPr>
         <w:t xml:space="preserve"> </w:t>
       </w:r>
+      <w:commentRangeEnd w:id="32"/>
+      <w:r>
+        <w:rPr>
+          <w:rStyle w:val="ab"/>
+          <w:rFonts w:asciiTheme="minorHAnsi" w:eastAsiaTheme="minorHAnsi" w:hAnsiTheme="minorHAnsi" w:cstheme="minorBidi"/>
+          <w:lang w:eastAsia="en-US"/>
+        </w:rPr>
+        <w:commentReference w:id="32"/>
+      </w:r>
     </w:p>
     <w:p>
       <w:pPr>
@@ -21545,14 +18548,14 @@
           <w:rFonts w:eastAsia="Calibri"/>
         </w:rPr>
       </w:pPr>
-      <w:bookmarkStart w:id="31" w:name="_Toc228030607"/>
+      <w:bookmarkStart w:id="33" w:name="_Toc228030607"/>
       <w:r>
         <w:rPr>
           <w:rFonts w:eastAsia="Calibri"/>
         </w:rPr>
         <w:t>Функциональные требования</w:t>
       </w:r>
-      <w:bookmarkEnd w:id="31"/>
+      <w:bookmarkEnd w:id="33"/>
     </w:p>
     <w:p>
       <w:pPr>
@@ -21794,14 +18797,14 @@
           <w:rFonts w:eastAsia="Calibri"/>
         </w:rPr>
       </w:pPr>
-      <w:bookmarkStart w:id="32" w:name="_Toc228030608"/>
+      <w:bookmarkStart w:id="34" w:name="_Toc228030608"/>
       <w:r>
         <w:rPr>
           <w:rFonts w:eastAsia="Calibri"/>
         </w:rPr>
         <w:t>Требования к пользовательскому интерфейсу</w:t>
       </w:r>
-      <w:bookmarkEnd w:id="32"/>
+      <w:bookmarkEnd w:id="34"/>
     </w:p>
     <w:p>
       <w:pPr>
@@ -21910,7 +18913,7 @@
           <w:rFonts w:eastAsia="Calibri"/>
         </w:rPr>
       </w:pPr>
-      <w:bookmarkStart w:id="33" w:name="_Toc228030609"/>
+      <w:bookmarkStart w:id="35" w:name="_Toc228030609"/>
       <w:r>
         <w:rPr>
           <w:rFonts w:eastAsia="Calibri"/>
@@ -21929,7 +18932,7 @@
         </w:rPr>
         <w:t>программному обеспечению</w:t>
       </w:r>
-      <w:bookmarkEnd w:id="33"/>
+      <w:bookmarkEnd w:id="35"/>
     </w:p>
     <w:p>
       <w:pPr>
@@ -22054,16 +19057,16 @@
         </w:numPr>
         <w:ind w:left="360" w:hanging="360"/>
       </w:pPr>
-      <w:bookmarkStart w:id="34" w:name="_Toc74829069"/>
-      <w:bookmarkStart w:id="35" w:name="_Toc74956678"/>
-      <w:bookmarkStart w:id="36" w:name="_Toc228030610"/>
+      <w:bookmarkStart w:id="36" w:name="_Toc74829069"/>
+      <w:bookmarkStart w:id="37" w:name="_Toc74956678"/>
+      <w:bookmarkStart w:id="38" w:name="_Toc228030610"/>
       <w:r>
         <w:lastRenderedPageBreak/>
         <w:t>СПИСОК ИСПОЛЬЗОВАННЫХ ИСТОЧНИКОВ</w:t>
       </w:r>
-      <w:bookmarkEnd w:id="34"/>
-      <w:bookmarkEnd w:id="35"/>
       <w:bookmarkEnd w:id="36"/>
+      <w:bookmarkEnd w:id="37"/>
+      <w:bookmarkEnd w:id="38"/>
     </w:p>
     <w:p>
       <w:pPr>
@@ -22074,53 +19077,8 @@
         </w:numPr>
         <w:ind w:left="0" w:firstLine="709"/>
       </w:pPr>
-      <w:proofErr w:type="spellStart"/>
-      <w:r>
-        <w:t>Калентьев</w:t>
-      </w:r>
-      <w:proofErr w:type="spellEnd"/>
-      <w:r>
-        <w:t xml:space="preserve">, А. А. Новые технологии в </w:t>
-      </w:r>
-      <w:proofErr w:type="gramStart"/>
-      <w:r>
-        <w:t>программировании :</w:t>
-      </w:r>
-      <w:proofErr w:type="gramEnd"/>
-      <w:r>
-        <w:t xml:space="preserve"> учебное пособие / А. А. </w:t>
-      </w:r>
-      <w:proofErr w:type="spellStart"/>
-      <w:r>
-        <w:t>Калентьев</w:t>
-      </w:r>
-      <w:proofErr w:type="spellEnd"/>
-      <w:r>
-        <w:t xml:space="preserve">, Д. В. </w:t>
-      </w:r>
-      <w:proofErr w:type="spellStart"/>
-      <w:r>
-        <w:t>Гарайс</w:t>
-      </w:r>
-      <w:proofErr w:type="spellEnd"/>
-      <w:r>
-        <w:t xml:space="preserve">, А. Е. </w:t>
-      </w:r>
-      <w:proofErr w:type="spellStart"/>
-      <w:r>
-        <w:t>Гориянов</w:t>
-      </w:r>
-      <w:proofErr w:type="spellEnd"/>
-      <w:r>
-        <w:t xml:space="preserve">. – </w:t>
-      </w:r>
-      <w:proofErr w:type="gramStart"/>
-      <w:r>
-        <w:t>Томск :</w:t>
-      </w:r>
-      <w:proofErr w:type="gramEnd"/>
-      <w:r>
-        <w:t xml:space="preserve"> Эль Контент, 2014. – 176 с. – </w:t>
+      <w:r>
+        <w:t xml:space="preserve">Калентьев, А. А. Новые технологии в программировании : учебное пособие / А. А. Калентьев, Д. В. Гарайс, А. Е. Гориянов. – Томск : Эль Контент, 2014. – 176 с. – </w:t>
       </w:r>
       <w:r>
         <w:rPr>
@@ -22143,8 +19101,8 @@
       </w:pPr>
     </w:p>
     <w:sectPr>
-      <w:footerReference w:type="default" r:id="rId32"/>
-      <w:footerReference w:type="first" r:id="rId33"/>
+      <w:footerReference w:type="default" r:id="rId36"/>
+      <w:footerReference w:type="first" r:id="rId37"/>
       <w:pgSz w:w="11906" w:h="16838"/>
       <w:pgMar w:top="1134" w:right="850" w:bottom="1134" w:left="1701" w:header="708" w:footer="708" w:gutter="0"/>
       <w:cols w:space="708"/>
@@ -22153,6 +19111,64 @@
     </w:sectPr>
   </w:body>
 </w:document>
+</file>
+
+<file path=word/comments.xml><?xml version="1.0" encoding="utf-8"?>
+<w:comments xmlns:wpc="http://schemas.microsoft.com/office/word/2010/wordprocessingCanvas" xmlns:cx="http://schemas.microsoft.com/office/drawing/2014/chartex" xmlns:cx1="http://schemas.microsoft.com/office/drawing/2015/9/8/chartex" xmlns:cx2="http://schemas.microsoft.com/office/drawing/2015/10/21/chartex" xmlns:cx3="http://schemas.microsoft.com/office/drawing/2016/5/9/chartex" xmlns:cx4="http://schemas.microsoft.com/office/drawing/2016/5/10/chartex" xmlns:cx5="http://schemas.microsoft.com/office/drawing/2016/5/11/chartex" xmlns:cx6="http://schemas.microsoft.com/office/drawing/2016/5/12/chartex" xmlns:cx7="http://schemas.microsoft.com/office/drawing/2016/5/13/chartex" xmlns:cx8="http://schemas.microsoft.com/office/drawing/2016/5/14/chartex" xmlns:mc="http://schemas.openxmlformats.org/markup-compatibility/2006" xmlns:aink="http://schemas.microsoft.com/office/drawing/2016/ink" xmlns:am3d="http://schemas.microsoft.com/office/drawing/2017/model3d" xmlns:o="urn:schemas-microsoft-com:office:office" xmlns:r="http://schemas.openxmlformats.org/officeDocument/2006/relationships" xmlns:m="http://schemas.openxmlformats.org/officeDocument/2006/math" xmlns:v="urn:schemas-microsoft-com:vml" xmlns:wp14="http://schemas.microsoft.com/office/word/2010/wordprocessingDrawing" xmlns:wp="http://schemas.openxmlformats.org/drawingml/2006/wordprocessingDrawing" xmlns:w10="urn:schemas-microsoft-com:office:word" xmlns:w="http://schemas.openxmlformats.org/wordprocessingml/2006/main" xmlns:w14="http://schemas.microsoft.com/office/word/2010/wordml" xmlns:w15="http://schemas.microsoft.com/office/word/2012/wordml" xmlns:w16cex="http://schemas.microsoft.com/office/word/2018/wordml/cex" xmlns:w16cid="http://schemas.microsoft.com/office/word/2016/wordml/cid" xmlns:w16="http://schemas.microsoft.com/office/word/2018/wordml" xmlns:w16sdtdh="http://schemas.microsoft.com/office/word/2020/wordml/sdtdatahash" xmlns:w16se="http://schemas.microsoft.com/office/word/2015/wordml/symex" xmlns:wpg="http://schemas.microsoft.com/office/word/2010/wordprocessingGroup" xmlns:wpi="http://schemas.microsoft.com/office/word/2010/wordprocessingInk" xmlns:wne="http://schemas.microsoft.com/office/word/2006/wordml" xmlns:wps="http://schemas.microsoft.com/office/word/2010/wordprocessingShape" mc:Ignorable="w14 w15 w16se w16cid w16 w16cex w16sdtdh wp14">
+  <w:comment w:id="31" w:author="Aleksey A. Kalentev" w:date="2026-06-20T13:03:00Z" w:initials="AAK">
+    <w:p>
+      <w:pPr>
+        <w:pStyle w:val="ac"/>
+      </w:pPr>
+      <w:r>
+        <w:rPr>
+          <w:rStyle w:val="ab"/>
+        </w:rPr>
+        <w:annotationRef/>
+      </w:r>
+      <w:r>
+        <w:t>Формат</w:t>
+      </w:r>
+    </w:p>
+  </w:comment>
+  <w:comment w:id="32" w:author="Aleksey A. Kalentev" w:date="2026-06-20T13:04:00Z" w:initials="AAK">
+    <w:p>
+      <w:pPr>
+        <w:pStyle w:val="ac"/>
+      </w:pPr>
+      <w:r>
+        <w:rPr>
+          <w:rStyle w:val="ab"/>
+        </w:rPr>
+        <w:annotationRef/>
+      </w:r>
+      <w:r>
+        <w:t>Какие данные есть, ограничения?</w:t>
+      </w:r>
+    </w:p>
+  </w:comment>
+</w:comments>
+</file>
+
+<file path=word/commentsExtended.xml><?xml version="1.0" encoding="utf-8"?>
+<w15:commentsEx xmlns:wpc="http://schemas.microsoft.com/office/word/2010/wordprocessingCanvas" xmlns:cx="http://schemas.microsoft.com/office/drawing/2014/chartex" xmlns:cx1="http://schemas.microsoft.com/office/drawing/2015/9/8/chartex" xmlns:cx2="http://schemas.microsoft.com/office/drawing/2015/10/21/chartex" xmlns:cx3="http://schemas.microsoft.com/office/drawing/2016/5/9/chartex" xmlns:cx4="http://schemas.microsoft.com/office/drawing/2016/5/10/chartex" xmlns:cx5="http://schemas.microsoft.com/office/drawing/2016/5/11/chartex" xmlns:cx6="http://schemas.microsoft.com/office/drawing/2016/5/12/chartex" xmlns:cx7="http://schemas.microsoft.com/office/drawing/2016/5/13/chartex" xmlns:cx8="http://schemas.microsoft.com/office/drawing/2016/5/14/chartex" xmlns:mc="http://schemas.openxmlformats.org/markup-compatibility/2006" xmlns:aink="http://schemas.microsoft.com/office/drawing/2016/ink" xmlns:am3d="http://schemas.microsoft.com/office/drawing/2017/model3d" xmlns:o="urn:schemas-microsoft-com:office:office" xmlns:r="http://schemas.openxmlformats.org/officeDocument/2006/relationships" xmlns:m="http://schemas.openxmlformats.org/officeDocument/2006/math" xmlns:v="urn:schemas-microsoft-com:vml" xmlns:wp14="http://schemas.microsoft.com/office/word/2010/wordprocessingDrawing" xmlns:wp="http://schemas.openxmlformats.org/drawingml/2006/wordprocessingDrawing" xmlns:w10="urn:schemas-microsoft-com:office:word" xmlns:w="http://schemas.openxmlformats.org/wordprocessingml/2006/main" xmlns:w14="http://schemas.microsoft.com/office/word/2010/wordml" xmlns:w15="http://schemas.microsoft.com/office/word/2012/wordml" xmlns:w16cex="http://schemas.microsoft.com/office/word/2018/wordml/cex" xmlns:w16cid="http://schemas.microsoft.com/office/word/2016/wordml/cid" xmlns:w16="http://schemas.microsoft.com/office/word/2018/wordml" xmlns:w16sdtdh="http://schemas.microsoft.com/office/word/2020/wordml/sdtdatahash" xmlns:w16se="http://schemas.microsoft.com/office/word/2015/wordml/symex" xmlns:wpg="http://schemas.microsoft.com/office/word/2010/wordprocessingGroup" xmlns:wpi="http://schemas.microsoft.com/office/word/2010/wordprocessingInk" xmlns:wne="http://schemas.microsoft.com/office/word/2006/wordml" xmlns:wps="http://schemas.microsoft.com/office/word/2010/wordprocessingShape" mc:Ignorable="w14 w15 w16se w16cid w16 w16cex w16sdtdh wp14">
+  <w15:commentEx w15:paraId="6E8A6C63" w15:done="0"/>
+  <w15:commentEx w15:paraId="73D7B4D5" w15:done="0"/>
+</w15:commentsEx>
+</file>
+
+<file path=word/commentsExtensible.xml><?xml version="1.0" encoding="utf-8"?>
+<w16cex:commentsExtensible xmlns:wpc="http://schemas.microsoft.com/office/word/2010/wordprocessingCanvas" xmlns:cx="http://schemas.microsoft.com/office/drawing/2014/chartex" xmlns:cx1="http://schemas.microsoft.com/office/drawing/2015/9/8/chartex" xmlns:cx2="http://schemas.microsoft.com/office/drawing/2015/10/21/chartex" xmlns:cx3="http://schemas.microsoft.com/office/drawing/2016/5/9/chartex" xmlns:cx4="http://schemas.microsoft.com/office/drawing/2016/5/10/chartex" xmlns:cx5="http://schemas.microsoft.com/office/drawing/2016/5/11/chartex" xmlns:cx6="http://schemas.microsoft.com/office/drawing/2016/5/12/chartex" xmlns:cx7="http://schemas.microsoft.com/office/drawing/2016/5/13/chartex" xmlns:cx8="http://schemas.microsoft.com/office/drawing/2016/5/14/chartex" xmlns:mc="http://schemas.openxmlformats.org/markup-compatibility/2006" xmlns:aink="http://schemas.microsoft.com/office/drawing/2016/ink" xmlns:am3d="http://schemas.microsoft.com/office/drawing/2017/model3d" xmlns:o="urn:schemas-microsoft-com:office:office" xmlns:r="http://schemas.openxmlformats.org/officeDocument/2006/relationships" xmlns:m="http://schemas.openxmlformats.org/officeDocument/2006/math" xmlns:v="urn:schemas-microsoft-com:vml" xmlns:wp14="http://schemas.microsoft.com/office/word/2010/wordprocessingDrawing" xmlns:wp="http://schemas.openxmlformats.org/drawingml/2006/wordprocessingDrawing" xmlns:w10="urn:schemas-microsoft-com:office:word" xmlns:w="http://schemas.openxmlformats.org/wordprocessingml/2006/main" xmlns:w14="http://schemas.microsoft.com/office/word/2010/wordml" xmlns:w15="http://schemas.microsoft.com/office/word/2012/wordml" xmlns:w16cex="http://schemas.microsoft.com/office/word/2018/wordml/cex" xmlns:w16cid="http://schemas.microsoft.com/office/word/2016/wordml/cid" xmlns:w16="http://schemas.microsoft.com/office/word/2018/wordml" xmlns:w16sdtdh="http://schemas.microsoft.com/office/word/2020/wordml/sdtdatahash" xmlns:w16se="http://schemas.microsoft.com/office/word/2015/wordml/symex" xmlns:wpg="http://schemas.microsoft.com/office/word/2010/wordprocessingGroup" xmlns:wpi="http://schemas.microsoft.com/office/word/2010/wordprocessingInk" xmlns:wne="http://schemas.microsoft.com/office/word/2006/wordml" xmlns:wps="http://schemas.microsoft.com/office/word/2010/wordprocessingShape" mc:Ignorable="w14 w15 w16se w16cid w16 w16cex w16sdtdh wp14">
+  <w16cex:commentExtensible w16cex:durableId="2DE10E30" w16cex:dateUtc="2026-06-20T06:03:00Z"/>
+  <w16cex:commentExtensible w16cex:durableId="2DE10E47" w16cex:dateUtc="2026-06-20T06:04:00Z"/>
+</w16cex:commentsExtensible>
+</file>
+
+<file path=word/commentsIds.xml><?xml version="1.0" encoding="utf-8"?>
+<w16cid:commentsIds xmlns:wpc="http://schemas.microsoft.com/office/word/2010/wordprocessingCanvas" xmlns:cx="http://schemas.microsoft.com/office/drawing/2014/chartex" xmlns:cx1="http://schemas.microsoft.com/office/drawing/2015/9/8/chartex" xmlns:cx2="http://schemas.microsoft.com/office/drawing/2015/10/21/chartex" xmlns:cx3="http://schemas.microsoft.com/office/drawing/2016/5/9/chartex" xmlns:cx4="http://schemas.microsoft.com/office/drawing/2016/5/10/chartex" xmlns:cx5="http://schemas.microsoft.com/office/drawing/2016/5/11/chartex" xmlns:cx6="http://schemas.microsoft.com/office/drawing/2016/5/12/chartex" xmlns:cx7="http://schemas.microsoft.com/office/drawing/2016/5/13/chartex" xmlns:cx8="http://schemas.microsoft.com/office/drawing/2016/5/14/chartex" xmlns:mc="http://schemas.openxmlformats.org/markup-compatibility/2006" xmlns:aink="http://schemas.microsoft.com/office/drawing/2016/ink" xmlns:am3d="http://schemas.microsoft.com/office/drawing/2017/model3d" xmlns:o="urn:schemas-microsoft-com:office:office" xmlns:r="http://schemas.openxmlformats.org/officeDocument/2006/relationships" xmlns:m="http://schemas.openxmlformats.org/officeDocument/2006/math" xmlns:v="urn:schemas-microsoft-com:vml" xmlns:wp14="http://schemas.microsoft.com/office/word/2010/wordprocessingDrawing" xmlns:wp="http://schemas.openxmlformats.org/drawingml/2006/wordprocessingDrawing" xmlns:w10="urn:schemas-microsoft-com:office:word" xmlns:w="http://schemas.openxmlformats.org/wordprocessingml/2006/main" xmlns:w14="http://schemas.microsoft.com/office/word/2010/wordml" xmlns:w15="http://schemas.microsoft.com/office/word/2012/wordml" xmlns:w16cex="http://schemas.microsoft.com/office/word/2018/wordml/cex" xmlns:w16cid="http://schemas.microsoft.com/office/word/2016/wordml/cid" xmlns:w16="http://schemas.microsoft.com/office/word/2018/wordml" xmlns:w16sdtdh="http://schemas.microsoft.com/office/word/2020/wordml/sdtdatahash" xmlns:w16se="http://schemas.microsoft.com/office/word/2015/wordml/symex" xmlns:wpg="http://schemas.microsoft.com/office/word/2010/wordprocessingGroup" xmlns:wpi="http://schemas.microsoft.com/office/word/2010/wordprocessingInk" xmlns:wne="http://schemas.microsoft.com/office/word/2006/wordml" xmlns:wps="http://schemas.microsoft.com/office/word/2010/wordprocessingShape" mc:Ignorable="w14 w15 w16se w16cid w16 w16cex w16sdtdh wp14">
+  <w16cid:commentId w16cid:paraId="6E8A6C63" w16cid:durableId="2DE10E30"/>
+  <w16cid:commentId w16cid:paraId="73D7B4D5" w16cid:durableId="2DE10E47"/>
+</w16cid:commentsIds>
 </file>
 
 <file path=word/endnotes.xml><?xml version="1.0" encoding="utf-8"?>
@@ -22190,40 +19206,54 @@
         <w:docPartUnique/>
       </w:docPartObj>
     </w:sdtPr>
-    <w:sdtEndPr/>
+    <w:sdtEndPr>
+      <w:rPr>
+        <w:rFonts w:ascii="Times New Roman" w:hAnsi="Times New Roman" w:cs="Times New Roman"/>
+      </w:rPr>
+    </w:sdtEndPr>
     <w:sdtContent>
       <w:p>
         <w:pPr>
           <w:pStyle w:val="a5"/>
-          <w:jc w:val="right"/>
+          <w:jc w:val="center"/>
+          <w:rPr>
+            <w:rFonts w:ascii="Times New Roman" w:hAnsi="Times New Roman" w:cs="Times New Roman"/>
+          </w:rPr>
         </w:pPr>
         <w:r>
+          <w:rPr>
+            <w:rFonts w:ascii="Times New Roman" w:hAnsi="Times New Roman" w:cs="Times New Roman"/>
+          </w:rPr>
           <w:fldChar w:fldCharType="begin"/>
         </w:r>
         <w:r>
+          <w:rPr>
+            <w:rFonts w:ascii="Times New Roman" w:hAnsi="Times New Roman" w:cs="Times New Roman"/>
+          </w:rPr>
           <w:instrText>PAGE   \* MERGEFORMAT</w:instrText>
         </w:r>
         <w:r>
+          <w:rPr>
+            <w:rFonts w:ascii="Times New Roman" w:hAnsi="Times New Roman" w:cs="Times New Roman"/>
+          </w:rPr>
           <w:fldChar w:fldCharType="separate"/>
         </w:r>
         <w:r>
           <w:rPr>
+            <w:rFonts w:ascii="Times New Roman" w:hAnsi="Times New Roman" w:cs="Times New Roman"/>
             <w:noProof/>
           </w:rPr>
           <w:t>5</w:t>
         </w:r>
         <w:r>
+          <w:rPr>
+            <w:rFonts w:ascii="Times New Roman" w:hAnsi="Times New Roman" w:cs="Times New Roman"/>
+          </w:rPr>
           <w:fldChar w:fldCharType="end"/>
         </w:r>
       </w:p>
     </w:sdtContent>
   </w:sdt>
-  <w:p>
-    <w:pPr>
-      <w:pStyle w:val="TNR"/>
-      <w:jc w:val="center"/>
-    </w:pPr>
-  </w:p>
 </w:ftr>
 </file>
 
@@ -23281,6 +20311,14 @@
   </w:num>
   <w:numIdMacAtCleanup w:val="3"/>
 </w:numbering>
+</file>
+
+<file path=word/people.xml><?xml version="1.0" encoding="utf-8"?>
+<w15:people xmlns:wpc="http://schemas.microsoft.com/office/word/2010/wordprocessingCanvas" xmlns:cx="http://schemas.microsoft.com/office/drawing/2014/chartex" xmlns:cx1="http://schemas.microsoft.com/office/drawing/2015/9/8/chartex" xmlns:cx2="http://schemas.microsoft.com/office/drawing/2015/10/21/chartex" xmlns:cx3="http://schemas.microsoft.com/office/drawing/2016/5/9/chartex" xmlns:cx4="http://schemas.microsoft.com/office/drawing/2016/5/10/chartex" xmlns:cx5="http://schemas.microsoft.com/office/drawing/2016/5/11/chartex" xmlns:cx6="http://schemas.microsoft.com/office/drawing/2016/5/12/chartex" xmlns:cx7="http://schemas.microsoft.com/office/drawing/2016/5/13/chartex" xmlns:cx8="http://schemas.microsoft.com/office/drawing/2016/5/14/chartex" xmlns:mc="http://schemas.openxmlformats.org/markup-compatibility/2006" xmlns:aink="http://schemas.microsoft.com/office/drawing/2016/ink" xmlns:am3d="http://schemas.microsoft.com/office/drawing/2017/model3d" xmlns:o="urn:schemas-microsoft-com:office:office" xmlns:r="http://schemas.openxmlformats.org/officeDocument/2006/relationships" xmlns:m="http://schemas.openxmlformats.org/officeDocument/2006/math" xmlns:v="urn:schemas-microsoft-com:vml" xmlns:wp14="http://schemas.microsoft.com/office/word/2010/wordprocessingDrawing" xmlns:wp="http://schemas.openxmlformats.org/drawingml/2006/wordprocessingDrawing" xmlns:w10="urn:schemas-microsoft-com:office:word" xmlns:w="http://schemas.openxmlformats.org/wordprocessingml/2006/main" xmlns:w14="http://schemas.microsoft.com/office/word/2010/wordml" xmlns:w15="http://schemas.microsoft.com/office/word/2012/wordml" xmlns:w16cex="http://schemas.microsoft.com/office/word/2018/wordml/cex" xmlns:w16cid="http://schemas.microsoft.com/office/word/2016/wordml/cid" xmlns:w16="http://schemas.microsoft.com/office/word/2018/wordml" xmlns:w16sdtdh="http://schemas.microsoft.com/office/word/2020/wordml/sdtdatahash" xmlns:w16se="http://schemas.microsoft.com/office/word/2015/wordml/symex" xmlns:wpg="http://schemas.microsoft.com/office/word/2010/wordprocessingGroup" xmlns:wpi="http://schemas.microsoft.com/office/word/2010/wordprocessingInk" xmlns:wne="http://schemas.microsoft.com/office/word/2006/wordml" xmlns:wps="http://schemas.microsoft.com/office/word/2010/wordprocessingShape" mc:Ignorable="w14 w15 w16se w16cid w16 w16cex w16sdtdh wp14">
+  <w15:person w15:author="Aleksey A. Kalentev">
+    <w15:presenceInfo w15:providerId="AD" w15:userId="S-1-5-21-507921405-1993962763-1957994488-151096"/>
+  </w15:person>
+</w15:people>
 </file>
 
 <file path=word/styles.xml><?xml version="1.0" encoding="utf-8"?>
